--- a/Spark.docx
+++ b/Spark.docx
@@ -4,577 +4,2029 @@
   <w:body>
     <w:p>
       <w:r>
-        <w:t># Spark</w:t>
-      </w:r>
-    </w:p>
-    <w:p>
-      <w:r>
-        <w:t>Azure ---&gt; data storage: file system: adls (azure datalake storage)</w:t>
-      </w:r>
-    </w:p>
-    <w:p>
-      <w:r>
-        <w:t>AWS   ---&gt; data storage: AWS S3</w:t>
-      </w:r>
-    </w:p>
-    <w:p>
-      <w:r>
-        <w:t>GCP   ---&gt; data storage: GCS (google cloud storage)</w:t>
-      </w:r>
-    </w:p>
-    <w:p/>
-    <w:p>
-      <w:r>
-        <w:t>spark ---&gt; is used to process big data with high speed</w:t>
-      </w:r>
-    </w:p>
-    <w:p>
-      <w:r>
-        <w:t xml:space="preserve">what is spark? is an </w:t>
-      </w:r>
-      <w:r>
-        <w:t>execution</w:t>
-      </w:r>
-      <w:r>
-        <w:t xml:space="preserve"> engine with two features.</w:t>
-      </w:r>
-    </w:p>
-    <w:p>
-      <w:r>
-        <w:t xml:space="preserve">   1. In memory computing. --&gt; 100 times faster than regular disk based computing</w:t>
-      </w:r>
-    </w:p>
-    <w:p>
-      <w:r>
-        <w:t xml:space="preserve">   2. MPP (massive parallel process)</w:t>
-      </w:r>
-    </w:p>
-    <w:p>
-      <w:r>
-        <w:t>what is parallel process Vs massive parallel process</w:t>
-      </w:r>
-    </w:p>
-    <w:p/>
-    <w:p>
-      <w:r>
-        <w:t>PP ---&gt; paralle</w:t>
-      </w:r>
-      <w:r>
-        <w:t>l</w:t>
-      </w:r>
-      <w:r>
-        <w:t xml:space="preserve"> process with in single </w:t>
-      </w:r>
-      <w:r>
-        <w:t>syste</w:t>
-      </w:r>
-      <w:r>
-        <w:t>m</w:t>
-      </w:r>
-      <w:r>
-        <w:t xml:space="preserve"> by multi co</w:t>
-      </w:r>
-      <w:r>
-        <w:t>r</w:t>
-      </w:r>
-      <w:r>
-        <w:t>e of processor.</w:t>
-      </w:r>
-    </w:p>
-    <w:p>
-      <w:r>
-        <w:t xml:space="preserve"> eg: processor has 4 cores.</w:t>
-      </w:r>
-    </w:p>
-    <w:p/>
-    <w:p>
-      <w:r>
-        <w:t xml:space="preserve"> x = [10,20,30,40,50,60,70,80,90,100,200,300]</w:t>
-      </w:r>
-    </w:p>
-    <w:p>
-      <w:r>
-        <w:t xml:space="preserve"> len(x) = 12</w:t>
-      </w:r>
-    </w:p>
-    <w:p>
-      <w:r>
-        <w:t xml:space="preserve"> # to find sum, in spark</w:t>
-      </w:r>
-    </w:p>
-    <w:p>
-      <w:r>
-        <w:t xml:space="preserve"> # spark data object are called "RDD"s --&gt; Resilient distributed datasets</w:t>
-      </w:r>
-    </w:p>
-    <w:p>
-      <w:r>
-        <w:t xml:space="preserve"> # sc --&gt; sparkContext</w:t>
-      </w:r>
-    </w:p>
-    <w:p>
-      <w:r>
-        <w:t xml:space="preserve"> rdd1 = sc.parallelie(x,4)</w:t>
-      </w:r>
-    </w:p>
-    <w:p>
-      <w:r>
-        <w:t xml:space="preserve"> # rdd1 has 4 partitions</w:t>
-      </w:r>
-    </w:p>
-    <w:p>
-      <w:r>
-        <w:t xml:space="preserve"> # run time these partitions will be distributed and processed by multiple cores of the processor </w:t>
-      </w:r>
-      <w:r>
-        <w:t>parallelly</w:t>
-      </w:r>
-      <w:r>
-        <w:t>.</w:t>
-      </w:r>
-    </w:p>
-    <w:p>
-      <w:r>
-        <w:t># partition 1 --&gt; [10,20,30] ---&gt; assigned to core1</w:t>
-      </w:r>
-    </w:p>
-    <w:p>
-      <w:r>
-        <w:t># partition 2 --&gt; [40,50,60] ---&gt; assigned to core2</w:t>
-      </w:r>
-    </w:p>
-    <w:p>
-      <w:r>
-        <w:t># partition 3 --&gt; [70,80,90] ---&gt; assigned to core3</w:t>
-      </w:r>
-    </w:p>
-    <w:p>
-      <w:r>
-        <w:t># partition 4 --&gt; [100,200,300] ---&gt; assigned to core4</w:t>
-      </w:r>
-    </w:p>
-    <w:p/>
-    <w:p>
-      <w:r>
+        <w:t>Apache Spark is an open</w:t>
+      </w:r>
+      <w:r>
+        <w:noBreakHyphen/>
+        <w:t>source, distributed computing engine designed for large</w:t>
+      </w:r>
+      <w:r>
+        <w:noBreakHyphen/>
+        <w:t>scale data processing in data engineering, analytics, and machine learning – it lets you process terabytes or petabytes of data across a cluster much faster than traditional tools like Hadoop MapReduce</w:t>
+      </w:r>
+    </w:p>
+    <w:p>
+      <w:r>
+        <w:t>At its heart, Spark is a </w:t>
+      </w:r>
+      <w:r>
+        <w:rPr>
+          <w:b/>
+          <w:bCs/>
+        </w:rPr>
+        <w:t>unified analytics engine</w:t>
+      </w:r>
+      <w:r>
+        <w:t> – a software framework that runs data jobs not on a single machine, but across many machines (a cluster) in parallel. It’s built so that data engineers, data scientists, and analysts can write code in languages like Python (PySpark), SQL, Scala, or Java and have that code run efficiently on big datasets.</w:t>
+      </w:r>
+    </w:p>
+    <w:p>
+      <w:r>
+        <w:t>Key characteristics:</w:t>
+      </w:r>
+    </w:p>
+    <w:p>
+      <w:pPr>
+        <w:numPr>
+          <w:ilvl w:val="0"/>
+          <w:numId w:val="1"/>
+        </w:numPr>
+      </w:pPr>
+      <w:r>
+        <w:t>Runs on a </w:t>
+      </w:r>
+      <w:r>
+        <w:rPr>
+          <w:b/>
+          <w:bCs/>
+        </w:rPr>
+        <w:t>cluster</w:t>
+      </w:r>
+      <w:r>
+        <w:t> (many servers) or a single machine (e.g., your laptop).</w:t>
+      </w:r>
+    </w:p>
+    <w:p>
+      <w:pPr>
+        <w:numPr>
+          <w:ilvl w:val="0"/>
+          <w:numId w:val="1"/>
+        </w:numPr>
+      </w:pPr>
+      <w:r>
+        <w:t>Works with </w:t>
+      </w:r>
+      <w:r>
+        <w:rPr>
+          <w:b/>
+          <w:bCs/>
+        </w:rPr>
+        <w:t>batch</w:t>
+      </w:r>
+      <w:r>
+        <w:t> (historical data) and </w:t>
+      </w:r>
+      <w:r>
+        <w:rPr>
+          <w:b/>
+          <w:bCs/>
+        </w:rPr>
+        <w:t>streaming</w:t>
+      </w:r>
+      <w:r>
+        <w:t> (real</w:t>
+      </w:r>
+      <w:r>
+        <w:noBreakHyphen/>
+        <w:t>time / near</w:t>
+      </w:r>
+      <w:r>
+        <w:noBreakHyphen/>
+        <w:t>real</w:t>
+      </w:r>
+      <w:r>
+        <w:noBreakHyphen/>
+        <w:t>time) data.</w:t>
+      </w:r>
+    </w:p>
+    <w:p>
+      <w:pPr>
+        <w:numPr>
+          <w:ilvl w:val="0"/>
+          <w:numId w:val="1"/>
+        </w:numPr>
+      </w:pPr>
+      <w:r>
+        <w:t>Supports not just ETL, but also SQL analytics, machine learning, and graph processing in one framework.</w:t>
+      </w:r>
+    </w:p>
+    <w:p>
+      <w:pPr>
+        <w:rPr>
+          <w:b/>
+          <w:bCs/>
+        </w:rPr>
+      </w:pPr>
+      <w:r>
+        <w:rPr>
+          <w:b/>
+          <w:bCs/>
+        </w:rPr>
+        <w:t>How Spark works (architecture)</w:t>
+      </w:r>
+    </w:p>
+    <w:p>
+      <w:r>
+        <w:t>A Spark job runs on a cluster managed by a </w:t>
+      </w:r>
+      <w:r>
+        <w:rPr>
+          <w:b/>
+          <w:bCs/>
+        </w:rPr>
+        <w:t>cluster manager</w:t>
+      </w:r>
+      <w:r>
+        <w:t> (e.g., YARN, Kubernetes, or Spark’s own). Inside the cluster:</w:t>
+      </w:r>
+    </w:p>
+    <w:p>
+      <w:pPr>
+        <w:numPr>
+          <w:ilvl w:val="0"/>
+          <w:numId w:val="2"/>
+        </w:numPr>
+      </w:pPr>
+      <w:r>
+        <w:rPr>
+          <w:b/>
+          <w:bCs/>
+        </w:rPr>
+        <w:t>Driver</w:t>
+      </w:r>
+      <w:r>
+        <w:t> – The main process that coordinates the job, parses the code, and schedules tasks.</w:t>
+      </w:r>
+    </w:p>
+    <w:p>
+      <w:pPr>
+        <w:numPr>
+          <w:ilvl w:val="0"/>
+          <w:numId w:val="2"/>
+        </w:numPr>
+      </w:pPr>
+      <w:r>
+        <w:rPr>
+          <w:b/>
+          <w:bCs/>
+        </w:rPr>
+        <w:t>Executors</w:t>
+      </w:r>
+      <w:r>
+        <w:t xml:space="preserve"> – Worker processes on each node (machine) that </w:t>
+      </w:r>
+      <w:proofErr w:type="gramStart"/>
+      <w:r>
+        <w:t>actually run</w:t>
+      </w:r>
+      <w:proofErr w:type="gramEnd"/>
+      <w:r>
+        <w:t xml:space="preserve"> the code and store data in memory/disk.</w:t>
+      </w:r>
+    </w:p>
+    <w:p>
+      <w:r>
+        <w:t>Spark breaks the job into small </w:t>
+      </w:r>
+      <w:r>
+        <w:rPr>
+          <w:b/>
+          <w:bCs/>
+        </w:rPr>
+        <w:t>tasks</w:t>
+      </w:r>
+      <w:r>
+        <w:t> and sends them to executors, so the work happens in parallel across the cluster.</w:t>
+      </w:r>
+    </w:p>
+    <w:p>
+      <w:pPr>
+        <w:rPr>
+          <w:b/>
+          <w:bCs/>
+        </w:rPr>
+      </w:pPr>
+      <w:r>
+        <w:rPr>
+          <w:b/>
+          <w:bCs/>
+        </w:rPr>
+        <w:t>Core abstraction: Resilient Distributed Datasets (RDDs)</w:t>
+      </w:r>
+    </w:p>
+    <w:p>
+      <w:r>
+        <w:t>Spark’s original data abstraction is the </w:t>
+      </w:r>
+      <w:r>
+        <w:rPr>
+          <w:b/>
+          <w:bCs/>
+        </w:rPr>
+        <w:t>RDD (Resilient Distributed Dataset)</w:t>
+      </w:r>
+      <w:r>
+        <w:t>:</w:t>
+      </w:r>
+    </w:p>
+    <w:p>
+      <w:pPr>
+        <w:numPr>
+          <w:ilvl w:val="0"/>
+          <w:numId w:val="3"/>
+        </w:numPr>
+      </w:pPr>
+      <w:r>
+        <w:t>An RDD is a read</w:t>
+      </w:r>
+      <w:r>
+        <w:noBreakHyphen/>
+        <w:t>only, partitioned collection of records that lives across the cluster.</w:t>
+      </w:r>
+    </w:p>
+    <w:p>
+      <w:pPr>
+        <w:numPr>
+          <w:ilvl w:val="0"/>
+          <w:numId w:val="3"/>
+        </w:numPr>
+      </w:pPr>
+      <w:r>
+        <w:t>It’s </w:t>
+      </w:r>
+      <w:r>
+        <w:rPr>
+          <w:b/>
+          <w:bCs/>
+        </w:rPr>
+        <w:t>resilient</w:t>
+      </w:r>
+      <w:r>
+        <w:t> because if a node fails, Spark can recompute lost partitions using lineage (the history of transformations).</w:t>
+      </w:r>
+    </w:p>
+    <w:p>
+      <w:r>
+        <w:t>Operations on RDDs:</w:t>
+      </w:r>
+    </w:p>
+    <w:p>
+      <w:pPr>
+        <w:numPr>
+          <w:ilvl w:val="0"/>
+          <w:numId w:val="4"/>
+        </w:numPr>
+      </w:pPr>
+      <w:r>
+        <w:rPr>
+          <w:b/>
+          <w:bCs/>
+        </w:rPr>
+        <w:t>Transformations</w:t>
+      </w:r>
+      <w:r>
+        <w:t> (e.g., map, filter, join, groupBy) – lazy, define a plan of how data will be processed.</w:t>
+      </w:r>
+      <w:r>
+        <w:rPr>
+          <w:rFonts w:ascii="Arial" w:hAnsi="Arial" w:cs="Arial"/>
+        </w:rPr>
+        <w:t>​</w:t>
+      </w:r>
+    </w:p>
+    <w:p>
+      <w:pPr>
+        <w:numPr>
+          <w:ilvl w:val="0"/>
+          <w:numId w:val="4"/>
+        </w:numPr>
+      </w:pPr>
+      <w:r>
+        <w:rPr>
+          <w:b/>
+          <w:bCs/>
+        </w:rPr>
         <w:lastRenderedPageBreak/>
-        <w:t xml:space="preserve"># all above 4 cores executes the independent task </w:t>
-      </w:r>
-      <w:r>
-        <w:t>parallelly</w:t>
-      </w:r>
-    </w:p>
-    <w:p/>
-    <w:p>
-      <w:r>
-        <w:t># result by core1  ---&gt; 60</w:t>
-      </w:r>
-    </w:p>
-    <w:p>
-      <w:r>
-        <w:t># result by core2  ---&gt; 150</w:t>
-      </w:r>
-    </w:p>
-    <w:p>
-      <w:r>
-        <w:t># result by core3  ---&gt; 240</w:t>
-      </w:r>
-    </w:p>
-    <w:p>
-      <w:r>
-        <w:t># result by core4  ---&gt; 600</w:t>
-      </w:r>
-    </w:p>
-    <w:p/>
-    <w:p>
-      <w:r>
-        <w:t>#all above result are collected by any of free core1 and computes final sum ---&gt; 1050 = x.sum()</w:t>
-      </w:r>
-    </w:p>
-    <w:p/>
-    <w:p>
-      <w:r>
-        <w:t xml:space="preserve"># all above </w:t>
-      </w:r>
-      <w:r>
-        <w:t>happened</w:t>
-      </w:r>
-      <w:r>
-        <w:t xml:space="preserve"> in single system  --&gt; called 'normal PP'</w:t>
-      </w:r>
-    </w:p>
-    <w:p/>
-    <w:p>
-      <w:r>
-        <w:t xml:space="preserve">MPP ---&gt; </w:t>
-      </w:r>
-      <w:r>
-        <w:t>Massive</w:t>
-      </w:r>
-      <w:r>
-        <w:t xml:space="preserve"> parallel process</w:t>
-      </w:r>
-    </w:p>
-    <w:p>
-      <w:r>
-        <w:t>same parallel process processed by a cluster</w:t>
-      </w:r>
-    </w:p>
-    <w:p/>
-    <w:p>
-      <w:r>
-        <w:t>what is cluster? --&gt; a network of group of nodes act as single server.</w:t>
-      </w:r>
-    </w:p>
-    <w:p>
-      <w:r>
-        <w:t xml:space="preserve">how many tasks? no. of tasks = </w:t>
-      </w:r>
-      <w:r>
-        <w:t>no. of</w:t>
-      </w:r>
-      <w:r>
-        <w:t xml:space="preserve"> partitions</w:t>
-      </w:r>
-    </w:p>
-    <w:p/>
-    <w:p>
-      <w:r>
-        <w:t>case 1:</w:t>
-      </w:r>
-    </w:p>
-    <w:p>
-      <w:r>
-        <w:t>how many parallel processes at a time?</w:t>
-      </w:r>
-    </w:p>
-    <w:p>
-      <w:proofErr w:type="spellStart"/>
-      <w:r>
-        <w:t>i</w:t>
-      </w:r>
-      <w:proofErr w:type="spellEnd"/>
-      <w:r>
-        <w:t xml:space="preserve"> have 5 worker node cluster and each node has 4 cores. total no. of cores are 5*4=20. total no. of parallel processes at a time = 20</w:t>
-      </w:r>
-    </w:p>
-    <w:p/>
-    <w:p>
-      <w:r>
-        <w:t>case2:</w:t>
-      </w:r>
-    </w:p>
-    <w:p>
-      <w:r>
-        <w:t>5 worker node cluster with 4 cores in each node.</w:t>
-      </w:r>
-    </w:p>
-    <w:p>
-      <w:r>
-        <w:t>data has 30 partitions</w:t>
-      </w:r>
-    </w:p>
-    <w:p>
-      <w:r>
-        <w:t>How many tasks for the job -- 30 tasks</w:t>
-      </w:r>
-    </w:p>
-    <w:p/>
-    <w:p>
+        <w:t>Actions</w:t>
+      </w:r>
+      <w:r>
+        <w:t> (e.g., count, collect, saveAsTextFile) – trigger the actual execution on the cluster.</w:t>
+      </w:r>
+      <w:r>
+        <w:rPr>
+          <w:rFonts w:ascii="Arial" w:hAnsi="Arial" w:cs="Arial"/>
+        </w:rPr>
+        <w:t>​</w:t>
+      </w:r>
+    </w:p>
+    <w:p>
+      <w:r>
+        <w:t>Because Spark can keep data in memory (RAM) across multiple steps, it’s much faster than Hadoop MapReduce, which typically writes intermediate data to disk after each step.</w:t>
+      </w:r>
+    </w:p>
+    <w:p>
+      <w:pPr>
+        <w:rPr>
+          <w:b/>
+          <w:bCs/>
+        </w:rPr>
+      </w:pPr>
+      <w:r>
+        <w:rPr>
+          <w:b/>
+          <w:bCs/>
+        </w:rPr>
+        <w:t>High</w:t>
+      </w:r>
+      <w:r>
+        <w:rPr>
+          <w:b/>
+          <w:bCs/>
+        </w:rPr>
+        <w:noBreakHyphen/>
+        <w:t>level APIs (what data engineers use daily)</w:t>
+      </w:r>
+    </w:p>
+    <w:p>
+      <w:r>
+        <w:t>Today, most data engineers work with Spark’s higher</w:t>
+      </w:r>
+      <w:r>
+        <w:noBreakHyphen/>
+        <w:t>level APIs on top of RDDs, not RDDs directly:</w:t>
+      </w:r>
+    </w:p>
+    <w:p>
+      <w:pPr>
+        <w:numPr>
+          <w:ilvl w:val="0"/>
+          <w:numId w:val="15"/>
+        </w:numPr>
+        <w:spacing w:after="0" w:line="0" w:lineRule="atLeast"/>
+        <w:rPr>
+          <w:lang w:val="sv-SE"/>
+        </w:rPr>
+      </w:pPr>
+      <w:r>
+        <w:rPr>
+          <w:b/>
+          <w:bCs/>
+          <w:lang w:val="sv-SE"/>
+        </w:rPr>
+        <w:t>DataFrames / Datasets (PySpark, Scala, Java, R)</w:t>
+      </w:r>
+    </w:p>
+    <w:p>
+      <w:pPr>
+        <w:numPr>
+          <w:ilvl w:val="1"/>
+          <w:numId w:val="15"/>
+        </w:numPr>
+        <w:spacing w:after="0" w:line="0" w:lineRule="atLeast"/>
+      </w:pPr>
+      <w:r>
+        <w:t>Tabular, schema</w:t>
+      </w:r>
+      <w:r>
+        <w:noBreakHyphen/>
+        <w:t>defined data (like a table in a database or a pandas DataFrame).</w:t>
+      </w:r>
+    </w:p>
+    <w:p>
+      <w:pPr>
+        <w:numPr>
+          <w:ilvl w:val="1"/>
+          <w:numId w:val="15"/>
+        </w:numPr>
+        <w:spacing w:after="0" w:line="0" w:lineRule="atLeast"/>
+      </w:pPr>
+      <w:r>
+        <w:t>You can apply SQL</w:t>
+      </w:r>
+      <w:r>
+        <w:noBreakHyphen/>
+        <w:t xml:space="preserve">like operations: select, filter, groupBy, join, agg, </w:t>
+      </w:r>
+      <w:r>
+        <w:t>etc...</w:t>
+      </w:r>
+    </w:p>
+    <w:p>
+      <w:pPr>
+        <w:spacing w:after="0" w:line="0" w:lineRule="atLeast"/>
+      </w:pPr>
+      <w:r>
+        <w:t>Example (PySpark):</w:t>
+      </w:r>
+    </w:p>
+    <w:p>
+      <w:pPr>
+        <w:spacing w:after="0" w:line="0" w:lineRule="atLeast"/>
+      </w:pPr>
+    </w:p>
+    <w:p>
+      <w:pPr>
+        <w:spacing w:after="0" w:line="0" w:lineRule="atLeast"/>
+        <w:ind w:left="720"/>
+      </w:pPr>
+      <w:r>
+        <w:t>df = spark.read.parquet("s3a://my-bucket/sales/")</w:t>
+      </w:r>
+    </w:p>
+    <w:p>
+      <w:pPr>
+        <w:spacing w:after="0" w:line="0" w:lineRule="atLeast"/>
+        <w:ind w:left="720"/>
+      </w:pPr>
+      <w:r>
+        <w:t>daily_sales = df \</w:t>
+      </w:r>
+    </w:p>
+    <w:p>
+      <w:pPr>
+        <w:spacing w:after="0" w:line="0" w:lineRule="atLeast"/>
+        <w:ind w:left="720"/>
+      </w:pPr>
+      <w:r>
+        <w:t xml:space="preserve">  .filter("date &gt;= '2025-01-01'") \</w:t>
+      </w:r>
+    </w:p>
+    <w:p>
+      <w:pPr>
+        <w:spacing w:after="0" w:line="0" w:lineRule="atLeast"/>
+        <w:ind w:left="720"/>
+      </w:pPr>
+      <w:r>
+        <w:t xml:space="preserve">  .groupBy("date", "product_id") \</w:t>
+      </w:r>
+    </w:p>
+    <w:p>
+      <w:pPr>
+        <w:spacing w:after="0" w:line="0" w:lineRule="atLeast"/>
+        <w:ind w:left="720"/>
+      </w:pPr>
+      <w:r>
+        <w:t xml:space="preserve">  .agg({"amount": "sum"}) \</w:t>
+      </w:r>
+    </w:p>
+    <w:p>
+      <w:pPr>
+        <w:spacing w:after="0" w:line="0" w:lineRule="atLeast"/>
+        <w:ind w:left="720"/>
+      </w:pPr>
+      <w:r>
+        <w:t xml:space="preserve">  .withColumnRenamed("sum(amount)", "daily_revenue")</w:t>
+      </w:r>
+    </w:p>
+    <w:p>
+      <w:pPr>
+        <w:spacing w:after="0" w:line="0" w:lineRule="atLeast"/>
+        <w:ind w:left="720"/>
+      </w:pPr>
+      <w:r>
+        <w:t>daily_sales.write.mode("overwrite").saveAsTable("sales_daily")</w:t>
+      </w:r>
+    </w:p>
+    <w:p>
+      <w:pPr>
+        <w:numPr>
+          <w:ilvl w:val="0"/>
+          <w:numId w:val="15"/>
+        </w:numPr>
+        <w:spacing w:after="0" w:line="0" w:lineRule="atLeast"/>
+      </w:pPr>
+      <w:r>
+        <w:rPr>
+          <w:b/>
+          <w:bCs/>
+        </w:rPr>
+        <w:t>Spark SQL</w:t>
+      </w:r>
+    </w:p>
+    <w:p>
+      <w:pPr>
+        <w:numPr>
+          <w:ilvl w:val="1"/>
+          <w:numId w:val="15"/>
+        </w:numPr>
+        <w:spacing w:after="0" w:line="0" w:lineRule="atLeast"/>
+      </w:pPr>
+      <w:r>
+        <w:t>Allows writing SQL queries that run on Spark DataFrames/tables.</w:t>
+      </w:r>
+    </w:p>
+    <w:p>
+      <w:pPr>
+        <w:numPr>
+          <w:ilvl w:val="1"/>
+          <w:numId w:val="15"/>
+        </w:numPr>
+        <w:spacing w:after="0" w:line="0" w:lineRule="atLeast"/>
+      </w:pPr>
+      <w:r>
+        <w:t>Used heavily for interactive analytics and ad</w:t>
+      </w:r>
+      <w:r>
+        <w:noBreakHyphen/>
+        <w:t>hoc queries in BI tools.</w:t>
+      </w:r>
+      <w:r>
+        <w:rPr>
+          <w:rFonts w:ascii="Arial" w:hAnsi="Arial" w:cs="Arial"/>
+        </w:rPr>
+        <w:t>​</w:t>
+      </w:r>
+    </w:p>
+    <w:p>
+      <w:pPr>
+        <w:numPr>
+          <w:ilvl w:val="0"/>
+          <w:numId w:val="15"/>
+        </w:numPr>
+        <w:spacing w:after="0" w:line="0" w:lineRule="atLeast"/>
+      </w:pPr>
+      <w:r>
+        <w:rPr>
+          <w:b/>
+          <w:bCs/>
+        </w:rPr>
+        <w:t>Structured Streaming</w:t>
+      </w:r>
+    </w:p>
+    <w:p>
+      <w:pPr>
+        <w:numPr>
+          <w:ilvl w:val="1"/>
+          <w:numId w:val="15"/>
+        </w:numPr>
+        <w:spacing w:after="0" w:line="0" w:lineRule="atLeast"/>
+      </w:pPr>
+      <w:r>
+        <w:t>A unified API for both batch and streaming using DataFrames.</w:t>
+      </w:r>
+    </w:p>
+    <w:p>
+      <w:pPr>
+        <w:numPr>
+          <w:ilvl w:val="1"/>
+          <w:numId w:val="15"/>
+        </w:numPr>
+        <w:spacing w:after="0" w:line="0" w:lineRule="atLeast"/>
+      </w:pPr>
+      <w:r>
+        <w:t>Lets you write the same code for “historical backfill” and “real</w:t>
+      </w:r>
+      <w:r>
+        <w:noBreakHyphen/>
+        <w:t>time stream”.</w:t>
+      </w:r>
+      <w:r>
+        <w:rPr>
+          <w:rFonts w:ascii="Arial" w:hAnsi="Arial" w:cs="Arial"/>
+        </w:rPr>
+        <w:t>​</w:t>
+      </w:r>
+    </w:p>
+    <w:p>
+      <w:pPr>
+        <w:numPr>
+          <w:ilvl w:val="0"/>
+          <w:numId w:val="15"/>
+        </w:numPr>
+        <w:spacing w:after="0" w:line="0" w:lineRule="atLeast"/>
+      </w:pPr>
+      <w:r>
+        <w:rPr>
+          <w:b/>
+          <w:bCs/>
+        </w:rPr>
+        <w:t>Libraries built into Spark</w:t>
+      </w:r>
+    </w:p>
+    <w:p>
+      <w:pPr>
+        <w:numPr>
+          <w:ilvl w:val="1"/>
+          <w:numId w:val="15"/>
+        </w:numPr>
+        <w:spacing w:after="0" w:line="0" w:lineRule="atLeast"/>
+      </w:pPr>
+      <w:r>
+        <w:rPr>
+          <w:b/>
+          <w:bCs/>
+        </w:rPr>
+        <w:t>MLlib</w:t>
+      </w:r>
+      <w:r>
+        <w:t> – Distributed machine learning (e.g., train models on big feature tables).</w:t>
+      </w:r>
+    </w:p>
+    <w:p>
+      <w:pPr>
+        <w:numPr>
+          <w:ilvl w:val="1"/>
+          <w:numId w:val="15"/>
+        </w:numPr>
+        <w:spacing w:after="0" w:line="0" w:lineRule="atLeast"/>
+      </w:pPr>
+      <w:r>
+        <w:rPr>
+          <w:b/>
+          <w:bCs/>
+        </w:rPr>
+        <w:t>GraphX</w:t>
+      </w:r>
+      <w:r>
+        <w:t> – Graph processing (e.g., social networks, recommendations).</w:t>
+      </w:r>
+      <w:r>
+        <w:rPr>
+          <w:rFonts w:ascii="Arial" w:hAnsi="Arial" w:cs="Arial"/>
+        </w:rPr>
+        <w:t>​</w:t>
+      </w:r>
+    </w:p>
+    <w:p>
+      <w:pPr>
+        <w:numPr>
+          <w:ilvl w:val="1"/>
+          <w:numId w:val="15"/>
+        </w:numPr>
+        <w:spacing w:after="0" w:line="0" w:lineRule="atLeast"/>
+      </w:pPr>
+      <w:r>
+        <w:rPr>
+          <w:b/>
+          <w:bCs/>
+        </w:rPr>
+        <w:t>Spark Streaming</w:t>
+      </w:r>
+      <w:r>
+        <w:t> – Older low</w:t>
+      </w:r>
+      <w:r>
+        <w:noBreakHyphen/>
+        <w:t>level streaming, still used in some systems.</w:t>
+      </w:r>
+    </w:p>
+    <w:p>
+      <w:pPr>
+        <w:spacing w:after="0" w:line="0" w:lineRule="atLeast"/>
+        <w:rPr>
+          <w:b/>
+          <w:bCs/>
+        </w:rPr>
+      </w:pPr>
+      <w:r>
+        <w:rPr>
+          <w:b/>
+          <w:bCs/>
+        </w:rPr>
+        <w:t>Why Spark is central in data engineering</w:t>
+      </w:r>
+    </w:p>
+    <w:p>
+      <w:pPr>
+        <w:spacing w:after="0" w:line="0" w:lineRule="atLeast"/>
+      </w:pPr>
+      <w:r>
+        <w:t>Spark is one of the most important tools in data engineering because it solves key problems at scale:</w:t>
+      </w:r>
+    </w:p>
+    <w:p>
+      <w:pPr>
+        <w:numPr>
+          <w:ilvl w:val="0"/>
+          <w:numId w:val="16"/>
+        </w:numPr>
+        <w:spacing w:after="0" w:line="0" w:lineRule="atLeast"/>
+      </w:pPr>
+      <w:r>
+        <w:rPr>
+          <w:b/>
+          <w:bCs/>
+        </w:rPr>
+        <w:t>Performance</w:t>
+      </w:r>
+    </w:p>
+    <w:p>
+      <w:pPr>
+        <w:numPr>
+          <w:ilvl w:val="1"/>
+          <w:numId w:val="16"/>
+        </w:numPr>
+        <w:spacing w:after="0" w:line="0" w:lineRule="atLeast"/>
+      </w:pPr>
+      <w:r>
+        <w:t>In</w:t>
+      </w:r>
+      <w:r>
+        <w:noBreakHyphen/>
+        <w:t>memory processing and optimized query execution (Catalyst optimizer) make it much faster than traditional batch tools for many workloads.</w:t>
+      </w:r>
+    </w:p>
+    <w:p>
+      <w:pPr>
+        <w:numPr>
+          <w:ilvl w:val="1"/>
+          <w:numId w:val="16"/>
+        </w:numPr>
+        <w:spacing w:after="0" w:line="0" w:lineRule="atLeast"/>
+      </w:pPr>
+      <w:r>
+        <w:t>Complex multi</w:t>
+      </w:r>
+      <w:r>
+        <w:noBreakHyphen/>
+        <w:t>step pipelines (e.g., many joins, aggregations) finish in minutes instead of hours.</w:t>
+      </w:r>
+    </w:p>
+    <w:p>
+      <w:pPr>
+        <w:numPr>
+          <w:ilvl w:val="0"/>
+          <w:numId w:val="16"/>
+        </w:numPr>
+        <w:spacing w:after="0" w:line="0" w:lineRule="atLeast"/>
+      </w:pPr>
+      <w:r>
+        <w:rPr>
+          <w:b/>
+          <w:bCs/>
+        </w:rPr>
+        <w:t>Scale</w:t>
+      </w:r>
+    </w:p>
+    <w:p>
+      <w:pPr>
+        <w:numPr>
+          <w:ilvl w:val="1"/>
+          <w:numId w:val="16"/>
+        </w:numPr>
+        <w:spacing w:after="0" w:line="0" w:lineRule="atLeast"/>
+      </w:pPr>
       <w:r>
         <w:lastRenderedPageBreak/>
-        <w:t>first 20 tasks assigned to 20 cores and 21 to 30 tasks are in waiting. once any of the cores became free remain tasks will be assigned to cores.</w:t>
-      </w:r>
-    </w:p>
-    <w:p/>
-    <w:p>
-      <w:r>
-        <w:t>Spark:</w:t>
-      </w:r>
-    </w:p>
-    <w:p>
-      <w:r>
-        <w:t xml:space="preserve"> 1. Execution engine with 2 features </w:t>
-      </w:r>
-      <w:r>
-        <w:t>(in</w:t>
-      </w:r>
-      <w:r>
-        <w:t xml:space="preserve"> memory computing and MPP)</w:t>
-      </w:r>
-    </w:p>
-    <w:p/>
-    <w:p>
-      <w:r>
-        <w:t xml:space="preserve"> Spark execution modes:</w:t>
-      </w:r>
-    </w:p>
-    <w:p>
-      <w:r>
-        <w:t xml:space="preserve">  1. Standalone    ---------&gt; single node based</w:t>
-      </w:r>
-    </w:p>
-    <w:p>
-      <w:r>
-        <w:t xml:space="preserve">  2. Cluster mode  ---------&gt; Multi node based</w:t>
-      </w:r>
-    </w:p>
-    <w:p/>
-    <w:p>
-      <w:r>
-        <w:t xml:space="preserve">  Spark supports below clusters:</w:t>
-      </w:r>
-    </w:p>
-    <w:p>
-      <w:r>
-        <w:t xml:space="preserve">  1. Hadoop    ----&gt; is a big data framework has two services 1. HDFS (hadoops distributed file system 2. *mapreduce --&gt; to process (outdated) and *Tez - to process (outdated)</w:t>
-      </w:r>
-    </w:p>
-    <w:p>
-      <w:r>
-        <w:t xml:space="preserve">  2. Databricks -- available for 3 public clouds AWS, GCP and Azure</w:t>
-      </w:r>
-    </w:p>
-    <w:p>
-      <w:r>
-        <w:t xml:space="preserve">  3. Kubernetes -- available for all clouds</w:t>
-      </w:r>
-    </w:p>
-    <w:p>
-      <w:r>
-        <w:t xml:space="preserve">  4. synapse -- Azure synapse </w:t>
-      </w:r>
-      <w:r>
-        <w:t>analytics</w:t>
-      </w:r>
-      <w:r>
-        <w:t xml:space="preserve"> is a package has 4 services.</w:t>
-      </w:r>
-    </w:p>
-    <w:p>
-      <w:r>
-        <w:t xml:space="preserve">                   Azure datalake gen2</w:t>
-      </w:r>
-    </w:p>
-    <w:p>
-      <w:r>
-        <w:t xml:space="preserve">                   Azure synapse sql pool --&gt; cloud DWH</w:t>
-      </w:r>
-    </w:p>
-    <w:p>
-      <w:r>
-        <w:t xml:space="preserve">                   Azure synapse spark pool --&gt; to create spark cluster in cloud</w:t>
-      </w:r>
-    </w:p>
-    <w:p>
-      <w:r>
-        <w:t xml:space="preserve">                   Azure synapse pipelines (ETL)</w:t>
-      </w:r>
-    </w:p>
-    <w:p/>
-    <w:p>
-      <w:r>
-        <w:t xml:space="preserve">  5. Dataproc ---&gt; Goodle GCP Service to create spark cluster</w:t>
-      </w:r>
-    </w:p>
-    <w:p>
-      <w:r>
-        <w:t xml:space="preserve">Spark data objects called RDD's </w:t>
-      </w:r>
-      <w:r>
-        <w:t>(resilient</w:t>
-      </w:r>
-      <w:r>
-        <w:t xml:space="preserve"> distributed datasets)</w:t>
-      </w:r>
-    </w:p>
-    <w:p/>
-    <w:p>
-      <w:r>
-        <w:t>what is RDD --&gt; is a logical name and is collection of data partitions.</w:t>
-      </w:r>
-    </w:p>
-    <w:p>
-      <w:r>
-        <w:t xml:space="preserve">                Runtime these partitions are loaded in RAM's of different nodes of the cluster</w:t>
-      </w:r>
-    </w:p>
-    <w:p>
-      <w:r>
-        <w:t xml:space="preserve">                These partitions will be executed by multi node paralley(MPP)</w:t>
-      </w:r>
-    </w:p>
-    <w:p/>
-    <w:p>
-      <w:r>
+        <w:t>Can handle datasets from gigabytes to petabytes by adding more nodes to the cluster.</w:t>
+      </w:r>
+    </w:p>
+    <w:p>
+      <w:pPr>
+        <w:numPr>
+          <w:ilvl w:val="1"/>
+          <w:numId w:val="16"/>
+        </w:numPr>
+        <w:spacing w:after="0" w:line="0" w:lineRule="atLeast"/>
+      </w:pPr>
+      <w:r>
+        <w:t>Many companies use Spark clusters with thousands of cores to process daily batch jobs.</w:t>
+      </w:r>
+    </w:p>
+    <w:p>
+      <w:pPr>
+        <w:numPr>
+          <w:ilvl w:val="0"/>
+          <w:numId w:val="16"/>
+        </w:numPr>
+        <w:spacing w:after="0" w:line="0" w:lineRule="atLeast"/>
+      </w:pPr>
+      <w:r>
+        <w:rPr>
+          <w:b/>
+          <w:bCs/>
+        </w:rPr>
+        <w:t>Unified engine</w:t>
+      </w:r>
+    </w:p>
+    <w:p>
+      <w:pPr>
+        <w:numPr>
+          <w:ilvl w:val="1"/>
+          <w:numId w:val="16"/>
+        </w:numPr>
+        <w:spacing w:after="0" w:line="0" w:lineRule="atLeast"/>
+      </w:pPr>
+      <w:r>
+        <w:t>One framework for ETL, analytics (SQL), and ML (MLlib) reduces the need to glue together many different tools.</w:t>
+      </w:r>
+    </w:p>
+    <w:p>
+      <w:pPr>
+        <w:numPr>
+          <w:ilvl w:val="1"/>
+          <w:numId w:val="16"/>
+        </w:numPr>
+        <w:spacing w:after="0" w:line="0" w:lineRule="atLeast"/>
+      </w:pPr>
+      <w:r>
+        <w:t>Easier to maintain, debug, and share code between engineering and data science teams.</w:t>
+      </w:r>
+    </w:p>
+    <w:p>
+      <w:pPr>
+        <w:spacing w:after="0" w:line="0" w:lineRule="atLeast"/>
+        <w:rPr>
+          <w:b/>
+          <w:bCs/>
+        </w:rPr>
+      </w:pPr>
+      <w:r>
+        <w:rPr>
+          <w:b/>
+          <w:bCs/>
+        </w:rPr>
+        <w:t>Main use cases in data engineering</w:t>
+      </w:r>
+    </w:p>
+    <w:p>
+      <w:pPr>
+        <w:spacing w:after="0" w:line="0" w:lineRule="atLeast"/>
+      </w:pPr>
+      <w:r>
+        <w:t>Data engineers use Spark daily in scenarios like:</w:t>
+      </w:r>
+    </w:p>
+    <w:p>
+      <w:pPr>
+        <w:numPr>
+          <w:ilvl w:val="0"/>
+          <w:numId w:val="17"/>
+        </w:numPr>
+        <w:spacing w:after="0" w:line="0" w:lineRule="atLeast"/>
+      </w:pPr>
+      <w:r>
+        <w:rPr>
+          <w:b/>
+          <w:bCs/>
+        </w:rPr>
+        <w:t>Batch ETL pipelines</w:t>
+      </w:r>
+    </w:p>
+    <w:p>
+      <w:pPr>
+        <w:numPr>
+          <w:ilvl w:val="1"/>
+          <w:numId w:val="17"/>
+        </w:numPr>
+        <w:spacing w:after="0" w:line="0" w:lineRule="atLeast"/>
+      </w:pPr>
+      <w:r>
+        <w:t>Read data from sources (files, databases, Kafka) → transform (clean, join, aggregate) → write to data lake/warehouse (Parquet, Delta, Snowflake, etc.).</w:t>
+      </w:r>
+    </w:p>
+    <w:p>
+      <w:pPr>
+        <w:numPr>
+          <w:ilvl w:val="1"/>
+          <w:numId w:val="17"/>
+        </w:numPr>
+        <w:spacing w:after="0" w:line="0" w:lineRule="atLeast"/>
+      </w:pPr>
+      <w:r>
+        <w:t>Example: daily job that joins user logs, orders, and payments and writes a clean fact_orders table.</w:t>
+      </w:r>
+    </w:p>
+    <w:p>
+      <w:pPr>
+        <w:numPr>
+          <w:ilvl w:val="0"/>
+          <w:numId w:val="17"/>
+        </w:numPr>
+        <w:spacing w:after="0" w:line="0" w:lineRule="atLeast"/>
+      </w:pPr>
+      <w:r>
+        <w:rPr>
+          <w:b/>
+          <w:bCs/>
+        </w:rPr>
+        <w:t>Data lake processing</w:t>
+      </w:r>
+    </w:p>
+    <w:p>
+      <w:pPr>
+        <w:numPr>
+          <w:ilvl w:val="1"/>
+          <w:numId w:val="17"/>
+        </w:numPr>
+        <w:spacing w:after="0" w:line="0" w:lineRule="atLeast"/>
+      </w:pPr>
+      <w:r>
+        <w:t>Transform raw data in the lake (e.g., JSON, CSV) into structured, optimized formats (Parquet, Delta) for analytics.</w:t>
+      </w:r>
+    </w:p>
+    <w:p>
+      <w:pPr>
+        <w:numPr>
+          <w:ilvl w:val="1"/>
+          <w:numId w:val="17"/>
+        </w:numPr>
+        <w:spacing w:after="0" w:line="0" w:lineRule="atLeast"/>
+      </w:pPr>
+      <w:r>
+        <w:t>Apply schema, partition, and compress data so that downstream queries are fast.</w:t>
+      </w:r>
+    </w:p>
+    <w:p>
+      <w:pPr>
+        <w:numPr>
+          <w:ilvl w:val="0"/>
+          <w:numId w:val="17"/>
+        </w:numPr>
+        <w:spacing w:after="0" w:line="0" w:lineRule="atLeast"/>
+      </w:pPr>
+      <w:r>
+        <w:rPr>
+          <w:b/>
+          <w:bCs/>
+        </w:rPr>
+        <w:t>Real</w:t>
+      </w:r>
+      <w:r>
+        <w:rPr>
+          <w:b/>
+          <w:bCs/>
+        </w:rPr>
+        <w:noBreakHyphen/>
+        <w:t>time / streaming pipelines</w:t>
+      </w:r>
+    </w:p>
+    <w:p>
+      <w:pPr>
+        <w:numPr>
+          <w:ilvl w:val="1"/>
+          <w:numId w:val="17"/>
+        </w:numPr>
+        <w:spacing w:after="0" w:line="0" w:lineRule="atLeast"/>
+      </w:pPr>
+      <w:r>
+        <w:t>Ingest streams from Kafka, Kinesis, or Pulsar → process in near</w:t>
+      </w:r>
+      <w:r>
+        <w:noBreakHyphen/>
+        <w:t>real time → write to tables or dashboards.</w:t>
+      </w:r>
+    </w:p>
+    <w:p>
+      <w:pPr>
+        <w:numPr>
+          <w:ilvl w:val="1"/>
+          <w:numId w:val="17"/>
+        </w:numPr>
+        <w:spacing w:after="0" w:line="0" w:lineRule="atLeast"/>
+      </w:pPr>
+      <w:r>
+        <w:t>Example: real</w:t>
+      </w:r>
+      <w:r>
+        <w:noBreakHyphen/>
+        <w:t>time clickstream aggregation to power a live dashboard.</w:t>
+      </w:r>
+      <w:r>
+        <w:rPr>
+          <w:rFonts w:ascii="Arial" w:hAnsi="Arial" w:cs="Arial"/>
+        </w:rPr>
+        <w:t>​</w:t>
+      </w:r>
+    </w:p>
+    <w:p>
+      <w:pPr>
+        <w:numPr>
+          <w:ilvl w:val="0"/>
+          <w:numId w:val="17"/>
+        </w:numPr>
+        <w:spacing w:after="0" w:line="0" w:lineRule="atLeast"/>
+      </w:pPr>
+      <w:r>
+        <w:rPr>
+          <w:b/>
+          <w:bCs/>
+        </w:rPr>
+        <w:t>Interactive analytics / ad</w:t>
+      </w:r>
+      <w:r>
+        <w:rPr>
+          <w:b/>
+          <w:bCs/>
+        </w:rPr>
+        <w:noBreakHyphen/>
+        <w:t>hoc queries</w:t>
+      </w:r>
+    </w:p>
+    <w:p>
+      <w:pPr>
+        <w:numPr>
+          <w:ilvl w:val="1"/>
+          <w:numId w:val="17"/>
+        </w:numPr>
+        <w:spacing w:after="0" w:line="0" w:lineRule="atLeast"/>
+      </w:pPr>
+      <w:r>
+        <w:t>Act as the engine behind BI tools (e.g., Tableau, Looker) that query large datasets.</w:t>
+      </w:r>
+    </w:p>
+    <w:p>
+      <w:pPr>
+        <w:numPr>
+          <w:ilvl w:val="1"/>
+          <w:numId w:val="17"/>
+        </w:numPr>
+        <w:spacing w:after="0" w:line="0" w:lineRule="atLeast"/>
+      </w:pPr>
+      <w:r>
+        <w:t>Run complex SQL queries over terabytes of data in seconds/minutes.</w:t>
+      </w:r>
+      <w:r>
+        <w:rPr>
+          <w:rFonts w:ascii="Arial" w:hAnsi="Arial" w:cs="Arial"/>
+        </w:rPr>
+        <w:t>​</w:t>
+      </w:r>
+    </w:p>
+    <w:p>
+      <w:pPr>
+        <w:numPr>
+          <w:ilvl w:val="0"/>
+          <w:numId w:val="17"/>
+        </w:numPr>
+        <w:spacing w:after="0" w:line="0" w:lineRule="atLeast"/>
+      </w:pPr>
+      <w:r>
+        <w:rPr>
+          <w:b/>
+          <w:bCs/>
+        </w:rPr>
+        <w:t>Feature engineering and ML pipelines</w:t>
+      </w:r>
+    </w:p>
+    <w:p>
+      <w:pPr>
+        <w:numPr>
+          <w:ilvl w:val="1"/>
+          <w:numId w:val="17"/>
+        </w:numPr>
+        <w:spacing w:after="0" w:line="0" w:lineRule="atLeast"/>
+      </w:pPr>
+      <w:r>
+        <w:t>Prepare large feature tables for ML models (e.g., user behavior features, time</w:t>
+      </w:r>
+      <w:r>
+        <w:noBreakHyphen/>
+        <w:t>based aggregates).</w:t>
+      </w:r>
+    </w:p>
+    <w:p>
+      <w:pPr>
+        <w:numPr>
+          <w:ilvl w:val="1"/>
+          <w:numId w:val="17"/>
+        </w:numPr>
+        <w:spacing w:after="0" w:line="0" w:lineRule="atLeast"/>
+      </w:pPr>
+      <w:r>
+        <w:t>Train or evaluate models at scale using MLlib (or integrate with external ML frameworks).</w:t>
+      </w:r>
+    </w:p>
+    <w:p>
+      <w:pPr>
+        <w:spacing w:after="0" w:line="0" w:lineRule="atLeast"/>
+        <w:rPr>
+          <w:b/>
+          <w:bCs/>
+        </w:rPr>
+      </w:pPr>
+      <w:r>
+        <w:rPr>
+          <w:b/>
+          <w:bCs/>
+        </w:rPr>
+        <w:t>How Spark fits into the modern data stack</w:t>
+      </w:r>
+    </w:p>
+    <w:p>
+      <w:pPr>
+        <w:spacing w:after="0" w:line="0" w:lineRule="atLeast"/>
+      </w:pPr>
+      <w:r>
+        <w:t>In a typical data engineering architecture, Spark often sits in the middle:</w:t>
+      </w:r>
+    </w:p>
+    <w:p>
+      <w:pPr>
+        <w:numPr>
+          <w:ilvl w:val="0"/>
+          <w:numId w:val="18"/>
+        </w:numPr>
+        <w:spacing w:after="0" w:line="0" w:lineRule="atLeast"/>
+      </w:pPr>
+      <w:r>
+        <w:rPr>
+          <w:b/>
+          <w:bCs/>
+        </w:rPr>
+        <w:t>Sources</w:t>
+      </w:r>
+      <w:r>
+        <w:t> → Kafka, S3, DBs, APIs, logs</w:t>
+      </w:r>
+    </w:p>
+    <w:p>
+      <w:pPr>
+        <w:numPr>
+          <w:ilvl w:val="0"/>
+          <w:numId w:val="18"/>
+        </w:numPr>
+        <w:spacing w:after="0" w:line="0" w:lineRule="atLeast"/>
+      </w:pPr>
+      <w:r>
+        <w:rPr>
+          <w:b/>
+          <w:bCs/>
+        </w:rPr>
+        <w:t>Spark</w:t>
+      </w:r>
+    </w:p>
+    <w:p>
+      <w:pPr>
+        <w:numPr>
+          <w:ilvl w:val="1"/>
+          <w:numId w:val="18"/>
+        </w:numPr>
+        <w:spacing w:after="0" w:line="0" w:lineRule="atLeast"/>
+      </w:pPr>
+      <w:r>
+        <w:t>Reads raw data</w:t>
+      </w:r>
+    </w:p>
+    <w:p>
+      <w:pPr>
+        <w:numPr>
+          <w:ilvl w:val="1"/>
+          <w:numId w:val="18"/>
+        </w:numPr>
+        <w:spacing w:after="0" w:line="0" w:lineRule="atLeast"/>
+      </w:pPr>
+      <w:r>
+        <w:t>Runs ETL, transformations, enrichments</w:t>
+      </w:r>
+    </w:p>
+    <w:p>
+      <w:pPr>
+        <w:numPr>
+          <w:ilvl w:val="1"/>
+          <w:numId w:val="18"/>
+        </w:numPr>
+        <w:spacing w:after="0" w:line="0" w:lineRule="atLeast"/>
+      </w:pPr>
+      <w:r>
+        <w:t>Outputs to structured storage (lake/warehouse)</w:t>
+      </w:r>
+    </w:p>
+    <w:p>
+      <w:pPr>
+        <w:numPr>
+          <w:ilvl w:val="0"/>
+          <w:numId w:val="18"/>
+        </w:numPr>
+        <w:spacing w:after="0" w:line="0" w:lineRule="atLeast"/>
+      </w:pPr>
+      <w:r>
+        <w:rPr>
+          <w:b/>
+          <w:bCs/>
+        </w:rPr>
+        <w:t>Consumers</w:t>
+      </w:r>
+      <w:r>
+        <w:t> → BI tools (Power BI, Tableau), ML systems, dashboards, other apps.</w:t>
+      </w:r>
+    </w:p>
+    <w:p>
+      <w:pPr>
+        <w:spacing w:after="0" w:line="0" w:lineRule="atLeast"/>
+      </w:pPr>
+      <w:r>
+        <w:t>It’s commonly run on:</w:t>
+      </w:r>
+    </w:p>
+    <w:p>
+      <w:pPr>
+        <w:numPr>
+          <w:ilvl w:val="0"/>
+          <w:numId w:val="19"/>
+        </w:numPr>
+        <w:spacing w:after="0" w:line="0" w:lineRule="atLeast"/>
+      </w:pPr>
+      <w:r>
+        <w:t>Cloud platforms (AWS EMR / Glue, GCP Dataproc, Azure Databricks, Snowflake).</w:t>
+      </w:r>
+    </w:p>
+    <w:p>
+      <w:pPr>
+        <w:numPr>
+          <w:ilvl w:val="0"/>
+          <w:numId w:val="19"/>
+        </w:numPr>
+        <w:spacing w:after="0" w:line="0" w:lineRule="atLeast"/>
+      </w:pPr>
+      <w:r>
+        <w:t>Kubernetes or on</w:t>
+      </w:r>
+      <w:r>
+        <w:noBreakHyphen/>
+        <w:t>prem clusters with YARN / Standalone.</w:t>
+      </w:r>
+    </w:p>
+    <w:p>
+      <w:pPr>
+        <w:spacing w:after="0" w:line="0" w:lineRule="atLeast"/>
+        <w:rPr>
+          <w:b/>
+          <w:bCs/>
+        </w:rPr>
+      </w:pPr>
+      <w:r>
+        <w:rPr>
+          <w:b/>
+          <w:bCs/>
+        </w:rPr>
+        <w:t>Strengths and weaknesses</w:t>
+      </w:r>
+    </w:p>
+    <w:p>
+      <w:pPr>
+        <w:spacing w:after="0" w:line="0" w:lineRule="atLeast"/>
+      </w:pPr>
+      <w:r>
+        <w:rPr>
+          <w:b/>
+          <w:bCs/>
+        </w:rPr>
         <w:lastRenderedPageBreak/>
-        <w:t>Two types of operations on RDD are transformations and actions.</w:t>
-      </w:r>
-    </w:p>
-    <w:p>
-      <w:pPr>
-        <w:rPr>
-          <w:lang w:val="sv-SE"/>
-        </w:rPr>
-      </w:pPr>
-      <w:r>
-        <w:rPr>
-          <w:lang w:val="sv-SE"/>
-        </w:rPr>
-        <w:t>RDD transformations:</w:t>
-      </w:r>
-    </w:p>
-    <w:p>
-      <w:pPr>
-        <w:rPr>
-          <w:lang w:val="sv-SE"/>
-        </w:rPr>
-      </w:pPr>
-      <w:r>
-        <w:rPr>
-          <w:lang w:val="sv-SE"/>
-        </w:rPr>
-        <w:t>eg. RDD.map()</w:t>
-      </w:r>
-    </w:p>
-    <w:p>
-      <w:pPr>
-        <w:rPr>
-          <w:lang w:val="sv-SE"/>
-        </w:rPr>
-      </w:pPr>
-      <w:r>
-        <w:rPr>
-          <w:lang w:val="sv-SE"/>
-        </w:rPr>
-        <w:t xml:space="preserve">    RDD.flatMap()</w:t>
-      </w:r>
-    </w:p>
-    <w:p>
-      <w:pPr>
-        <w:rPr>
-          <w:lang w:val="sv-SE"/>
-        </w:rPr>
-      </w:pPr>
-      <w:r>
-        <w:rPr>
-          <w:lang w:val="sv-SE"/>
-        </w:rPr>
-        <w:t xml:space="preserve">    RDD.filter()</w:t>
-      </w:r>
-    </w:p>
-    <w:p>
-      <w:pPr>
-        <w:rPr>
-          <w:lang w:val="sv-SE"/>
-        </w:rPr>
-      </w:pPr>
-      <w:r>
-        <w:rPr>
-          <w:lang w:val="sv-SE"/>
-        </w:rPr>
-        <w:t xml:space="preserve">    RDD.groupBykey()</w:t>
-      </w:r>
-    </w:p>
-    <w:p>
-      <w:r>
-        <w:rPr>
-          <w:lang w:val="sv-SE"/>
-        </w:rPr>
-        <w:t xml:space="preserve">    </w:t>
-      </w:r>
-      <w:r>
-        <w:t>RDD.reduceByKey()</w:t>
-      </w:r>
-    </w:p>
-    <w:p/>
-    <w:p>
-      <w:r>
-        <w:t>RDD actions:</w:t>
-      </w:r>
-    </w:p>
-    <w:p>
-      <w:r>
-        <w:t>eg. RDD.collect()</w:t>
-      </w:r>
-    </w:p>
-    <w:p>
-      <w:r>
-        <w:t xml:space="preserve">    RDD.saveAsTextFile()</w:t>
-      </w:r>
-    </w:p>
-    <w:p>
-      <w:r>
-        <w:t xml:space="preserve">    RDD.sum()</w:t>
-      </w:r>
-    </w:p>
-    <w:p>
-      <w:r>
-        <w:t xml:space="preserve">    RDD.reduce()</w:t>
-      </w:r>
-    </w:p>
-    <w:p/>
-    <w:p>
-      <w:r>
-        <w:t>When you perform transformation in existing RDD, A new RDD will be declared. But won't be executed.</w:t>
-      </w:r>
-    </w:p>
-    <w:p/>
-    <w:p>
-      <w:r>
-        <w:t>Whe</w:t>
-      </w:r>
-      <w:r>
-        <w:t>n</w:t>
-      </w:r>
-      <w:r>
-        <w:t xml:space="preserve"> you perform action on RDD, entire dataflow will be executed from its root RDD</w:t>
-      </w:r>
-    </w:p>
-    <w:p/>
-    <w:p>
-      <w:r>
-        <w:t>RDD Case1</w:t>
-      </w:r>
-    </w:p>
-    <w:p>
-      <w:r>
-        <w:t>x=[10,20,30,40,50,60]</w:t>
-      </w:r>
-    </w:p>
-    <w:p/>
-    <w:p>
-      <w:r>
-        <w:t>r1 = sc.parallelize(x, 2)             #   root         #r1 declared</w:t>
-      </w:r>
-    </w:p>
-    <w:p>
-      <w:r>
-        <w:t>r2 = r1.map(lambda v: v+100)          # transformation #r2 decalred</w:t>
-      </w:r>
-    </w:p>
-    <w:p>
-      <w:r>
-        <w:t>r3 = r2.filter(lambda x : x&gt;130)      # transformation #r3 declared</w:t>
-      </w:r>
-    </w:p>
-    <w:p>
-      <w:r>
-        <w:t>r3.collect() # action</w:t>
-      </w:r>
-    </w:p>
-    <w:p>
-      <w:r>
-        <w:t xml:space="preserve">---&gt; the script will </w:t>
-      </w:r>
-      <w:r>
-        <w:t>submitted</w:t>
-      </w:r>
-      <w:r>
-        <w:t xml:space="preserve"> to 'DAG' engine. (DAG -- Directed Acyclic Graph)</w:t>
-      </w:r>
+        <w:t>Strengths</w:t>
+      </w:r>
+      <w:r>
+        <w:t>:</w:t>
+      </w:r>
+    </w:p>
+    <w:p>
+      <w:pPr>
+        <w:numPr>
+          <w:ilvl w:val="0"/>
+          <w:numId w:val="20"/>
+        </w:numPr>
+        <w:spacing w:after="0" w:line="0" w:lineRule="atLeast"/>
+      </w:pPr>
+      <w:r>
+        <w:t>Very fast for many batch/streaming workloads (especially in</w:t>
+      </w:r>
+      <w:r>
+        <w:noBreakHyphen/>
+        <w:t>memory operations).</w:t>
+      </w:r>
+    </w:p>
+    <w:p>
+      <w:pPr>
+        <w:numPr>
+          <w:ilvl w:val="0"/>
+          <w:numId w:val="20"/>
+        </w:numPr>
+        <w:spacing w:after="0" w:line="0" w:lineRule="atLeast"/>
+      </w:pPr>
+      <w:r>
+        <w:t>Single engine for batch, streaming, SQL, ML, and graphs.</w:t>
+      </w:r>
+    </w:p>
+    <w:p>
+      <w:pPr>
+        <w:numPr>
+          <w:ilvl w:val="0"/>
+          <w:numId w:val="20"/>
+        </w:numPr>
+        <w:spacing w:after="0" w:line="0" w:lineRule="atLeast"/>
+      </w:pPr>
+      <w:r>
+        <w:t>Great ecosystem (PySpark, Delta Lake, Iceberg, Databricks, huge open</w:t>
+      </w:r>
+      <w:r>
+        <w:noBreakHyphen/>
+        <w:t>source community).</w:t>
+      </w:r>
+    </w:p>
+    <w:p>
+      <w:pPr>
+        <w:spacing w:after="0" w:line="0" w:lineRule="atLeast"/>
+      </w:pPr>
+      <w:r>
+        <w:rPr>
+          <w:b/>
+          <w:bCs/>
+        </w:rPr>
+        <w:t>Weaknesses</w:t>
+      </w:r>
+      <w:r>
+        <w:t>:</w:t>
+      </w:r>
+    </w:p>
+    <w:p>
+      <w:pPr>
+        <w:numPr>
+          <w:ilvl w:val="0"/>
+          <w:numId w:val="21"/>
+        </w:numPr>
+        <w:spacing w:after="0" w:line="0" w:lineRule="atLeast"/>
+      </w:pPr>
+      <w:r>
+        <w:t>Complex to tune (memory, parallelism, shuffles, broadcast) – bad config can make jobs slow or fail.</w:t>
+      </w:r>
+    </w:p>
+    <w:p>
+      <w:pPr>
+        <w:numPr>
+          <w:ilvl w:val="0"/>
+          <w:numId w:val="21"/>
+        </w:numPr>
+        <w:spacing w:after="0" w:line="0" w:lineRule="atLeast"/>
+      </w:pPr>
+      <w:r>
+        <w:t>JVM</w:t>
+      </w:r>
+      <w:r>
+        <w:noBreakHyphen/>
+        <w:t>based → can be heavy on memory and startup time vs. leaner tools (e.g., DuckDB, Flink).</w:t>
+      </w:r>
+    </w:p>
+    <w:p>
+      <w:pPr>
+        <w:numPr>
+          <w:ilvl w:val="0"/>
+          <w:numId w:val="21"/>
+        </w:numPr>
+        <w:spacing w:after="0" w:line="0" w:lineRule="atLeast"/>
+      </w:pPr>
+      <w:r>
+        <w:t>Steeper learning curve, especially if doing performance tuning or debugging failures.</w:t>
+      </w:r>
+    </w:p>
+    <w:p>
+      <w:pPr>
+        <w:spacing w:after="0" w:line="0" w:lineRule="atLeast"/>
+        <w:rPr>
+          <w:b/>
+          <w:bCs/>
+        </w:rPr>
+      </w:pPr>
+      <w:r>
+        <w:rPr>
+          <w:b/>
+          <w:bCs/>
+        </w:rPr>
+        <w:t>When to use Spark (vs alternatives)</w:t>
+      </w:r>
+    </w:p>
+    <w:p>
+      <w:pPr>
+        <w:spacing w:after="0" w:line="0" w:lineRule="atLeast"/>
+      </w:pPr>
+      <w:r>
+        <w:t>Use Spark when:</w:t>
+      </w:r>
+    </w:p>
+    <w:p>
+      <w:pPr>
+        <w:numPr>
+          <w:ilvl w:val="0"/>
+          <w:numId w:val="22"/>
+        </w:numPr>
+        <w:spacing w:after="0" w:line="0" w:lineRule="atLeast"/>
+      </w:pPr>
+      <w:r>
+        <w:t>You have </w:t>
+      </w:r>
+      <w:r>
+        <w:rPr>
+          <w:b/>
+          <w:bCs/>
+        </w:rPr>
+        <w:t>big data</w:t>
+      </w:r>
+      <w:r>
+        <w:t> (TBs+) that doesn’t fit in one machine.</w:t>
+      </w:r>
+    </w:p>
+    <w:p>
+      <w:pPr>
+        <w:numPr>
+          <w:ilvl w:val="0"/>
+          <w:numId w:val="22"/>
+        </w:numPr>
+        <w:spacing w:after="0" w:line="0" w:lineRule="atLeast"/>
+      </w:pPr>
+      <w:r>
+        <w:t>You need </w:t>
+      </w:r>
+      <w:r>
+        <w:rPr>
+          <w:b/>
+          <w:bCs/>
+        </w:rPr>
+        <w:t>complex transformations</w:t>
+      </w:r>
+      <w:r>
+        <w:t> (many joins, aggregations, enrichment) across many files or tables.</w:t>
+      </w:r>
+    </w:p>
+    <w:p>
+      <w:pPr>
+        <w:numPr>
+          <w:ilvl w:val="0"/>
+          <w:numId w:val="22"/>
+        </w:numPr>
+        <w:spacing w:after="0" w:line="0" w:lineRule="atLeast"/>
+      </w:pPr>
+      <w:r>
+        <w:t>You want one engine for both </w:t>
+      </w:r>
+      <w:r>
+        <w:rPr>
+          <w:b/>
+          <w:bCs/>
+        </w:rPr>
+        <w:t>batch and streaming</w:t>
+      </w:r>
+      <w:r>
+        <w:t> + SQL and ML.</w:t>
+      </w:r>
+    </w:p>
+    <w:p>
+      <w:pPr>
+        <w:spacing w:after="0" w:line="0" w:lineRule="atLeast"/>
+      </w:pPr>
+      <w:r>
+        <w:t>Consider lighter tools when:</w:t>
+      </w:r>
+    </w:p>
+    <w:p>
+      <w:pPr>
+        <w:numPr>
+          <w:ilvl w:val="0"/>
+          <w:numId w:val="23"/>
+        </w:numPr>
+        <w:spacing w:after="0" w:line="0" w:lineRule="atLeast"/>
+      </w:pPr>
+      <w:r>
+        <w:t>Data is small (GBs) and simple → use Python (pandas) + DuckDB / SQLite instead.</w:t>
+      </w:r>
+    </w:p>
+    <w:p>
+      <w:pPr>
+        <w:numPr>
+          <w:ilvl w:val="0"/>
+          <w:numId w:val="23"/>
+        </w:numPr>
+        <w:spacing w:after="0" w:line="0" w:lineRule="atLeast"/>
+      </w:pPr>
+      <w:r>
+        <w:t>You need very low latency streaming (milliseconds) → Flink or Kafka Streams may be a better fit.</w:t>
+      </w:r>
+    </w:p>
+    <w:p>
+      <w:pPr>
+        <w:spacing w:after="0" w:line="0" w:lineRule="atLeast"/>
+      </w:pPr>
     </w:p>
     <w:p/>
     <w:p/>
+    <w:p/>
+    <w:p>
+      <w:r>
+        <w:t># Spark</w:t>
+      </w:r>
+    </w:p>
+    <w:p>
+      <w:r>
+        <w:t>Azure ---&gt; data storage: file system: adls (azure datalake storage)</w:t>
+      </w:r>
+    </w:p>
+    <w:p>
+      <w:r>
+        <w:t>AWS   ---&gt; data storage: AWS S3</w:t>
+      </w:r>
+    </w:p>
+    <w:p>
+      <w:r>
+        <w:t>GCP   ---&gt; data storage: GCS (google cloud storage)</w:t>
+      </w:r>
+    </w:p>
+    <w:p/>
+    <w:p>
+      <w:r>
+        <w:t>spark ---&gt; is used to process big data with high speed</w:t>
+      </w:r>
+    </w:p>
+    <w:p>
+      <w:r>
+        <w:t>what is spark? is an execution engine with two features.</w:t>
+      </w:r>
+    </w:p>
+    <w:p>
+      <w:r>
+        <w:t xml:space="preserve">   1. In memory computing. --&gt; 100 times faster than regular disk based computing</w:t>
+      </w:r>
+    </w:p>
+    <w:p>
+      <w:r>
+        <w:t xml:space="preserve">   2. MPP (massive parallel process)</w:t>
+      </w:r>
+    </w:p>
+    <w:p>
+      <w:r>
+        <w:t>what is parallel process Vs massive parallel process</w:t>
+      </w:r>
+    </w:p>
+    <w:p/>
+    <w:p>
+      <w:r>
+        <w:t>PP ---&gt; paralle</w:t>
+      </w:r>
+      <w:r>
+        <w:t>l</w:t>
+      </w:r>
+      <w:r>
+        <w:t xml:space="preserve"> process with in single syste</w:t>
+      </w:r>
+      <w:r>
+        <w:t>m</w:t>
+      </w:r>
+      <w:r>
+        <w:t xml:space="preserve"> by multi co</w:t>
+      </w:r>
+      <w:r>
+        <w:t>r</w:t>
+      </w:r>
+      <w:r>
+        <w:t>e of processor.</w:t>
+      </w:r>
+    </w:p>
+    <w:p>
+      <w:r>
+        <w:t xml:space="preserve"> eg: processor has 4 cores.</w:t>
+      </w:r>
+    </w:p>
+    <w:p/>
+    <w:p>
+      <w:r>
+        <w:t xml:space="preserve"> x = [10,20,30,40,50,60,70,80,90,100,200,300]</w:t>
+      </w:r>
+    </w:p>
+    <w:p>
+      <w:r>
+        <w:t xml:space="preserve"> len(x) = 12</w:t>
+      </w:r>
+    </w:p>
+    <w:p>
+      <w:r>
+        <w:t xml:space="preserve"> # to find sum, in spark</w:t>
+      </w:r>
+    </w:p>
+    <w:p>
+      <w:r>
+        <w:t xml:space="preserve"> # spark data object are called "RDD"s --&gt; Resilient distributed datasets</w:t>
+      </w:r>
+    </w:p>
+    <w:p>
+      <w:r>
+        <w:t xml:space="preserve"> # sc --&gt; sparkContext</w:t>
+      </w:r>
+    </w:p>
+    <w:p>
+      <w:r>
+        <w:t xml:space="preserve"> rdd1 = sc.parallelie(x,4)</w:t>
+      </w:r>
+    </w:p>
+    <w:p>
+      <w:r>
+        <w:t xml:space="preserve"> # rdd1 has 4 partitions</w:t>
+      </w:r>
+    </w:p>
+    <w:p>
+      <w:r>
+        <w:t xml:space="preserve"> # run time these partitions will be distributed and processed by multiple cores of the processor parallelly.</w:t>
+      </w:r>
+    </w:p>
+    <w:p>
+      <w:r>
+        <w:t># partition 1 --&gt; [10,20,30] ---&gt; assigned to core1</w:t>
+      </w:r>
+    </w:p>
+    <w:p>
+      <w:r>
+        <w:t># partition 2 --&gt; [40,50,60] ---&gt; assigned to core2</w:t>
+      </w:r>
+    </w:p>
+    <w:p>
+      <w:r>
+        <w:t># partition 3 --&gt; [70,80,90] ---&gt; assigned to core3</w:t>
+      </w:r>
+    </w:p>
+    <w:p>
+      <w:r>
+        <w:t># partition 4 --&gt; [100,200,300] ---&gt; assigned to core4</w:t>
+      </w:r>
+    </w:p>
+    <w:p/>
+    <w:p>
+      <w:r>
+        <w:t># all above 4 cores executes the independent task parallelly</w:t>
+      </w:r>
+    </w:p>
+    <w:p/>
+    <w:p>
+      <w:r>
+        <w:t># result by core1  ---&gt; 60</w:t>
+      </w:r>
+    </w:p>
+    <w:p>
+      <w:r>
+        <w:t># result by core2  ---&gt; 150</w:t>
+      </w:r>
+    </w:p>
+    <w:p>
+      <w:r>
+        <w:t># result by core3  ---&gt; 240</w:t>
+      </w:r>
+    </w:p>
+    <w:p>
+      <w:r>
+        <w:t># result by core4  ---&gt; 600</w:t>
+      </w:r>
+    </w:p>
+    <w:p/>
+    <w:p>
+      <w:r>
+        <w:t>#all above result are collected by any of free core1 and computes final sum ---&gt; 1050 = x.sum()</w:t>
+      </w:r>
+    </w:p>
+    <w:p/>
+    <w:p>
+      <w:r>
+        <w:t># all above happened in single system  --&gt; called 'normal PP'</w:t>
+      </w:r>
+    </w:p>
+    <w:p/>
+    <w:p>
+      <w:r>
+        <w:t>MPP ---&gt; Massive parallel process</w:t>
+      </w:r>
+    </w:p>
+    <w:p>
+      <w:r>
+        <w:t>same parallel process processed by a cluster</w:t>
+      </w:r>
+    </w:p>
+    <w:p/>
+    <w:p>
+      <w:r>
+        <w:t>what is cluster? --&gt; a network of group of nodes act as single server.</w:t>
+      </w:r>
+    </w:p>
+    <w:p>
+      <w:r>
+        <w:t>how many tasks? no. of tasks = no. of partitions</w:t>
+      </w:r>
+    </w:p>
+    <w:p/>
+    <w:p>
+      <w:r>
+        <w:t>case 1:</w:t>
+      </w:r>
+    </w:p>
+    <w:p>
+      <w:r>
+        <w:t>how many parallel processes at a time?</w:t>
+      </w:r>
+    </w:p>
+    <w:p>
+      <w:proofErr w:type="spellStart"/>
+      <w:r>
+        <w:t>i</w:t>
+      </w:r>
+      <w:proofErr w:type="spellEnd"/>
+      <w:r>
+        <w:t xml:space="preserve"> have 5 worker node cluster and each node has 4 cores. total no. of cores are 5*4=20. total no. of parallel processes at a time = 20</w:t>
+      </w:r>
+    </w:p>
+    <w:p/>
+    <w:p>
+      <w:r>
+        <w:t>case2:</w:t>
+      </w:r>
+    </w:p>
+    <w:p>
+      <w:r>
+        <w:t>5 worker node cluster with 4 cores in each node.</w:t>
+      </w:r>
+    </w:p>
+    <w:p>
+      <w:r>
+        <w:t>data has 30 partitions</w:t>
+      </w:r>
+    </w:p>
+    <w:p>
+      <w:r>
+        <w:t>How many tasks for the job -- 30 tasks</w:t>
+      </w:r>
+    </w:p>
+    <w:p/>
+    <w:p>
+      <w:r>
+        <w:t>first 20 tasks assigned to 20 cores and 21 to 30 tasks are in waiting. once any of the cores became free remain tasks will be assigned to cores.</w:t>
+      </w:r>
+    </w:p>
+    <w:p/>
+    <w:p>
+      <w:r>
+        <w:t>Spark:</w:t>
+      </w:r>
+    </w:p>
+    <w:p>
+      <w:r>
+        <w:t xml:space="preserve"> 1. Execution engine with 2 features (in memory computing and MPP)</w:t>
+      </w:r>
+    </w:p>
+    <w:p/>
+    <w:p>
+      <w:r>
+        <w:t xml:space="preserve"> Spark execution modes:</w:t>
+      </w:r>
+    </w:p>
+    <w:p>
+      <w:r>
+        <w:t xml:space="preserve">  1. Standalone    ---------&gt; single node based</w:t>
+      </w:r>
+    </w:p>
+    <w:p>
+      <w:r>
+        <w:t xml:space="preserve">  2. Cluster mode  ---------&gt; Multi node based</w:t>
+      </w:r>
+    </w:p>
+    <w:p/>
+    <w:p>
+      <w:r>
+        <w:t xml:space="preserve">  Spark supports below clusters:</w:t>
+      </w:r>
+    </w:p>
+    <w:p>
+      <w:r>
+        <w:lastRenderedPageBreak/>
+        <w:t xml:space="preserve">  1. Hadoop    ----&gt; is a big data framework has two services 1. HDFS (hadoops distributed file system 2. *mapreduce --&gt; to process (outdated) and *Tez - to process (outdated)</w:t>
+      </w:r>
+    </w:p>
+    <w:p>
+      <w:r>
+        <w:t xml:space="preserve">  2. Databricks -- available for 3 public clouds AWS, GCP and Azure</w:t>
+      </w:r>
+    </w:p>
+    <w:p>
+      <w:r>
+        <w:t xml:space="preserve">  3. Kubernetes -- available for all clouds</w:t>
+      </w:r>
+    </w:p>
+    <w:p>
+      <w:r>
+        <w:t xml:space="preserve">  4. synapse -- Azure synapse analytics is a package has 4 services.</w:t>
+      </w:r>
+    </w:p>
+    <w:p>
+      <w:r>
+        <w:t xml:space="preserve">                   Azure datalake gen2</w:t>
+      </w:r>
+    </w:p>
+    <w:p>
+      <w:r>
+        <w:t xml:space="preserve">                   Azure synapse sql pool --&gt; cloud DWH</w:t>
+      </w:r>
+    </w:p>
+    <w:p>
+      <w:r>
+        <w:t xml:space="preserve">                   Azure synapse spark pool --&gt; to create spark cluster in cloud</w:t>
+      </w:r>
+    </w:p>
+    <w:p>
+      <w:r>
+        <w:t xml:space="preserve">                   Azure synapse pipelines (ETL)</w:t>
+      </w:r>
+    </w:p>
+    <w:p/>
+    <w:p>
+      <w:r>
+        <w:t xml:space="preserve">  5. Dataproc ---&gt; Goodle GCP Service to create spark cluster</w:t>
+      </w:r>
+    </w:p>
+    <w:p>
+      <w:r>
+        <w:t xml:space="preserve">Spark data objects called RDD's </w:t>
+      </w:r>
+      <w:r>
+        <w:t>(resilient</w:t>
+      </w:r>
+      <w:r>
+        <w:t xml:space="preserve"> distributed datasets)</w:t>
+      </w:r>
+    </w:p>
+    <w:p/>
+    <w:p>
+      <w:r>
+        <w:t>what is RDD --&gt; is a logical name and is collection of data partitions.</w:t>
+      </w:r>
+    </w:p>
+    <w:p>
+      <w:r>
+        <w:t xml:space="preserve">                Runtime these partitions are loaded in RAM's of different nodes of the cluster</w:t>
+      </w:r>
+    </w:p>
+    <w:p>
+      <w:r>
+        <w:t xml:space="preserve">                These partitions will be executed by multi node paralley(MPP)</w:t>
+      </w:r>
+    </w:p>
+    <w:p/>
+    <w:p>
+      <w:r>
+        <w:t>Two types of operations on RDD are transformations and actions.</w:t>
+      </w:r>
+    </w:p>
+    <w:p>
+      <w:pPr>
+        <w:rPr>
+          <w:lang w:val="sv-SE"/>
+        </w:rPr>
+      </w:pPr>
+      <w:r>
+        <w:rPr>
+          <w:lang w:val="sv-SE"/>
+        </w:rPr>
+        <w:t>RDD transformations:</w:t>
+      </w:r>
+    </w:p>
+    <w:p>
+      <w:pPr>
+        <w:rPr>
+          <w:lang w:val="sv-SE"/>
+        </w:rPr>
+      </w:pPr>
+      <w:r>
+        <w:rPr>
+          <w:lang w:val="sv-SE"/>
+        </w:rPr>
+        <w:t>eg. RDD.map()</w:t>
+      </w:r>
+    </w:p>
+    <w:p>
+      <w:pPr>
+        <w:rPr>
+          <w:lang w:val="sv-SE"/>
+        </w:rPr>
+      </w:pPr>
+      <w:r>
+        <w:rPr>
+          <w:lang w:val="sv-SE"/>
+        </w:rPr>
+        <w:t xml:space="preserve">    RDD.flatMap()</w:t>
+      </w:r>
+    </w:p>
+    <w:p>
+      <w:pPr>
+        <w:rPr>
+          <w:lang w:val="sv-SE"/>
+        </w:rPr>
+      </w:pPr>
+      <w:r>
+        <w:rPr>
+          <w:lang w:val="sv-SE"/>
+        </w:rPr>
+        <w:t xml:space="preserve">    RDD.filter()</w:t>
+      </w:r>
+    </w:p>
+    <w:p>
+      <w:pPr>
+        <w:rPr>
+          <w:lang w:val="sv-SE"/>
+        </w:rPr>
+      </w:pPr>
+      <w:r>
+        <w:rPr>
+          <w:lang w:val="sv-SE"/>
+        </w:rPr>
+        <w:t xml:space="preserve">    RDD.groupBykey()</w:t>
+      </w:r>
+    </w:p>
+    <w:p>
+      <w:r>
+        <w:rPr>
+          <w:lang w:val="sv-SE"/>
+        </w:rPr>
+        <w:t xml:space="preserve">    </w:t>
+      </w:r>
+      <w:proofErr w:type="spellStart"/>
+      <w:r>
+        <w:t>RDD.reduceByKey</w:t>
+      </w:r>
+      <w:proofErr w:type="spellEnd"/>
+      <w:r>
+        <w:t>()</w:t>
+      </w:r>
+    </w:p>
+    <w:p/>
+    <w:p>
+      <w:r>
+        <w:t>RDD actions:</w:t>
+      </w:r>
+    </w:p>
+    <w:p>
+      <w:r>
+        <w:t>eg. RDD.collect()</w:t>
+      </w:r>
+    </w:p>
+    <w:p>
+      <w:r>
+        <w:t xml:space="preserve">    RDD.saveAsTextFile()</w:t>
+      </w:r>
+    </w:p>
+    <w:p>
+      <w:r>
+        <w:lastRenderedPageBreak/>
+        <w:t xml:space="preserve">    RDD.sum()</w:t>
+      </w:r>
+    </w:p>
+    <w:p>
+      <w:r>
+        <w:t xml:space="preserve">    RDD.reduce()</w:t>
+      </w:r>
+    </w:p>
+    <w:p/>
+    <w:p>
+      <w:r>
+        <w:t>When you perform transformation in existing RDD, A new RDD will be declared. But won't be executed.</w:t>
+      </w:r>
+    </w:p>
+    <w:p/>
+    <w:p>
+      <w:r>
+        <w:t>Whe</w:t>
+      </w:r>
+      <w:r>
+        <w:t>n</w:t>
+      </w:r>
+      <w:r>
+        <w:t xml:space="preserve"> you perform action on RDD, entire dataflow will be executed from its root RDD</w:t>
+      </w:r>
+    </w:p>
+    <w:p/>
+    <w:p>
+      <w:r>
+        <w:t>RDD Case1</w:t>
+      </w:r>
+    </w:p>
+    <w:p>
+      <w:r>
+        <w:t>x=[10,20,30,40,50,60]</w:t>
+      </w:r>
+    </w:p>
+    <w:p/>
+    <w:p>
+      <w:r>
+        <w:t>r1 = sc.parallelize(x, 2)             #   root         #r1 declared</w:t>
+      </w:r>
+    </w:p>
+    <w:p>
+      <w:r>
+        <w:t>r2 = r1.map(lambda v: v+100)          # transformation #r2 decalred</w:t>
+      </w:r>
+    </w:p>
+    <w:p>
+      <w:r>
+        <w:t>r3 = r2.filter(lambda x : x&gt;130)      # transformation #r3 declared</w:t>
+      </w:r>
+    </w:p>
+    <w:p>
+      <w:r>
+        <w:t>r3.collect() # action</w:t>
+      </w:r>
+    </w:p>
+    <w:p>
+      <w:r>
+        <w:t xml:space="preserve">---&gt; the script will </w:t>
+      </w:r>
+      <w:r>
+        <w:t>submitted</w:t>
+      </w:r>
+      <w:r>
+        <w:t xml:space="preserve"> to 'DAG' engine. (DAG -- Directed Acyclic Graph)</w:t>
+      </w:r>
+    </w:p>
+    <w:p/>
+    <w:p/>
     <w:p>
       <w:r>
         <w:t>Then DAG designs dataflows based on dependency between RDD's</w:t>
@@ -619,6 +2071,7 @@
     </w:p>
     <w:p>
       <w:r>
+        <w:lastRenderedPageBreak/>
         <w:t>R3.saveAsTextFile("/content/allemp.txt") # action</w:t>
       </w:r>
     </w:p>
@@ -657,6 +2110,3350 @@
     </w:sectPr>
   </w:body>
 </w:document>
+</file>
+
+<file path=word/numbering.xml><?xml version="1.0" encoding="utf-8"?>
+<w:numbering xmlns:wpc="http://schemas.microsoft.com/office/word/2010/wordprocessingCanvas" xmlns:cx="http://schemas.microsoft.com/office/drawing/2014/chartex" xmlns:cx1="http://schemas.microsoft.com/office/drawing/2015/9/8/chartex" xmlns:cx2="http://schemas.microsoft.com/office/drawing/2015/10/21/chartex" xmlns:cx3="http://schemas.microsoft.com/office/drawing/2016/5/9/chartex" xmlns:cx4="http://schemas.microsoft.com/office/drawing/2016/5/10/chartex" xmlns:cx5="http://schemas.microsoft.com/office/drawing/2016/5/11/chartex" xmlns:cx6="http://schemas.microsoft.com/office/drawing/2016/5/12/chartex" xmlns:cx7="http://schemas.microsoft.com/office/drawing/2016/5/13/chartex" xmlns:cx8="http://schemas.microsoft.com/office/drawing/2016/5/14/chartex" xmlns:mc="http://schemas.openxmlformats.org/markup-compatibility/2006" xmlns:aink="http://schemas.microsoft.com/office/drawing/2016/ink" xmlns:am3d="http://schemas.microsoft.com/office/drawing/2017/model3d" xmlns:o="urn:schemas-microsoft-com:office:office" xmlns:oel="http://schemas.microsoft.com/office/2019/extlst" xmlns:r="http://schemas.openxmlformats.org/officeDocument/2006/relationships" xmlns:m="http://schemas.openxmlformats.org/officeDocument/2006/math" xmlns:v="urn:schemas-microsoft-com:vml" xmlns:wp14="http://schemas.microsoft.com/office/word/2010/wordprocessingDrawing" xmlns:wp="http://schemas.openxmlformats.org/drawingml/2006/wordprocessingDrawing" xmlns:w10="urn:schemas-microsoft-com:office:word" xmlns:w="http://schemas.openxmlformats.org/wordprocessingml/2006/main" xmlns:w14="http://schemas.microsoft.com/office/word/2010/wordml" xmlns:w15="http://schemas.microsoft.com/office/word/2012/wordml" xmlns:w16cex="http://schemas.microsoft.com/office/word/2018/wordml/cex" xmlns:w16cid="http://schemas.microsoft.com/office/word/2016/wordml/cid" xmlns:w16="http://schemas.microsoft.com/office/word/2018/wordml" xmlns:w16du="http://schemas.microsoft.com/office/word/2023/wordml/word16du" xmlns:w16sdtdh="http://schemas.microsoft.com/office/word/2020/wordml/sdtdatahash" xmlns:w16sdtfl="http://schemas.microsoft.com/office/word/2024/wordml/sdtformatlock" xmlns:w16se="http://schemas.microsoft.com/office/word/2015/wordml/symex" xmlns:wpg="http://schemas.microsoft.com/office/word/2010/wordprocessingGroup" xmlns:wpi="http://schemas.microsoft.com/office/word/2010/wordprocessingInk" xmlns:wne="http://schemas.microsoft.com/office/word/2006/wordml" xmlns:wps="http://schemas.microsoft.com/office/word/2010/wordprocessingShape" mc:Ignorable="w14 w15 w16se w16cid w16 w16cex w16sdtdh w16sdtfl w16du wp14">
+  <w:abstractNum w:abstractNumId="0" w15:restartNumberingAfterBreak="0">
+    <w:nsid w:val="03E62E8A"/>
+    <w:multiLevelType w:val="multilevel"/>
+    <w:tmpl w:val="231C60CE"/>
+    <w:lvl w:ilvl="0">
+      <w:start w:val="1"/>
+      <w:numFmt w:val="decimal"/>
+      <w:lvlText w:val="%1."/>
+      <w:lvlJc w:val="left"/>
+      <w:pPr>
+        <w:tabs>
+          <w:tab w:val="num" w:pos="720"/>
+        </w:tabs>
+        <w:ind w:left="720" w:hanging="360"/>
+      </w:pPr>
+    </w:lvl>
+    <w:lvl w:ilvl="1">
+      <w:start w:val="1"/>
+      <w:numFmt w:val="bullet"/>
+      <w:lvlText w:val=""/>
+      <w:lvlJc w:val="left"/>
+      <w:pPr>
+        <w:tabs>
+          <w:tab w:val="num" w:pos="1440"/>
+        </w:tabs>
+        <w:ind w:left="1440" w:hanging="360"/>
+      </w:pPr>
+      <w:rPr>
+        <w:rFonts w:ascii="Symbol" w:hAnsi="Symbol" w:hint="default"/>
+        <w:sz w:val="20"/>
+      </w:rPr>
+    </w:lvl>
+    <w:lvl w:ilvl="2" w:tentative="1">
+      <w:start w:val="1"/>
+      <w:numFmt w:val="decimal"/>
+      <w:lvlText w:val="%3."/>
+      <w:lvlJc w:val="left"/>
+      <w:pPr>
+        <w:tabs>
+          <w:tab w:val="num" w:pos="2160"/>
+        </w:tabs>
+        <w:ind w:left="2160" w:hanging="360"/>
+      </w:pPr>
+    </w:lvl>
+    <w:lvl w:ilvl="3" w:tentative="1">
+      <w:start w:val="1"/>
+      <w:numFmt w:val="decimal"/>
+      <w:lvlText w:val="%4."/>
+      <w:lvlJc w:val="left"/>
+      <w:pPr>
+        <w:tabs>
+          <w:tab w:val="num" w:pos="2880"/>
+        </w:tabs>
+        <w:ind w:left="2880" w:hanging="360"/>
+      </w:pPr>
+    </w:lvl>
+    <w:lvl w:ilvl="4" w:tentative="1">
+      <w:start w:val="1"/>
+      <w:numFmt w:val="decimal"/>
+      <w:lvlText w:val="%5."/>
+      <w:lvlJc w:val="left"/>
+      <w:pPr>
+        <w:tabs>
+          <w:tab w:val="num" w:pos="3600"/>
+        </w:tabs>
+        <w:ind w:left="3600" w:hanging="360"/>
+      </w:pPr>
+    </w:lvl>
+    <w:lvl w:ilvl="5" w:tentative="1">
+      <w:start w:val="1"/>
+      <w:numFmt w:val="decimal"/>
+      <w:lvlText w:val="%6."/>
+      <w:lvlJc w:val="left"/>
+      <w:pPr>
+        <w:tabs>
+          <w:tab w:val="num" w:pos="4320"/>
+        </w:tabs>
+        <w:ind w:left="4320" w:hanging="360"/>
+      </w:pPr>
+    </w:lvl>
+    <w:lvl w:ilvl="6" w:tentative="1">
+      <w:start w:val="1"/>
+      <w:numFmt w:val="decimal"/>
+      <w:lvlText w:val="%7."/>
+      <w:lvlJc w:val="left"/>
+      <w:pPr>
+        <w:tabs>
+          <w:tab w:val="num" w:pos="5040"/>
+        </w:tabs>
+        <w:ind w:left="5040" w:hanging="360"/>
+      </w:pPr>
+    </w:lvl>
+    <w:lvl w:ilvl="7" w:tentative="1">
+      <w:start w:val="1"/>
+      <w:numFmt w:val="decimal"/>
+      <w:lvlText w:val="%8."/>
+      <w:lvlJc w:val="left"/>
+      <w:pPr>
+        <w:tabs>
+          <w:tab w:val="num" w:pos="5760"/>
+        </w:tabs>
+        <w:ind w:left="5760" w:hanging="360"/>
+      </w:pPr>
+    </w:lvl>
+    <w:lvl w:ilvl="8" w:tentative="1">
+      <w:start w:val="1"/>
+      <w:numFmt w:val="decimal"/>
+      <w:lvlText w:val="%9."/>
+      <w:lvlJc w:val="left"/>
+      <w:pPr>
+        <w:tabs>
+          <w:tab w:val="num" w:pos="6480"/>
+        </w:tabs>
+        <w:ind w:left="6480" w:hanging="360"/>
+      </w:pPr>
+    </w:lvl>
+  </w:abstractNum>
+  <w:abstractNum w:abstractNumId="1" w15:restartNumberingAfterBreak="0">
+    <w:nsid w:val="07E164FE"/>
+    <w:multiLevelType w:val="multilevel"/>
+    <w:tmpl w:val="61A67BB6"/>
+    <w:lvl w:ilvl="0">
+      <w:start w:val="1"/>
+      <w:numFmt w:val="bullet"/>
+      <w:lvlText w:val=""/>
+      <w:lvlJc w:val="left"/>
+      <w:pPr>
+        <w:tabs>
+          <w:tab w:val="num" w:pos="720"/>
+        </w:tabs>
+        <w:ind w:left="720" w:hanging="360"/>
+      </w:pPr>
+      <w:rPr>
+        <w:rFonts w:ascii="Symbol" w:hAnsi="Symbol" w:hint="default"/>
+        <w:sz w:val="20"/>
+      </w:rPr>
+    </w:lvl>
+    <w:lvl w:ilvl="1" w:tentative="1">
+      <w:start w:val="1"/>
+      <w:numFmt w:val="bullet"/>
+      <w:lvlText w:val=""/>
+      <w:lvlJc w:val="left"/>
+      <w:pPr>
+        <w:tabs>
+          <w:tab w:val="num" w:pos="1440"/>
+        </w:tabs>
+        <w:ind w:left="1440" w:hanging="360"/>
+      </w:pPr>
+      <w:rPr>
+        <w:rFonts w:ascii="Symbol" w:hAnsi="Symbol" w:hint="default"/>
+        <w:sz w:val="20"/>
+      </w:rPr>
+    </w:lvl>
+    <w:lvl w:ilvl="2" w:tentative="1">
+      <w:start w:val="1"/>
+      <w:numFmt w:val="bullet"/>
+      <w:lvlText w:val=""/>
+      <w:lvlJc w:val="left"/>
+      <w:pPr>
+        <w:tabs>
+          <w:tab w:val="num" w:pos="2160"/>
+        </w:tabs>
+        <w:ind w:left="2160" w:hanging="360"/>
+      </w:pPr>
+      <w:rPr>
+        <w:rFonts w:ascii="Symbol" w:hAnsi="Symbol" w:hint="default"/>
+        <w:sz w:val="20"/>
+      </w:rPr>
+    </w:lvl>
+    <w:lvl w:ilvl="3" w:tentative="1">
+      <w:start w:val="1"/>
+      <w:numFmt w:val="bullet"/>
+      <w:lvlText w:val=""/>
+      <w:lvlJc w:val="left"/>
+      <w:pPr>
+        <w:tabs>
+          <w:tab w:val="num" w:pos="2880"/>
+        </w:tabs>
+        <w:ind w:left="2880" w:hanging="360"/>
+      </w:pPr>
+      <w:rPr>
+        <w:rFonts w:ascii="Symbol" w:hAnsi="Symbol" w:hint="default"/>
+        <w:sz w:val="20"/>
+      </w:rPr>
+    </w:lvl>
+    <w:lvl w:ilvl="4" w:tentative="1">
+      <w:start w:val="1"/>
+      <w:numFmt w:val="bullet"/>
+      <w:lvlText w:val=""/>
+      <w:lvlJc w:val="left"/>
+      <w:pPr>
+        <w:tabs>
+          <w:tab w:val="num" w:pos="3600"/>
+        </w:tabs>
+        <w:ind w:left="3600" w:hanging="360"/>
+      </w:pPr>
+      <w:rPr>
+        <w:rFonts w:ascii="Symbol" w:hAnsi="Symbol" w:hint="default"/>
+        <w:sz w:val="20"/>
+      </w:rPr>
+    </w:lvl>
+    <w:lvl w:ilvl="5" w:tentative="1">
+      <w:start w:val="1"/>
+      <w:numFmt w:val="bullet"/>
+      <w:lvlText w:val=""/>
+      <w:lvlJc w:val="left"/>
+      <w:pPr>
+        <w:tabs>
+          <w:tab w:val="num" w:pos="4320"/>
+        </w:tabs>
+        <w:ind w:left="4320" w:hanging="360"/>
+      </w:pPr>
+      <w:rPr>
+        <w:rFonts w:ascii="Symbol" w:hAnsi="Symbol" w:hint="default"/>
+        <w:sz w:val="20"/>
+      </w:rPr>
+    </w:lvl>
+    <w:lvl w:ilvl="6" w:tentative="1">
+      <w:start w:val="1"/>
+      <w:numFmt w:val="bullet"/>
+      <w:lvlText w:val=""/>
+      <w:lvlJc w:val="left"/>
+      <w:pPr>
+        <w:tabs>
+          <w:tab w:val="num" w:pos="5040"/>
+        </w:tabs>
+        <w:ind w:left="5040" w:hanging="360"/>
+      </w:pPr>
+      <w:rPr>
+        <w:rFonts w:ascii="Symbol" w:hAnsi="Symbol" w:hint="default"/>
+        <w:sz w:val="20"/>
+      </w:rPr>
+    </w:lvl>
+    <w:lvl w:ilvl="7" w:tentative="1">
+      <w:start w:val="1"/>
+      <w:numFmt w:val="bullet"/>
+      <w:lvlText w:val=""/>
+      <w:lvlJc w:val="left"/>
+      <w:pPr>
+        <w:tabs>
+          <w:tab w:val="num" w:pos="5760"/>
+        </w:tabs>
+        <w:ind w:left="5760" w:hanging="360"/>
+      </w:pPr>
+      <w:rPr>
+        <w:rFonts w:ascii="Symbol" w:hAnsi="Symbol" w:hint="default"/>
+        <w:sz w:val="20"/>
+      </w:rPr>
+    </w:lvl>
+    <w:lvl w:ilvl="8" w:tentative="1">
+      <w:start w:val="1"/>
+      <w:numFmt w:val="bullet"/>
+      <w:lvlText w:val=""/>
+      <w:lvlJc w:val="left"/>
+      <w:pPr>
+        <w:tabs>
+          <w:tab w:val="num" w:pos="6480"/>
+        </w:tabs>
+        <w:ind w:left="6480" w:hanging="360"/>
+      </w:pPr>
+      <w:rPr>
+        <w:rFonts w:ascii="Symbol" w:hAnsi="Symbol" w:hint="default"/>
+        <w:sz w:val="20"/>
+      </w:rPr>
+    </w:lvl>
+  </w:abstractNum>
+  <w:abstractNum w:abstractNumId="2" w15:restartNumberingAfterBreak="0">
+    <w:nsid w:val="09262C59"/>
+    <w:multiLevelType w:val="multilevel"/>
+    <w:tmpl w:val="2228A626"/>
+    <w:lvl w:ilvl="0">
+      <w:start w:val="1"/>
+      <w:numFmt w:val="bullet"/>
+      <w:lvlText w:val=""/>
+      <w:lvlJc w:val="left"/>
+      <w:pPr>
+        <w:tabs>
+          <w:tab w:val="num" w:pos="720"/>
+        </w:tabs>
+        <w:ind w:left="720" w:hanging="360"/>
+      </w:pPr>
+      <w:rPr>
+        <w:rFonts w:ascii="Symbol" w:hAnsi="Symbol" w:hint="default"/>
+        <w:sz w:val="20"/>
+      </w:rPr>
+    </w:lvl>
+    <w:lvl w:ilvl="1" w:tentative="1">
+      <w:start w:val="1"/>
+      <w:numFmt w:val="bullet"/>
+      <w:lvlText w:val=""/>
+      <w:lvlJc w:val="left"/>
+      <w:pPr>
+        <w:tabs>
+          <w:tab w:val="num" w:pos="1440"/>
+        </w:tabs>
+        <w:ind w:left="1440" w:hanging="360"/>
+      </w:pPr>
+      <w:rPr>
+        <w:rFonts w:ascii="Symbol" w:hAnsi="Symbol" w:hint="default"/>
+        <w:sz w:val="20"/>
+      </w:rPr>
+    </w:lvl>
+    <w:lvl w:ilvl="2" w:tentative="1">
+      <w:start w:val="1"/>
+      <w:numFmt w:val="bullet"/>
+      <w:lvlText w:val=""/>
+      <w:lvlJc w:val="left"/>
+      <w:pPr>
+        <w:tabs>
+          <w:tab w:val="num" w:pos="2160"/>
+        </w:tabs>
+        <w:ind w:left="2160" w:hanging="360"/>
+      </w:pPr>
+      <w:rPr>
+        <w:rFonts w:ascii="Symbol" w:hAnsi="Symbol" w:hint="default"/>
+        <w:sz w:val="20"/>
+      </w:rPr>
+    </w:lvl>
+    <w:lvl w:ilvl="3" w:tentative="1">
+      <w:start w:val="1"/>
+      <w:numFmt w:val="bullet"/>
+      <w:lvlText w:val=""/>
+      <w:lvlJc w:val="left"/>
+      <w:pPr>
+        <w:tabs>
+          <w:tab w:val="num" w:pos="2880"/>
+        </w:tabs>
+        <w:ind w:left="2880" w:hanging="360"/>
+      </w:pPr>
+      <w:rPr>
+        <w:rFonts w:ascii="Symbol" w:hAnsi="Symbol" w:hint="default"/>
+        <w:sz w:val="20"/>
+      </w:rPr>
+    </w:lvl>
+    <w:lvl w:ilvl="4" w:tentative="1">
+      <w:start w:val="1"/>
+      <w:numFmt w:val="bullet"/>
+      <w:lvlText w:val=""/>
+      <w:lvlJc w:val="left"/>
+      <w:pPr>
+        <w:tabs>
+          <w:tab w:val="num" w:pos="3600"/>
+        </w:tabs>
+        <w:ind w:left="3600" w:hanging="360"/>
+      </w:pPr>
+      <w:rPr>
+        <w:rFonts w:ascii="Symbol" w:hAnsi="Symbol" w:hint="default"/>
+        <w:sz w:val="20"/>
+      </w:rPr>
+    </w:lvl>
+    <w:lvl w:ilvl="5" w:tentative="1">
+      <w:start w:val="1"/>
+      <w:numFmt w:val="bullet"/>
+      <w:lvlText w:val=""/>
+      <w:lvlJc w:val="left"/>
+      <w:pPr>
+        <w:tabs>
+          <w:tab w:val="num" w:pos="4320"/>
+        </w:tabs>
+        <w:ind w:left="4320" w:hanging="360"/>
+      </w:pPr>
+      <w:rPr>
+        <w:rFonts w:ascii="Symbol" w:hAnsi="Symbol" w:hint="default"/>
+        <w:sz w:val="20"/>
+      </w:rPr>
+    </w:lvl>
+    <w:lvl w:ilvl="6" w:tentative="1">
+      <w:start w:val="1"/>
+      <w:numFmt w:val="bullet"/>
+      <w:lvlText w:val=""/>
+      <w:lvlJc w:val="left"/>
+      <w:pPr>
+        <w:tabs>
+          <w:tab w:val="num" w:pos="5040"/>
+        </w:tabs>
+        <w:ind w:left="5040" w:hanging="360"/>
+      </w:pPr>
+      <w:rPr>
+        <w:rFonts w:ascii="Symbol" w:hAnsi="Symbol" w:hint="default"/>
+        <w:sz w:val="20"/>
+      </w:rPr>
+    </w:lvl>
+    <w:lvl w:ilvl="7" w:tentative="1">
+      <w:start w:val="1"/>
+      <w:numFmt w:val="bullet"/>
+      <w:lvlText w:val=""/>
+      <w:lvlJc w:val="left"/>
+      <w:pPr>
+        <w:tabs>
+          <w:tab w:val="num" w:pos="5760"/>
+        </w:tabs>
+        <w:ind w:left="5760" w:hanging="360"/>
+      </w:pPr>
+      <w:rPr>
+        <w:rFonts w:ascii="Symbol" w:hAnsi="Symbol" w:hint="default"/>
+        <w:sz w:val="20"/>
+      </w:rPr>
+    </w:lvl>
+    <w:lvl w:ilvl="8" w:tentative="1">
+      <w:start w:val="1"/>
+      <w:numFmt w:val="bullet"/>
+      <w:lvlText w:val=""/>
+      <w:lvlJc w:val="left"/>
+      <w:pPr>
+        <w:tabs>
+          <w:tab w:val="num" w:pos="6480"/>
+        </w:tabs>
+        <w:ind w:left="6480" w:hanging="360"/>
+      </w:pPr>
+      <w:rPr>
+        <w:rFonts w:ascii="Symbol" w:hAnsi="Symbol" w:hint="default"/>
+        <w:sz w:val="20"/>
+      </w:rPr>
+    </w:lvl>
+  </w:abstractNum>
+  <w:abstractNum w:abstractNumId="3" w15:restartNumberingAfterBreak="0">
+    <w:nsid w:val="0D536A4B"/>
+    <w:multiLevelType w:val="multilevel"/>
+    <w:tmpl w:val="A19E9EDC"/>
+    <w:lvl w:ilvl="0">
+      <w:start w:val="1"/>
+      <w:numFmt w:val="decimal"/>
+      <w:lvlText w:val="%1."/>
+      <w:lvlJc w:val="left"/>
+      <w:pPr>
+        <w:tabs>
+          <w:tab w:val="num" w:pos="720"/>
+        </w:tabs>
+        <w:ind w:left="720" w:hanging="360"/>
+      </w:pPr>
+      <w:rPr>
+        <w:rFonts w:asciiTheme="minorHAnsi" w:eastAsiaTheme="minorHAnsi" w:hAnsiTheme="minorHAnsi" w:cstheme="minorBidi"/>
+      </w:rPr>
+    </w:lvl>
+    <w:lvl w:ilvl="1">
+      <w:start w:val="1"/>
+      <w:numFmt w:val="bullet"/>
+      <w:lvlText w:val=""/>
+      <w:lvlJc w:val="left"/>
+      <w:pPr>
+        <w:tabs>
+          <w:tab w:val="num" w:pos="1440"/>
+        </w:tabs>
+        <w:ind w:left="1440" w:hanging="360"/>
+      </w:pPr>
+      <w:rPr>
+        <w:rFonts w:ascii="Symbol" w:hAnsi="Symbol" w:hint="default"/>
+        <w:sz w:val="20"/>
+      </w:rPr>
+    </w:lvl>
+    <w:lvl w:ilvl="2" w:tentative="1">
+      <w:start w:val="1"/>
+      <w:numFmt w:val="decimal"/>
+      <w:lvlText w:val="%3."/>
+      <w:lvlJc w:val="left"/>
+      <w:pPr>
+        <w:tabs>
+          <w:tab w:val="num" w:pos="2160"/>
+        </w:tabs>
+        <w:ind w:left="2160" w:hanging="360"/>
+      </w:pPr>
+    </w:lvl>
+    <w:lvl w:ilvl="3" w:tentative="1">
+      <w:start w:val="1"/>
+      <w:numFmt w:val="decimal"/>
+      <w:lvlText w:val="%4."/>
+      <w:lvlJc w:val="left"/>
+      <w:pPr>
+        <w:tabs>
+          <w:tab w:val="num" w:pos="2880"/>
+        </w:tabs>
+        <w:ind w:left="2880" w:hanging="360"/>
+      </w:pPr>
+    </w:lvl>
+    <w:lvl w:ilvl="4" w:tentative="1">
+      <w:start w:val="1"/>
+      <w:numFmt w:val="decimal"/>
+      <w:lvlText w:val="%5."/>
+      <w:lvlJc w:val="left"/>
+      <w:pPr>
+        <w:tabs>
+          <w:tab w:val="num" w:pos="3600"/>
+        </w:tabs>
+        <w:ind w:left="3600" w:hanging="360"/>
+      </w:pPr>
+    </w:lvl>
+    <w:lvl w:ilvl="5" w:tentative="1">
+      <w:start w:val="1"/>
+      <w:numFmt w:val="decimal"/>
+      <w:lvlText w:val="%6."/>
+      <w:lvlJc w:val="left"/>
+      <w:pPr>
+        <w:tabs>
+          <w:tab w:val="num" w:pos="4320"/>
+        </w:tabs>
+        <w:ind w:left="4320" w:hanging="360"/>
+      </w:pPr>
+    </w:lvl>
+    <w:lvl w:ilvl="6" w:tentative="1">
+      <w:start w:val="1"/>
+      <w:numFmt w:val="decimal"/>
+      <w:lvlText w:val="%7."/>
+      <w:lvlJc w:val="left"/>
+      <w:pPr>
+        <w:tabs>
+          <w:tab w:val="num" w:pos="5040"/>
+        </w:tabs>
+        <w:ind w:left="5040" w:hanging="360"/>
+      </w:pPr>
+    </w:lvl>
+    <w:lvl w:ilvl="7" w:tentative="1">
+      <w:start w:val="1"/>
+      <w:numFmt w:val="decimal"/>
+      <w:lvlText w:val="%8."/>
+      <w:lvlJc w:val="left"/>
+      <w:pPr>
+        <w:tabs>
+          <w:tab w:val="num" w:pos="5760"/>
+        </w:tabs>
+        <w:ind w:left="5760" w:hanging="360"/>
+      </w:pPr>
+    </w:lvl>
+    <w:lvl w:ilvl="8" w:tentative="1">
+      <w:start w:val="1"/>
+      <w:numFmt w:val="decimal"/>
+      <w:lvlText w:val="%9."/>
+      <w:lvlJc w:val="left"/>
+      <w:pPr>
+        <w:tabs>
+          <w:tab w:val="num" w:pos="6480"/>
+        </w:tabs>
+        <w:ind w:left="6480" w:hanging="360"/>
+      </w:pPr>
+    </w:lvl>
+  </w:abstractNum>
+  <w:abstractNum w:abstractNumId="4" w15:restartNumberingAfterBreak="0">
+    <w:nsid w:val="0F2E023F"/>
+    <w:multiLevelType w:val="multilevel"/>
+    <w:tmpl w:val="B9462B5C"/>
+    <w:lvl w:ilvl="0">
+      <w:start w:val="1"/>
+      <w:numFmt w:val="decimal"/>
+      <w:lvlText w:val="%1."/>
+      <w:lvlJc w:val="left"/>
+      <w:pPr>
+        <w:tabs>
+          <w:tab w:val="num" w:pos="810"/>
+        </w:tabs>
+        <w:ind w:left="810" w:hanging="360"/>
+      </w:pPr>
+    </w:lvl>
+    <w:lvl w:ilvl="1">
+      <w:start w:val="1"/>
+      <w:numFmt w:val="bullet"/>
+      <w:lvlText w:val=""/>
+      <w:lvlJc w:val="left"/>
+      <w:pPr>
+        <w:tabs>
+          <w:tab w:val="num" w:pos="1530"/>
+        </w:tabs>
+        <w:ind w:left="1530" w:hanging="360"/>
+      </w:pPr>
+      <w:rPr>
+        <w:rFonts w:ascii="Symbol" w:hAnsi="Symbol" w:hint="default"/>
+        <w:sz w:val="20"/>
+      </w:rPr>
+    </w:lvl>
+    <w:lvl w:ilvl="2" w:tentative="1">
+      <w:start w:val="1"/>
+      <w:numFmt w:val="decimal"/>
+      <w:lvlText w:val="%3."/>
+      <w:lvlJc w:val="left"/>
+      <w:pPr>
+        <w:tabs>
+          <w:tab w:val="num" w:pos="2250"/>
+        </w:tabs>
+        <w:ind w:left="2250" w:hanging="360"/>
+      </w:pPr>
+    </w:lvl>
+    <w:lvl w:ilvl="3" w:tentative="1">
+      <w:start w:val="1"/>
+      <w:numFmt w:val="decimal"/>
+      <w:lvlText w:val="%4."/>
+      <w:lvlJc w:val="left"/>
+      <w:pPr>
+        <w:tabs>
+          <w:tab w:val="num" w:pos="2970"/>
+        </w:tabs>
+        <w:ind w:left="2970" w:hanging="360"/>
+      </w:pPr>
+    </w:lvl>
+    <w:lvl w:ilvl="4" w:tentative="1">
+      <w:start w:val="1"/>
+      <w:numFmt w:val="decimal"/>
+      <w:lvlText w:val="%5."/>
+      <w:lvlJc w:val="left"/>
+      <w:pPr>
+        <w:tabs>
+          <w:tab w:val="num" w:pos="3690"/>
+        </w:tabs>
+        <w:ind w:left="3690" w:hanging="360"/>
+      </w:pPr>
+    </w:lvl>
+    <w:lvl w:ilvl="5" w:tentative="1">
+      <w:start w:val="1"/>
+      <w:numFmt w:val="decimal"/>
+      <w:lvlText w:val="%6."/>
+      <w:lvlJc w:val="left"/>
+      <w:pPr>
+        <w:tabs>
+          <w:tab w:val="num" w:pos="4410"/>
+        </w:tabs>
+        <w:ind w:left="4410" w:hanging="360"/>
+      </w:pPr>
+    </w:lvl>
+    <w:lvl w:ilvl="6" w:tentative="1">
+      <w:start w:val="1"/>
+      <w:numFmt w:val="decimal"/>
+      <w:lvlText w:val="%7."/>
+      <w:lvlJc w:val="left"/>
+      <w:pPr>
+        <w:tabs>
+          <w:tab w:val="num" w:pos="5130"/>
+        </w:tabs>
+        <w:ind w:left="5130" w:hanging="360"/>
+      </w:pPr>
+    </w:lvl>
+    <w:lvl w:ilvl="7" w:tentative="1">
+      <w:start w:val="1"/>
+      <w:numFmt w:val="decimal"/>
+      <w:lvlText w:val="%8."/>
+      <w:lvlJc w:val="left"/>
+      <w:pPr>
+        <w:tabs>
+          <w:tab w:val="num" w:pos="5850"/>
+        </w:tabs>
+        <w:ind w:left="5850" w:hanging="360"/>
+      </w:pPr>
+    </w:lvl>
+    <w:lvl w:ilvl="8" w:tentative="1">
+      <w:start w:val="1"/>
+      <w:numFmt w:val="decimal"/>
+      <w:lvlText w:val="%9."/>
+      <w:lvlJc w:val="left"/>
+      <w:pPr>
+        <w:tabs>
+          <w:tab w:val="num" w:pos="6570"/>
+        </w:tabs>
+        <w:ind w:left="6570" w:hanging="360"/>
+      </w:pPr>
+    </w:lvl>
+  </w:abstractNum>
+  <w:abstractNum w:abstractNumId="5" w15:restartNumberingAfterBreak="0">
+    <w:nsid w:val="14677631"/>
+    <w:multiLevelType w:val="multilevel"/>
+    <w:tmpl w:val="250A7DF4"/>
+    <w:lvl w:ilvl="0">
+      <w:start w:val="1"/>
+      <w:numFmt w:val="bullet"/>
+      <w:lvlText w:val=""/>
+      <w:lvlJc w:val="left"/>
+      <w:pPr>
+        <w:tabs>
+          <w:tab w:val="num" w:pos="720"/>
+        </w:tabs>
+        <w:ind w:left="720" w:hanging="360"/>
+      </w:pPr>
+      <w:rPr>
+        <w:rFonts w:ascii="Symbol" w:hAnsi="Symbol" w:hint="default"/>
+        <w:sz w:val="20"/>
+      </w:rPr>
+    </w:lvl>
+    <w:lvl w:ilvl="1" w:tentative="1">
+      <w:start w:val="1"/>
+      <w:numFmt w:val="bullet"/>
+      <w:lvlText w:val=""/>
+      <w:lvlJc w:val="left"/>
+      <w:pPr>
+        <w:tabs>
+          <w:tab w:val="num" w:pos="1440"/>
+        </w:tabs>
+        <w:ind w:left="1440" w:hanging="360"/>
+      </w:pPr>
+      <w:rPr>
+        <w:rFonts w:ascii="Symbol" w:hAnsi="Symbol" w:hint="default"/>
+        <w:sz w:val="20"/>
+      </w:rPr>
+    </w:lvl>
+    <w:lvl w:ilvl="2" w:tentative="1">
+      <w:start w:val="1"/>
+      <w:numFmt w:val="bullet"/>
+      <w:lvlText w:val=""/>
+      <w:lvlJc w:val="left"/>
+      <w:pPr>
+        <w:tabs>
+          <w:tab w:val="num" w:pos="2160"/>
+        </w:tabs>
+        <w:ind w:left="2160" w:hanging="360"/>
+      </w:pPr>
+      <w:rPr>
+        <w:rFonts w:ascii="Symbol" w:hAnsi="Symbol" w:hint="default"/>
+        <w:sz w:val="20"/>
+      </w:rPr>
+    </w:lvl>
+    <w:lvl w:ilvl="3" w:tentative="1">
+      <w:start w:val="1"/>
+      <w:numFmt w:val="bullet"/>
+      <w:lvlText w:val=""/>
+      <w:lvlJc w:val="left"/>
+      <w:pPr>
+        <w:tabs>
+          <w:tab w:val="num" w:pos="2880"/>
+        </w:tabs>
+        <w:ind w:left="2880" w:hanging="360"/>
+      </w:pPr>
+      <w:rPr>
+        <w:rFonts w:ascii="Symbol" w:hAnsi="Symbol" w:hint="default"/>
+        <w:sz w:val="20"/>
+      </w:rPr>
+    </w:lvl>
+    <w:lvl w:ilvl="4" w:tentative="1">
+      <w:start w:val="1"/>
+      <w:numFmt w:val="bullet"/>
+      <w:lvlText w:val=""/>
+      <w:lvlJc w:val="left"/>
+      <w:pPr>
+        <w:tabs>
+          <w:tab w:val="num" w:pos="3600"/>
+        </w:tabs>
+        <w:ind w:left="3600" w:hanging="360"/>
+      </w:pPr>
+      <w:rPr>
+        <w:rFonts w:ascii="Symbol" w:hAnsi="Symbol" w:hint="default"/>
+        <w:sz w:val="20"/>
+      </w:rPr>
+    </w:lvl>
+    <w:lvl w:ilvl="5" w:tentative="1">
+      <w:start w:val="1"/>
+      <w:numFmt w:val="bullet"/>
+      <w:lvlText w:val=""/>
+      <w:lvlJc w:val="left"/>
+      <w:pPr>
+        <w:tabs>
+          <w:tab w:val="num" w:pos="4320"/>
+        </w:tabs>
+        <w:ind w:left="4320" w:hanging="360"/>
+      </w:pPr>
+      <w:rPr>
+        <w:rFonts w:ascii="Symbol" w:hAnsi="Symbol" w:hint="default"/>
+        <w:sz w:val="20"/>
+      </w:rPr>
+    </w:lvl>
+    <w:lvl w:ilvl="6" w:tentative="1">
+      <w:start w:val="1"/>
+      <w:numFmt w:val="bullet"/>
+      <w:lvlText w:val=""/>
+      <w:lvlJc w:val="left"/>
+      <w:pPr>
+        <w:tabs>
+          <w:tab w:val="num" w:pos="5040"/>
+        </w:tabs>
+        <w:ind w:left="5040" w:hanging="360"/>
+      </w:pPr>
+      <w:rPr>
+        <w:rFonts w:ascii="Symbol" w:hAnsi="Symbol" w:hint="default"/>
+        <w:sz w:val="20"/>
+      </w:rPr>
+    </w:lvl>
+    <w:lvl w:ilvl="7" w:tentative="1">
+      <w:start w:val="1"/>
+      <w:numFmt w:val="bullet"/>
+      <w:lvlText w:val=""/>
+      <w:lvlJc w:val="left"/>
+      <w:pPr>
+        <w:tabs>
+          <w:tab w:val="num" w:pos="5760"/>
+        </w:tabs>
+        <w:ind w:left="5760" w:hanging="360"/>
+      </w:pPr>
+      <w:rPr>
+        <w:rFonts w:ascii="Symbol" w:hAnsi="Symbol" w:hint="default"/>
+        <w:sz w:val="20"/>
+      </w:rPr>
+    </w:lvl>
+    <w:lvl w:ilvl="8" w:tentative="1">
+      <w:start w:val="1"/>
+      <w:numFmt w:val="bullet"/>
+      <w:lvlText w:val=""/>
+      <w:lvlJc w:val="left"/>
+      <w:pPr>
+        <w:tabs>
+          <w:tab w:val="num" w:pos="6480"/>
+        </w:tabs>
+        <w:ind w:left="6480" w:hanging="360"/>
+      </w:pPr>
+      <w:rPr>
+        <w:rFonts w:ascii="Symbol" w:hAnsi="Symbol" w:hint="default"/>
+        <w:sz w:val="20"/>
+      </w:rPr>
+    </w:lvl>
+  </w:abstractNum>
+  <w:abstractNum w:abstractNumId="6" w15:restartNumberingAfterBreak="0">
+    <w:nsid w:val="1E8636CC"/>
+    <w:multiLevelType w:val="multilevel"/>
+    <w:tmpl w:val="F1F4A08A"/>
+    <w:lvl w:ilvl="0">
+      <w:start w:val="1"/>
+      <w:numFmt w:val="bullet"/>
+      <w:lvlText w:val=""/>
+      <w:lvlJc w:val="left"/>
+      <w:pPr>
+        <w:tabs>
+          <w:tab w:val="num" w:pos="720"/>
+        </w:tabs>
+        <w:ind w:left="720" w:hanging="360"/>
+      </w:pPr>
+      <w:rPr>
+        <w:rFonts w:ascii="Symbol" w:hAnsi="Symbol" w:hint="default"/>
+        <w:sz w:val="20"/>
+      </w:rPr>
+    </w:lvl>
+    <w:lvl w:ilvl="1" w:tentative="1">
+      <w:start w:val="1"/>
+      <w:numFmt w:val="bullet"/>
+      <w:lvlText w:val=""/>
+      <w:lvlJc w:val="left"/>
+      <w:pPr>
+        <w:tabs>
+          <w:tab w:val="num" w:pos="1440"/>
+        </w:tabs>
+        <w:ind w:left="1440" w:hanging="360"/>
+      </w:pPr>
+      <w:rPr>
+        <w:rFonts w:ascii="Symbol" w:hAnsi="Symbol" w:hint="default"/>
+        <w:sz w:val="20"/>
+      </w:rPr>
+    </w:lvl>
+    <w:lvl w:ilvl="2" w:tentative="1">
+      <w:start w:val="1"/>
+      <w:numFmt w:val="bullet"/>
+      <w:lvlText w:val=""/>
+      <w:lvlJc w:val="left"/>
+      <w:pPr>
+        <w:tabs>
+          <w:tab w:val="num" w:pos="2160"/>
+        </w:tabs>
+        <w:ind w:left="2160" w:hanging="360"/>
+      </w:pPr>
+      <w:rPr>
+        <w:rFonts w:ascii="Symbol" w:hAnsi="Symbol" w:hint="default"/>
+        <w:sz w:val="20"/>
+      </w:rPr>
+    </w:lvl>
+    <w:lvl w:ilvl="3" w:tentative="1">
+      <w:start w:val="1"/>
+      <w:numFmt w:val="bullet"/>
+      <w:lvlText w:val=""/>
+      <w:lvlJc w:val="left"/>
+      <w:pPr>
+        <w:tabs>
+          <w:tab w:val="num" w:pos="2880"/>
+        </w:tabs>
+        <w:ind w:left="2880" w:hanging="360"/>
+      </w:pPr>
+      <w:rPr>
+        <w:rFonts w:ascii="Symbol" w:hAnsi="Symbol" w:hint="default"/>
+        <w:sz w:val="20"/>
+      </w:rPr>
+    </w:lvl>
+    <w:lvl w:ilvl="4" w:tentative="1">
+      <w:start w:val="1"/>
+      <w:numFmt w:val="bullet"/>
+      <w:lvlText w:val=""/>
+      <w:lvlJc w:val="left"/>
+      <w:pPr>
+        <w:tabs>
+          <w:tab w:val="num" w:pos="3600"/>
+        </w:tabs>
+        <w:ind w:left="3600" w:hanging="360"/>
+      </w:pPr>
+      <w:rPr>
+        <w:rFonts w:ascii="Symbol" w:hAnsi="Symbol" w:hint="default"/>
+        <w:sz w:val="20"/>
+      </w:rPr>
+    </w:lvl>
+    <w:lvl w:ilvl="5" w:tentative="1">
+      <w:start w:val="1"/>
+      <w:numFmt w:val="bullet"/>
+      <w:lvlText w:val=""/>
+      <w:lvlJc w:val="left"/>
+      <w:pPr>
+        <w:tabs>
+          <w:tab w:val="num" w:pos="4320"/>
+        </w:tabs>
+        <w:ind w:left="4320" w:hanging="360"/>
+      </w:pPr>
+      <w:rPr>
+        <w:rFonts w:ascii="Symbol" w:hAnsi="Symbol" w:hint="default"/>
+        <w:sz w:val="20"/>
+      </w:rPr>
+    </w:lvl>
+    <w:lvl w:ilvl="6" w:tentative="1">
+      <w:start w:val="1"/>
+      <w:numFmt w:val="bullet"/>
+      <w:lvlText w:val=""/>
+      <w:lvlJc w:val="left"/>
+      <w:pPr>
+        <w:tabs>
+          <w:tab w:val="num" w:pos="5040"/>
+        </w:tabs>
+        <w:ind w:left="5040" w:hanging="360"/>
+      </w:pPr>
+      <w:rPr>
+        <w:rFonts w:ascii="Symbol" w:hAnsi="Symbol" w:hint="default"/>
+        <w:sz w:val="20"/>
+      </w:rPr>
+    </w:lvl>
+    <w:lvl w:ilvl="7" w:tentative="1">
+      <w:start w:val="1"/>
+      <w:numFmt w:val="bullet"/>
+      <w:lvlText w:val=""/>
+      <w:lvlJc w:val="left"/>
+      <w:pPr>
+        <w:tabs>
+          <w:tab w:val="num" w:pos="5760"/>
+        </w:tabs>
+        <w:ind w:left="5760" w:hanging="360"/>
+      </w:pPr>
+      <w:rPr>
+        <w:rFonts w:ascii="Symbol" w:hAnsi="Symbol" w:hint="default"/>
+        <w:sz w:val="20"/>
+      </w:rPr>
+    </w:lvl>
+    <w:lvl w:ilvl="8" w:tentative="1">
+      <w:start w:val="1"/>
+      <w:numFmt w:val="bullet"/>
+      <w:lvlText w:val=""/>
+      <w:lvlJc w:val="left"/>
+      <w:pPr>
+        <w:tabs>
+          <w:tab w:val="num" w:pos="6480"/>
+        </w:tabs>
+        <w:ind w:left="6480" w:hanging="360"/>
+      </w:pPr>
+      <w:rPr>
+        <w:rFonts w:ascii="Symbol" w:hAnsi="Symbol" w:hint="default"/>
+        <w:sz w:val="20"/>
+      </w:rPr>
+    </w:lvl>
+  </w:abstractNum>
+  <w:abstractNum w:abstractNumId="7" w15:restartNumberingAfterBreak="0">
+    <w:nsid w:val="20A171C6"/>
+    <w:multiLevelType w:val="multilevel"/>
+    <w:tmpl w:val="0D7E1ACA"/>
+    <w:lvl w:ilvl="0">
+      <w:start w:val="1"/>
+      <w:numFmt w:val="bullet"/>
+      <w:lvlText w:val=""/>
+      <w:lvlJc w:val="left"/>
+      <w:pPr>
+        <w:tabs>
+          <w:tab w:val="num" w:pos="720"/>
+        </w:tabs>
+        <w:ind w:left="720" w:hanging="360"/>
+      </w:pPr>
+      <w:rPr>
+        <w:rFonts w:ascii="Symbol" w:hAnsi="Symbol" w:hint="default"/>
+        <w:sz w:val="20"/>
+      </w:rPr>
+    </w:lvl>
+    <w:lvl w:ilvl="1" w:tentative="1">
+      <w:start w:val="1"/>
+      <w:numFmt w:val="bullet"/>
+      <w:lvlText w:val=""/>
+      <w:lvlJc w:val="left"/>
+      <w:pPr>
+        <w:tabs>
+          <w:tab w:val="num" w:pos="1440"/>
+        </w:tabs>
+        <w:ind w:left="1440" w:hanging="360"/>
+      </w:pPr>
+      <w:rPr>
+        <w:rFonts w:ascii="Symbol" w:hAnsi="Symbol" w:hint="default"/>
+        <w:sz w:val="20"/>
+      </w:rPr>
+    </w:lvl>
+    <w:lvl w:ilvl="2" w:tentative="1">
+      <w:start w:val="1"/>
+      <w:numFmt w:val="bullet"/>
+      <w:lvlText w:val=""/>
+      <w:lvlJc w:val="left"/>
+      <w:pPr>
+        <w:tabs>
+          <w:tab w:val="num" w:pos="2160"/>
+        </w:tabs>
+        <w:ind w:left="2160" w:hanging="360"/>
+      </w:pPr>
+      <w:rPr>
+        <w:rFonts w:ascii="Symbol" w:hAnsi="Symbol" w:hint="default"/>
+        <w:sz w:val="20"/>
+      </w:rPr>
+    </w:lvl>
+    <w:lvl w:ilvl="3" w:tentative="1">
+      <w:start w:val="1"/>
+      <w:numFmt w:val="bullet"/>
+      <w:lvlText w:val=""/>
+      <w:lvlJc w:val="left"/>
+      <w:pPr>
+        <w:tabs>
+          <w:tab w:val="num" w:pos="2880"/>
+        </w:tabs>
+        <w:ind w:left="2880" w:hanging="360"/>
+      </w:pPr>
+      <w:rPr>
+        <w:rFonts w:ascii="Symbol" w:hAnsi="Symbol" w:hint="default"/>
+        <w:sz w:val="20"/>
+      </w:rPr>
+    </w:lvl>
+    <w:lvl w:ilvl="4" w:tentative="1">
+      <w:start w:val="1"/>
+      <w:numFmt w:val="bullet"/>
+      <w:lvlText w:val=""/>
+      <w:lvlJc w:val="left"/>
+      <w:pPr>
+        <w:tabs>
+          <w:tab w:val="num" w:pos="3600"/>
+        </w:tabs>
+        <w:ind w:left="3600" w:hanging="360"/>
+      </w:pPr>
+      <w:rPr>
+        <w:rFonts w:ascii="Symbol" w:hAnsi="Symbol" w:hint="default"/>
+        <w:sz w:val="20"/>
+      </w:rPr>
+    </w:lvl>
+    <w:lvl w:ilvl="5" w:tentative="1">
+      <w:start w:val="1"/>
+      <w:numFmt w:val="bullet"/>
+      <w:lvlText w:val=""/>
+      <w:lvlJc w:val="left"/>
+      <w:pPr>
+        <w:tabs>
+          <w:tab w:val="num" w:pos="4320"/>
+        </w:tabs>
+        <w:ind w:left="4320" w:hanging="360"/>
+      </w:pPr>
+      <w:rPr>
+        <w:rFonts w:ascii="Symbol" w:hAnsi="Symbol" w:hint="default"/>
+        <w:sz w:val="20"/>
+      </w:rPr>
+    </w:lvl>
+    <w:lvl w:ilvl="6" w:tentative="1">
+      <w:start w:val="1"/>
+      <w:numFmt w:val="bullet"/>
+      <w:lvlText w:val=""/>
+      <w:lvlJc w:val="left"/>
+      <w:pPr>
+        <w:tabs>
+          <w:tab w:val="num" w:pos="5040"/>
+        </w:tabs>
+        <w:ind w:left="5040" w:hanging="360"/>
+      </w:pPr>
+      <w:rPr>
+        <w:rFonts w:ascii="Symbol" w:hAnsi="Symbol" w:hint="default"/>
+        <w:sz w:val="20"/>
+      </w:rPr>
+    </w:lvl>
+    <w:lvl w:ilvl="7" w:tentative="1">
+      <w:start w:val="1"/>
+      <w:numFmt w:val="bullet"/>
+      <w:lvlText w:val=""/>
+      <w:lvlJc w:val="left"/>
+      <w:pPr>
+        <w:tabs>
+          <w:tab w:val="num" w:pos="5760"/>
+        </w:tabs>
+        <w:ind w:left="5760" w:hanging="360"/>
+      </w:pPr>
+      <w:rPr>
+        <w:rFonts w:ascii="Symbol" w:hAnsi="Symbol" w:hint="default"/>
+        <w:sz w:val="20"/>
+      </w:rPr>
+    </w:lvl>
+    <w:lvl w:ilvl="8" w:tentative="1">
+      <w:start w:val="1"/>
+      <w:numFmt w:val="bullet"/>
+      <w:lvlText w:val=""/>
+      <w:lvlJc w:val="left"/>
+      <w:pPr>
+        <w:tabs>
+          <w:tab w:val="num" w:pos="6480"/>
+        </w:tabs>
+        <w:ind w:left="6480" w:hanging="360"/>
+      </w:pPr>
+      <w:rPr>
+        <w:rFonts w:ascii="Symbol" w:hAnsi="Symbol" w:hint="default"/>
+        <w:sz w:val="20"/>
+      </w:rPr>
+    </w:lvl>
+  </w:abstractNum>
+  <w:abstractNum w:abstractNumId="8" w15:restartNumberingAfterBreak="0">
+    <w:nsid w:val="23785934"/>
+    <w:multiLevelType w:val="multilevel"/>
+    <w:tmpl w:val="B4B07526"/>
+    <w:lvl w:ilvl="0">
+      <w:start w:val="1"/>
+      <w:numFmt w:val="bullet"/>
+      <w:lvlText w:val=""/>
+      <w:lvlJc w:val="left"/>
+      <w:pPr>
+        <w:tabs>
+          <w:tab w:val="num" w:pos="720"/>
+        </w:tabs>
+        <w:ind w:left="720" w:hanging="360"/>
+      </w:pPr>
+      <w:rPr>
+        <w:rFonts w:ascii="Symbol" w:hAnsi="Symbol" w:hint="default"/>
+        <w:sz w:val="20"/>
+      </w:rPr>
+    </w:lvl>
+    <w:lvl w:ilvl="1" w:tentative="1">
+      <w:start w:val="1"/>
+      <w:numFmt w:val="bullet"/>
+      <w:lvlText w:val=""/>
+      <w:lvlJc w:val="left"/>
+      <w:pPr>
+        <w:tabs>
+          <w:tab w:val="num" w:pos="1440"/>
+        </w:tabs>
+        <w:ind w:left="1440" w:hanging="360"/>
+      </w:pPr>
+      <w:rPr>
+        <w:rFonts w:ascii="Symbol" w:hAnsi="Symbol" w:hint="default"/>
+        <w:sz w:val="20"/>
+      </w:rPr>
+    </w:lvl>
+    <w:lvl w:ilvl="2" w:tentative="1">
+      <w:start w:val="1"/>
+      <w:numFmt w:val="bullet"/>
+      <w:lvlText w:val=""/>
+      <w:lvlJc w:val="left"/>
+      <w:pPr>
+        <w:tabs>
+          <w:tab w:val="num" w:pos="2160"/>
+        </w:tabs>
+        <w:ind w:left="2160" w:hanging="360"/>
+      </w:pPr>
+      <w:rPr>
+        <w:rFonts w:ascii="Symbol" w:hAnsi="Symbol" w:hint="default"/>
+        <w:sz w:val="20"/>
+      </w:rPr>
+    </w:lvl>
+    <w:lvl w:ilvl="3" w:tentative="1">
+      <w:start w:val="1"/>
+      <w:numFmt w:val="bullet"/>
+      <w:lvlText w:val=""/>
+      <w:lvlJc w:val="left"/>
+      <w:pPr>
+        <w:tabs>
+          <w:tab w:val="num" w:pos="2880"/>
+        </w:tabs>
+        <w:ind w:left="2880" w:hanging="360"/>
+      </w:pPr>
+      <w:rPr>
+        <w:rFonts w:ascii="Symbol" w:hAnsi="Symbol" w:hint="default"/>
+        <w:sz w:val="20"/>
+      </w:rPr>
+    </w:lvl>
+    <w:lvl w:ilvl="4" w:tentative="1">
+      <w:start w:val="1"/>
+      <w:numFmt w:val="bullet"/>
+      <w:lvlText w:val=""/>
+      <w:lvlJc w:val="left"/>
+      <w:pPr>
+        <w:tabs>
+          <w:tab w:val="num" w:pos="3600"/>
+        </w:tabs>
+        <w:ind w:left="3600" w:hanging="360"/>
+      </w:pPr>
+      <w:rPr>
+        <w:rFonts w:ascii="Symbol" w:hAnsi="Symbol" w:hint="default"/>
+        <w:sz w:val="20"/>
+      </w:rPr>
+    </w:lvl>
+    <w:lvl w:ilvl="5" w:tentative="1">
+      <w:start w:val="1"/>
+      <w:numFmt w:val="bullet"/>
+      <w:lvlText w:val=""/>
+      <w:lvlJc w:val="left"/>
+      <w:pPr>
+        <w:tabs>
+          <w:tab w:val="num" w:pos="4320"/>
+        </w:tabs>
+        <w:ind w:left="4320" w:hanging="360"/>
+      </w:pPr>
+      <w:rPr>
+        <w:rFonts w:ascii="Symbol" w:hAnsi="Symbol" w:hint="default"/>
+        <w:sz w:val="20"/>
+      </w:rPr>
+    </w:lvl>
+    <w:lvl w:ilvl="6" w:tentative="1">
+      <w:start w:val="1"/>
+      <w:numFmt w:val="bullet"/>
+      <w:lvlText w:val=""/>
+      <w:lvlJc w:val="left"/>
+      <w:pPr>
+        <w:tabs>
+          <w:tab w:val="num" w:pos="5040"/>
+        </w:tabs>
+        <w:ind w:left="5040" w:hanging="360"/>
+      </w:pPr>
+      <w:rPr>
+        <w:rFonts w:ascii="Symbol" w:hAnsi="Symbol" w:hint="default"/>
+        <w:sz w:val="20"/>
+      </w:rPr>
+    </w:lvl>
+    <w:lvl w:ilvl="7" w:tentative="1">
+      <w:start w:val="1"/>
+      <w:numFmt w:val="bullet"/>
+      <w:lvlText w:val=""/>
+      <w:lvlJc w:val="left"/>
+      <w:pPr>
+        <w:tabs>
+          <w:tab w:val="num" w:pos="5760"/>
+        </w:tabs>
+        <w:ind w:left="5760" w:hanging="360"/>
+      </w:pPr>
+      <w:rPr>
+        <w:rFonts w:ascii="Symbol" w:hAnsi="Symbol" w:hint="default"/>
+        <w:sz w:val="20"/>
+      </w:rPr>
+    </w:lvl>
+    <w:lvl w:ilvl="8" w:tentative="1">
+      <w:start w:val="1"/>
+      <w:numFmt w:val="bullet"/>
+      <w:lvlText w:val=""/>
+      <w:lvlJc w:val="left"/>
+      <w:pPr>
+        <w:tabs>
+          <w:tab w:val="num" w:pos="6480"/>
+        </w:tabs>
+        <w:ind w:left="6480" w:hanging="360"/>
+      </w:pPr>
+      <w:rPr>
+        <w:rFonts w:ascii="Symbol" w:hAnsi="Symbol" w:hint="default"/>
+        <w:sz w:val="20"/>
+      </w:rPr>
+    </w:lvl>
+  </w:abstractNum>
+  <w:abstractNum w:abstractNumId="9" w15:restartNumberingAfterBreak="0">
+    <w:nsid w:val="29C9419D"/>
+    <w:multiLevelType w:val="multilevel"/>
+    <w:tmpl w:val="AE940E2A"/>
+    <w:lvl w:ilvl="0">
+      <w:start w:val="1"/>
+      <w:numFmt w:val="bullet"/>
+      <w:lvlText w:val=""/>
+      <w:lvlJc w:val="left"/>
+      <w:pPr>
+        <w:tabs>
+          <w:tab w:val="num" w:pos="720"/>
+        </w:tabs>
+        <w:ind w:left="720" w:hanging="360"/>
+      </w:pPr>
+      <w:rPr>
+        <w:rFonts w:ascii="Symbol" w:hAnsi="Symbol" w:hint="default"/>
+        <w:sz w:val="20"/>
+      </w:rPr>
+    </w:lvl>
+    <w:lvl w:ilvl="1" w:tentative="1">
+      <w:start w:val="1"/>
+      <w:numFmt w:val="bullet"/>
+      <w:lvlText w:val=""/>
+      <w:lvlJc w:val="left"/>
+      <w:pPr>
+        <w:tabs>
+          <w:tab w:val="num" w:pos="1440"/>
+        </w:tabs>
+        <w:ind w:left="1440" w:hanging="360"/>
+      </w:pPr>
+      <w:rPr>
+        <w:rFonts w:ascii="Symbol" w:hAnsi="Symbol" w:hint="default"/>
+        <w:sz w:val="20"/>
+      </w:rPr>
+    </w:lvl>
+    <w:lvl w:ilvl="2" w:tentative="1">
+      <w:start w:val="1"/>
+      <w:numFmt w:val="bullet"/>
+      <w:lvlText w:val=""/>
+      <w:lvlJc w:val="left"/>
+      <w:pPr>
+        <w:tabs>
+          <w:tab w:val="num" w:pos="2160"/>
+        </w:tabs>
+        <w:ind w:left="2160" w:hanging="360"/>
+      </w:pPr>
+      <w:rPr>
+        <w:rFonts w:ascii="Symbol" w:hAnsi="Symbol" w:hint="default"/>
+        <w:sz w:val="20"/>
+      </w:rPr>
+    </w:lvl>
+    <w:lvl w:ilvl="3" w:tentative="1">
+      <w:start w:val="1"/>
+      <w:numFmt w:val="bullet"/>
+      <w:lvlText w:val=""/>
+      <w:lvlJc w:val="left"/>
+      <w:pPr>
+        <w:tabs>
+          <w:tab w:val="num" w:pos="2880"/>
+        </w:tabs>
+        <w:ind w:left="2880" w:hanging="360"/>
+      </w:pPr>
+      <w:rPr>
+        <w:rFonts w:ascii="Symbol" w:hAnsi="Symbol" w:hint="default"/>
+        <w:sz w:val="20"/>
+      </w:rPr>
+    </w:lvl>
+    <w:lvl w:ilvl="4" w:tentative="1">
+      <w:start w:val="1"/>
+      <w:numFmt w:val="bullet"/>
+      <w:lvlText w:val=""/>
+      <w:lvlJc w:val="left"/>
+      <w:pPr>
+        <w:tabs>
+          <w:tab w:val="num" w:pos="3600"/>
+        </w:tabs>
+        <w:ind w:left="3600" w:hanging="360"/>
+      </w:pPr>
+      <w:rPr>
+        <w:rFonts w:ascii="Symbol" w:hAnsi="Symbol" w:hint="default"/>
+        <w:sz w:val="20"/>
+      </w:rPr>
+    </w:lvl>
+    <w:lvl w:ilvl="5" w:tentative="1">
+      <w:start w:val="1"/>
+      <w:numFmt w:val="bullet"/>
+      <w:lvlText w:val=""/>
+      <w:lvlJc w:val="left"/>
+      <w:pPr>
+        <w:tabs>
+          <w:tab w:val="num" w:pos="4320"/>
+        </w:tabs>
+        <w:ind w:left="4320" w:hanging="360"/>
+      </w:pPr>
+      <w:rPr>
+        <w:rFonts w:ascii="Symbol" w:hAnsi="Symbol" w:hint="default"/>
+        <w:sz w:val="20"/>
+      </w:rPr>
+    </w:lvl>
+    <w:lvl w:ilvl="6" w:tentative="1">
+      <w:start w:val="1"/>
+      <w:numFmt w:val="bullet"/>
+      <w:lvlText w:val=""/>
+      <w:lvlJc w:val="left"/>
+      <w:pPr>
+        <w:tabs>
+          <w:tab w:val="num" w:pos="5040"/>
+        </w:tabs>
+        <w:ind w:left="5040" w:hanging="360"/>
+      </w:pPr>
+      <w:rPr>
+        <w:rFonts w:ascii="Symbol" w:hAnsi="Symbol" w:hint="default"/>
+        <w:sz w:val="20"/>
+      </w:rPr>
+    </w:lvl>
+    <w:lvl w:ilvl="7" w:tentative="1">
+      <w:start w:val="1"/>
+      <w:numFmt w:val="bullet"/>
+      <w:lvlText w:val=""/>
+      <w:lvlJc w:val="left"/>
+      <w:pPr>
+        <w:tabs>
+          <w:tab w:val="num" w:pos="5760"/>
+        </w:tabs>
+        <w:ind w:left="5760" w:hanging="360"/>
+      </w:pPr>
+      <w:rPr>
+        <w:rFonts w:ascii="Symbol" w:hAnsi="Symbol" w:hint="default"/>
+        <w:sz w:val="20"/>
+      </w:rPr>
+    </w:lvl>
+    <w:lvl w:ilvl="8" w:tentative="1">
+      <w:start w:val="1"/>
+      <w:numFmt w:val="bullet"/>
+      <w:lvlText w:val=""/>
+      <w:lvlJc w:val="left"/>
+      <w:pPr>
+        <w:tabs>
+          <w:tab w:val="num" w:pos="6480"/>
+        </w:tabs>
+        <w:ind w:left="6480" w:hanging="360"/>
+      </w:pPr>
+      <w:rPr>
+        <w:rFonts w:ascii="Symbol" w:hAnsi="Symbol" w:hint="default"/>
+        <w:sz w:val="20"/>
+      </w:rPr>
+    </w:lvl>
+  </w:abstractNum>
+  <w:abstractNum w:abstractNumId="10" w15:restartNumberingAfterBreak="0">
+    <w:nsid w:val="2EF82584"/>
+    <w:multiLevelType w:val="multilevel"/>
+    <w:tmpl w:val="C1D6E43A"/>
+    <w:lvl w:ilvl="0">
+      <w:start w:val="1"/>
+      <w:numFmt w:val="bullet"/>
+      <w:lvlText w:val=""/>
+      <w:lvlJc w:val="left"/>
+      <w:pPr>
+        <w:tabs>
+          <w:tab w:val="num" w:pos="720"/>
+        </w:tabs>
+        <w:ind w:left="720" w:hanging="360"/>
+      </w:pPr>
+      <w:rPr>
+        <w:rFonts w:ascii="Symbol" w:hAnsi="Symbol" w:hint="default"/>
+        <w:sz w:val="20"/>
+      </w:rPr>
+    </w:lvl>
+    <w:lvl w:ilvl="1">
+      <w:start w:val="1"/>
+      <w:numFmt w:val="bullet"/>
+      <w:lvlText w:val=""/>
+      <w:lvlJc w:val="left"/>
+      <w:pPr>
+        <w:tabs>
+          <w:tab w:val="num" w:pos="1440"/>
+        </w:tabs>
+        <w:ind w:left="1440" w:hanging="360"/>
+      </w:pPr>
+      <w:rPr>
+        <w:rFonts w:ascii="Symbol" w:hAnsi="Symbol" w:hint="default"/>
+        <w:sz w:val="20"/>
+      </w:rPr>
+    </w:lvl>
+    <w:lvl w:ilvl="2" w:tentative="1">
+      <w:start w:val="1"/>
+      <w:numFmt w:val="bullet"/>
+      <w:lvlText w:val=""/>
+      <w:lvlJc w:val="left"/>
+      <w:pPr>
+        <w:tabs>
+          <w:tab w:val="num" w:pos="2160"/>
+        </w:tabs>
+        <w:ind w:left="2160" w:hanging="360"/>
+      </w:pPr>
+      <w:rPr>
+        <w:rFonts w:ascii="Symbol" w:hAnsi="Symbol" w:hint="default"/>
+        <w:sz w:val="20"/>
+      </w:rPr>
+    </w:lvl>
+    <w:lvl w:ilvl="3" w:tentative="1">
+      <w:start w:val="1"/>
+      <w:numFmt w:val="bullet"/>
+      <w:lvlText w:val=""/>
+      <w:lvlJc w:val="left"/>
+      <w:pPr>
+        <w:tabs>
+          <w:tab w:val="num" w:pos="2880"/>
+        </w:tabs>
+        <w:ind w:left="2880" w:hanging="360"/>
+      </w:pPr>
+      <w:rPr>
+        <w:rFonts w:ascii="Symbol" w:hAnsi="Symbol" w:hint="default"/>
+        <w:sz w:val="20"/>
+      </w:rPr>
+    </w:lvl>
+    <w:lvl w:ilvl="4" w:tentative="1">
+      <w:start w:val="1"/>
+      <w:numFmt w:val="bullet"/>
+      <w:lvlText w:val=""/>
+      <w:lvlJc w:val="left"/>
+      <w:pPr>
+        <w:tabs>
+          <w:tab w:val="num" w:pos="3600"/>
+        </w:tabs>
+        <w:ind w:left="3600" w:hanging="360"/>
+      </w:pPr>
+      <w:rPr>
+        <w:rFonts w:ascii="Symbol" w:hAnsi="Symbol" w:hint="default"/>
+        <w:sz w:val="20"/>
+      </w:rPr>
+    </w:lvl>
+    <w:lvl w:ilvl="5" w:tentative="1">
+      <w:start w:val="1"/>
+      <w:numFmt w:val="bullet"/>
+      <w:lvlText w:val=""/>
+      <w:lvlJc w:val="left"/>
+      <w:pPr>
+        <w:tabs>
+          <w:tab w:val="num" w:pos="4320"/>
+        </w:tabs>
+        <w:ind w:left="4320" w:hanging="360"/>
+      </w:pPr>
+      <w:rPr>
+        <w:rFonts w:ascii="Symbol" w:hAnsi="Symbol" w:hint="default"/>
+        <w:sz w:val="20"/>
+      </w:rPr>
+    </w:lvl>
+    <w:lvl w:ilvl="6" w:tentative="1">
+      <w:start w:val="1"/>
+      <w:numFmt w:val="bullet"/>
+      <w:lvlText w:val=""/>
+      <w:lvlJc w:val="left"/>
+      <w:pPr>
+        <w:tabs>
+          <w:tab w:val="num" w:pos="5040"/>
+        </w:tabs>
+        <w:ind w:left="5040" w:hanging="360"/>
+      </w:pPr>
+      <w:rPr>
+        <w:rFonts w:ascii="Symbol" w:hAnsi="Symbol" w:hint="default"/>
+        <w:sz w:val="20"/>
+      </w:rPr>
+    </w:lvl>
+    <w:lvl w:ilvl="7" w:tentative="1">
+      <w:start w:val="1"/>
+      <w:numFmt w:val="bullet"/>
+      <w:lvlText w:val=""/>
+      <w:lvlJc w:val="left"/>
+      <w:pPr>
+        <w:tabs>
+          <w:tab w:val="num" w:pos="5760"/>
+        </w:tabs>
+        <w:ind w:left="5760" w:hanging="360"/>
+      </w:pPr>
+      <w:rPr>
+        <w:rFonts w:ascii="Symbol" w:hAnsi="Symbol" w:hint="default"/>
+        <w:sz w:val="20"/>
+      </w:rPr>
+    </w:lvl>
+    <w:lvl w:ilvl="8" w:tentative="1">
+      <w:start w:val="1"/>
+      <w:numFmt w:val="bullet"/>
+      <w:lvlText w:val=""/>
+      <w:lvlJc w:val="left"/>
+      <w:pPr>
+        <w:tabs>
+          <w:tab w:val="num" w:pos="6480"/>
+        </w:tabs>
+        <w:ind w:left="6480" w:hanging="360"/>
+      </w:pPr>
+      <w:rPr>
+        <w:rFonts w:ascii="Symbol" w:hAnsi="Symbol" w:hint="default"/>
+        <w:sz w:val="20"/>
+      </w:rPr>
+    </w:lvl>
+  </w:abstractNum>
+  <w:abstractNum w:abstractNumId="11" w15:restartNumberingAfterBreak="0">
+    <w:nsid w:val="3BAE31E9"/>
+    <w:multiLevelType w:val="multilevel"/>
+    <w:tmpl w:val="CCB6DABA"/>
+    <w:lvl w:ilvl="0">
+      <w:start w:val="1"/>
+      <w:numFmt w:val="bullet"/>
+      <w:lvlText w:val=""/>
+      <w:lvlJc w:val="left"/>
+      <w:pPr>
+        <w:tabs>
+          <w:tab w:val="num" w:pos="720"/>
+        </w:tabs>
+        <w:ind w:left="720" w:hanging="360"/>
+      </w:pPr>
+      <w:rPr>
+        <w:rFonts w:ascii="Symbol" w:hAnsi="Symbol" w:hint="default"/>
+        <w:sz w:val="20"/>
+      </w:rPr>
+    </w:lvl>
+    <w:lvl w:ilvl="1" w:tentative="1">
+      <w:start w:val="1"/>
+      <w:numFmt w:val="bullet"/>
+      <w:lvlText w:val=""/>
+      <w:lvlJc w:val="left"/>
+      <w:pPr>
+        <w:tabs>
+          <w:tab w:val="num" w:pos="1440"/>
+        </w:tabs>
+        <w:ind w:left="1440" w:hanging="360"/>
+      </w:pPr>
+      <w:rPr>
+        <w:rFonts w:ascii="Symbol" w:hAnsi="Symbol" w:hint="default"/>
+        <w:sz w:val="20"/>
+      </w:rPr>
+    </w:lvl>
+    <w:lvl w:ilvl="2" w:tentative="1">
+      <w:start w:val="1"/>
+      <w:numFmt w:val="bullet"/>
+      <w:lvlText w:val=""/>
+      <w:lvlJc w:val="left"/>
+      <w:pPr>
+        <w:tabs>
+          <w:tab w:val="num" w:pos="2160"/>
+        </w:tabs>
+        <w:ind w:left="2160" w:hanging="360"/>
+      </w:pPr>
+      <w:rPr>
+        <w:rFonts w:ascii="Symbol" w:hAnsi="Symbol" w:hint="default"/>
+        <w:sz w:val="20"/>
+      </w:rPr>
+    </w:lvl>
+    <w:lvl w:ilvl="3" w:tentative="1">
+      <w:start w:val="1"/>
+      <w:numFmt w:val="bullet"/>
+      <w:lvlText w:val=""/>
+      <w:lvlJc w:val="left"/>
+      <w:pPr>
+        <w:tabs>
+          <w:tab w:val="num" w:pos="2880"/>
+        </w:tabs>
+        <w:ind w:left="2880" w:hanging="360"/>
+      </w:pPr>
+      <w:rPr>
+        <w:rFonts w:ascii="Symbol" w:hAnsi="Symbol" w:hint="default"/>
+        <w:sz w:val="20"/>
+      </w:rPr>
+    </w:lvl>
+    <w:lvl w:ilvl="4" w:tentative="1">
+      <w:start w:val="1"/>
+      <w:numFmt w:val="bullet"/>
+      <w:lvlText w:val=""/>
+      <w:lvlJc w:val="left"/>
+      <w:pPr>
+        <w:tabs>
+          <w:tab w:val="num" w:pos="3600"/>
+        </w:tabs>
+        <w:ind w:left="3600" w:hanging="360"/>
+      </w:pPr>
+      <w:rPr>
+        <w:rFonts w:ascii="Symbol" w:hAnsi="Symbol" w:hint="default"/>
+        <w:sz w:val="20"/>
+      </w:rPr>
+    </w:lvl>
+    <w:lvl w:ilvl="5" w:tentative="1">
+      <w:start w:val="1"/>
+      <w:numFmt w:val="bullet"/>
+      <w:lvlText w:val=""/>
+      <w:lvlJc w:val="left"/>
+      <w:pPr>
+        <w:tabs>
+          <w:tab w:val="num" w:pos="4320"/>
+        </w:tabs>
+        <w:ind w:left="4320" w:hanging="360"/>
+      </w:pPr>
+      <w:rPr>
+        <w:rFonts w:ascii="Symbol" w:hAnsi="Symbol" w:hint="default"/>
+        <w:sz w:val="20"/>
+      </w:rPr>
+    </w:lvl>
+    <w:lvl w:ilvl="6" w:tentative="1">
+      <w:start w:val="1"/>
+      <w:numFmt w:val="bullet"/>
+      <w:lvlText w:val=""/>
+      <w:lvlJc w:val="left"/>
+      <w:pPr>
+        <w:tabs>
+          <w:tab w:val="num" w:pos="5040"/>
+        </w:tabs>
+        <w:ind w:left="5040" w:hanging="360"/>
+      </w:pPr>
+      <w:rPr>
+        <w:rFonts w:ascii="Symbol" w:hAnsi="Symbol" w:hint="default"/>
+        <w:sz w:val="20"/>
+      </w:rPr>
+    </w:lvl>
+    <w:lvl w:ilvl="7" w:tentative="1">
+      <w:start w:val="1"/>
+      <w:numFmt w:val="bullet"/>
+      <w:lvlText w:val=""/>
+      <w:lvlJc w:val="left"/>
+      <w:pPr>
+        <w:tabs>
+          <w:tab w:val="num" w:pos="5760"/>
+        </w:tabs>
+        <w:ind w:left="5760" w:hanging="360"/>
+      </w:pPr>
+      <w:rPr>
+        <w:rFonts w:ascii="Symbol" w:hAnsi="Symbol" w:hint="default"/>
+        <w:sz w:val="20"/>
+      </w:rPr>
+    </w:lvl>
+    <w:lvl w:ilvl="8" w:tentative="1">
+      <w:start w:val="1"/>
+      <w:numFmt w:val="bullet"/>
+      <w:lvlText w:val=""/>
+      <w:lvlJc w:val="left"/>
+      <w:pPr>
+        <w:tabs>
+          <w:tab w:val="num" w:pos="6480"/>
+        </w:tabs>
+        <w:ind w:left="6480" w:hanging="360"/>
+      </w:pPr>
+      <w:rPr>
+        <w:rFonts w:ascii="Symbol" w:hAnsi="Symbol" w:hint="default"/>
+        <w:sz w:val="20"/>
+      </w:rPr>
+    </w:lvl>
+  </w:abstractNum>
+  <w:abstractNum w:abstractNumId="12" w15:restartNumberingAfterBreak="0">
+    <w:nsid w:val="3FBA0444"/>
+    <w:multiLevelType w:val="multilevel"/>
+    <w:tmpl w:val="834ECA96"/>
+    <w:lvl w:ilvl="0">
+      <w:start w:val="1"/>
+      <w:numFmt w:val="bullet"/>
+      <w:lvlText w:val=""/>
+      <w:lvlJc w:val="left"/>
+      <w:pPr>
+        <w:tabs>
+          <w:tab w:val="num" w:pos="720"/>
+        </w:tabs>
+        <w:ind w:left="720" w:hanging="360"/>
+      </w:pPr>
+      <w:rPr>
+        <w:rFonts w:ascii="Symbol" w:hAnsi="Symbol" w:hint="default"/>
+        <w:sz w:val="20"/>
+      </w:rPr>
+    </w:lvl>
+    <w:lvl w:ilvl="1" w:tentative="1">
+      <w:start w:val="1"/>
+      <w:numFmt w:val="bullet"/>
+      <w:lvlText w:val=""/>
+      <w:lvlJc w:val="left"/>
+      <w:pPr>
+        <w:tabs>
+          <w:tab w:val="num" w:pos="1440"/>
+        </w:tabs>
+        <w:ind w:left="1440" w:hanging="360"/>
+      </w:pPr>
+      <w:rPr>
+        <w:rFonts w:ascii="Symbol" w:hAnsi="Symbol" w:hint="default"/>
+        <w:sz w:val="20"/>
+      </w:rPr>
+    </w:lvl>
+    <w:lvl w:ilvl="2" w:tentative="1">
+      <w:start w:val="1"/>
+      <w:numFmt w:val="bullet"/>
+      <w:lvlText w:val=""/>
+      <w:lvlJc w:val="left"/>
+      <w:pPr>
+        <w:tabs>
+          <w:tab w:val="num" w:pos="2160"/>
+        </w:tabs>
+        <w:ind w:left="2160" w:hanging="360"/>
+      </w:pPr>
+      <w:rPr>
+        <w:rFonts w:ascii="Symbol" w:hAnsi="Symbol" w:hint="default"/>
+        <w:sz w:val="20"/>
+      </w:rPr>
+    </w:lvl>
+    <w:lvl w:ilvl="3" w:tentative="1">
+      <w:start w:val="1"/>
+      <w:numFmt w:val="bullet"/>
+      <w:lvlText w:val=""/>
+      <w:lvlJc w:val="left"/>
+      <w:pPr>
+        <w:tabs>
+          <w:tab w:val="num" w:pos="2880"/>
+        </w:tabs>
+        <w:ind w:left="2880" w:hanging="360"/>
+      </w:pPr>
+      <w:rPr>
+        <w:rFonts w:ascii="Symbol" w:hAnsi="Symbol" w:hint="default"/>
+        <w:sz w:val="20"/>
+      </w:rPr>
+    </w:lvl>
+    <w:lvl w:ilvl="4" w:tentative="1">
+      <w:start w:val="1"/>
+      <w:numFmt w:val="bullet"/>
+      <w:lvlText w:val=""/>
+      <w:lvlJc w:val="left"/>
+      <w:pPr>
+        <w:tabs>
+          <w:tab w:val="num" w:pos="3600"/>
+        </w:tabs>
+        <w:ind w:left="3600" w:hanging="360"/>
+      </w:pPr>
+      <w:rPr>
+        <w:rFonts w:ascii="Symbol" w:hAnsi="Symbol" w:hint="default"/>
+        <w:sz w:val="20"/>
+      </w:rPr>
+    </w:lvl>
+    <w:lvl w:ilvl="5" w:tentative="1">
+      <w:start w:val="1"/>
+      <w:numFmt w:val="bullet"/>
+      <w:lvlText w:val=""/>
+      <w:lvlJc w:val="left"/>
+      <w:pPr>
+        <w:tabs>
+          <w:tab w:val="num" w:pos="4320"/>
+        </w:tabs>
+        <w:ind w:left="4320" w:hanging="360"/>
+      </w:pPr>
+      <w:rPr>
+        <w:rFonts w:ascii="Symbol" w:hAnsi="Symbol" w:hint="default"/>
+        <w:sz w:val="20"/>
+      </w:rPr>
+    </w:lvl>
+    <w:lvl w:ilvl="6" w:tentative="1">
+      <w:start w:val="1"/>
+      <w:numFmt w:val="bullet"/>
+      <w:lvlText w:val=""/>
+      <w:lvlJc w:val="left"/>
+      <w:pPr>
+        <w:tabs>
+          <w:tab w:val="num" w:pos="5040"/>
+        </w:tabs>
+        <w:ind w:left="5040" w:hanging="360"/>
+      </w:pPr>
+      <w:rPr>
+        <w:rFonts w:ascii="Symbol" w:hAnsi="Symbol" w:hint="default"/>
+        <w:sz w:val="20"/>
+      </w:rPr>
+    </w:lvl>
+    <w:lvl w:ilvl="7" w:tentative="1">
+      <w:start w:val="1"/>
+      <w:numFmt w:val="bullet"/>
+      <w:lvlText w:val=""/>
+      <w:lvlJc w:val="left"/>
+      <w:pPr>
+        <w:tabs>
+          <w:tab w:val="num" w:pos="5760"/>
+        </w:tabs>
+        <w:ind w:left="5760" w:hanging="360"/>
+      </w:pPr>
+      <w:rPr>
+        <w:rFonts w:ascii="Symbol" w:hAnsi="Symbol" w:hint="default"/>
+        <w:sz w:val="20"/>
+      </w:rPr>
+    </w:lvl>
+    <w:lvl w:ilvl="8" w:tentative="1">
+      <w:start w:val="1"/>
+      <w:numFmt w:val="bullet"/>
+      <w:lvlText w:val=""/>
+      <w:lvlJc w:val="left"/>
+      <w:pPr>
+        <w:tabs>
+          <w:tab w:val="num" w:pos="6480"/>
+        </w:tabs>
+        <w:ind w:left="6480" w:hanging="360"/>
+      </w:pPr>
+      <w:rPr>
+        <w:rFonts w:ascii="Symbol" w:hAnsi="Symbol" w:hint="default"/>
+        <w:sz w:val="20"/>
+      </w:rPr>
+    </w:lvl>
+  </w:abstractNum>
+  <w:abstractNum w:abstractNumId="13" w15:restartNumberingAfterBreak="0">
+    <w:nsid w:val="3FE33317"/>
+    <w:multiLevelType w:val="multilevel"/>
+    <w:tmpl w:val="4E18567C"/>
+    <w:lvl w:ilvl="0">
+      <w:start w:val="1"/>
+      <w:numFmt w:val="bullet"/>
+      <w:lvlText w:val=""/>
+      <w:lvlJc w:val="left"/>
+      <w:pPr>
+        <w:tabs>
+          <w:tab w:val="num" w:pos="720"/>
+        </w:tabs>
+        <w:ind w:left="720" w:hanging="360"/>
+      </w:pPr>
+      <w:rPr>
+        <w:rFonts w:ascii="Symbol" w:hAnsi="Symbol" w:hint="default"/>
+        <w:sz w:val="20"/>
+      </w:rPr>
+    </w:lvl>
+    <w:lvl w:ilvl="1" w:tentative="1">
+      <w:start w:val="1"/>
+      <w:numFmt w:val="bullet"/>
+      <w:lvlText w:val=""/>
+      <w:lvlJc w:val="left"/>
+      <w:pPr>
+        <w:tabs>
+          <w:tab w:val="num" w:pos="1440"/>
+        </w:tabs>
+        <w:ind w:left="1440" w:hanging="360"/>
+      </w:pPr>
+      <w:rPr>
+        <w:rFonts w:ascii="Symbol" w:hAnsi="Symbol" w:hint="default"/>
+        <w:sz w:val="20"/>
+      </w:rPr>
+    </w:lvl>
+    <w:lvl w:ilvl="2" w:tentative="1">
+      <w:start w:val="1"/>
+      <w:numFmt w:val="bullet"/>
+      <w:lvlText w:val=""/>
+      <w:lvlJc w:val="left"/>
+      <w:pPr>
+        <w:tabs>
+          <w:tab w:val="num" w:pos="2160"/>
+        </w:tabs>
+        <w:ind w:left="2160" w:hanging="360"/>
+      </w:pPr>
+      <w:rPr>
+        <w:rFonts w:ascii="Symbol" w:hAnsi="Symbol" w:hint="default"/>
+        <w:sz w:val="20"/>
+      </w:rPr>
+    </w:lvl>
+    <w:lvl w:ilvl="3" w:tentative="1">
+      <w:start w:val="1"/>
+      <w:numFmt w:val="bullet"/>
+      <w:lvlText w:val=""/>
+      <w:lvlJc w:val="left"/>
+      <w:pPr>
+        <w:tabs>
+          <w:tab w:val="num" w:pos="2880"/>
+        </w:tabs>
+        <w:ind w:left="2880" w:hanging="360"/>
+      </w:pPr>
+      <w:rPr>
+        <w:rFonts w:ascii="Symbol" w:hAnsi="Symbol" w:hint="default"/>
+        <w:sz w:val="20"/>
+      </w:rPr>
+    </w:lvl>
+    <w:lvl w:ilvl="4" w:tentative="1">
+      <w:start w:val="1"/>
+      <w:numFmt w:val="bullet"/>
+      <w:lvlText w:val=""/>
+      <w:lvlJc w:val="left"/>
+      <w:pPr>
+        <w:tabs>
+          <w:tab w:val="num" w:pos="3600"/>
+        </w:tabs>
+        <w:ind w:left="3600" w:hanging="360"/>
+      </w:pPr>
+      <w:rPr>
+        <w:rFonts w:ascii="Symbol" w:hAnsi="Symbol" w:hint="default"/>
+        <w:sz w:val="20"/>
+      </w:rPr>
+    </w:lvl>
+    <w:lvl w:ilvl="5" w:tentative="1">
+      <w:start w:val="1"/>
+      <w:numFmt w:val="bullet"/>
+      <w:lvlText w:val=""/>
+      <w:lvlJc w:val="left"/>
+      <w:pPr>
+        <w:tabs>
+          <w:tab w:val="num" w:pos="4320"/>
+        </w:tabs>
+        <w:ind w:left="4320" w:hanging="360"/>
+      </w:pPr>
+      <w:rPr>
+        <w:rFonts w:ascii="Symbol" w:hAnsi="Symbol" w:hint="default"/>
+        <w:sz w:val="20"/>
+      </w:rPr>
+    </w:lvl>
+    <w:lvl w:ilvl="6" w:tentative="1">
+      <w:start w:val="1"/>
+      <w:numFmt w:val="bullet"/>
+      <w:lvlText w:val=""/>
+      <w:lvlJc w:val="left"/>
+      <w:pPr>
+        <w:tabs>
+          <w:tab w:val="num" w:pos="5040"/>
+        </w:tabs>
+        <w:ind w:left="5040" w:hanging="360"/>
+      </w:pPr>
+      <w:rPr>
+        <w:rFonts w:ascii="Symbol" w:hAnsi="Symbol" w:hint="default"/>
+        <w:sz w:val="20"/>
+      </w:rPr>
+    </w:lvl>
+    <w:lvl w:ilvl="7" w:tentative="1">
+      <w:start w:val="1"/>
+      <w:numFmt w:val="bullet"/>
+      <w:lvlText w:val=""/>
+      <w:lvlJc w:val="left"/>
+      <w:pPr>
+        <w:tabs>
+          <w:tab w:val="num" w:pos="5760"/>
+        </w:tabs>
+        <w:ind w:left="5760" w:hanging="360"/>
+      </w:pPr>
+      <w:rPr>
+        <w:rFonts w:ascii="Symbol" w:hAnsi="Symbol" w:hint="default"/>
+        <w:sz w:val="20"/>
+      </w:rPr>
+    </w:lvl>
+    <w:lvl w:ilvl="8" w:tentative="1">
+      <w:start w:val="1"/>
+      <w:numFmt w:val="bullet"/>
+      <w:lvlText w:val=""/>
+      <w:lvlJc w:val="left"/>
+      <w:pPr>
+        <w:tabs>
+          <w:tab w:val="num" w:pos="6480"/>
+        </w:tabs>
+        <w:ind w:left="6480" w:hanging="360"/>
+      </w:pPr>
+      <w:rPr>
+        <w:rFonts w:ascii="Symbol" w:hAnsi="Symbol" w:hint="default"/>
+        <w:sz w:val="20"/>
+      </w:rPr>
+    </w:lvl>
+  </w:abstractNum>
+  <w:abstractNum w:abstractNumId="14" w15:restartNumberingAfterBreak="0">
+    <w:nsid w:val="42284D5F"/>
+    <w:multiLevelType w:val="multilevel"/>
+    <w:tmpl w:val="FF3086FA"/>
+    <w:lvl w:ilvl="0">
+      <w:start w:val="1"/>
+      <w:numFmt w:val="bullet"/>
+      <w:lvlText w:val=""/>
+      <w:lvlJc w:val="left"/>
+      <w:pPr>
+        <w:tabs>
+          <w:tab w:val="num" w:pos="720"/>
+        </w:tabs>
+        <w:ind w:left="720" w:hanging="360"/>
+      </w:pPr>
+      <w:rPr>
+        <w:rFonts w:ascii="Symbol" w:hAnsi="Symbol" w:hint="default"/>
+        <w:sz w:val="20"/>
+      </w:rPr>
+    </w:lvl>
+    <w:lvl w:ilvl="1">
+      <w:start w:val="1"/>
+      <w:numFmt w:val="bullet"/>
+      <w:lvlText w:val=""/>
+      <w:lvlJc w:val="left"/>
+      <w:pPr>
+        <w:tabs>
+          <w:tab w:val="num" w:pos="1440"/>
+        </w:tabs>
+        <w:ind w:left="1440" w:hanging="360"/>
+      </w:pPr>
+      <w:rPr>
+        <w:rFonts w:ascii="Symbol" w:hAnsi="Symbol" w:hint="default"/>
+        <w:sz w:val="20"/>
+      </w:rPr>
+    </w:lvl>
+    <w:lvl w:ilvl="2" w:tentative="1">
+      <w:start w:val="1"/>
+      <w:numFmt w:val="bullet"/>
+      <w:lvlText w:val=""/>
+      <w:lvlJc w:val="left"/>
+      <w:pPr>
+        <w:tabs>
+          <w:tab w:val="num" w:pos="2160"/>
+        </w:tabs>
+        <w:ind w:left="2160" w:hanging="360"/>
+      </w:pPr>
+      <w:rPr>
+        <w:rFonts w:ascii="Symbol" w:hAnsi="Symbol" w:hint="default"/>
+        <w:sz w:val="20"/>
+      </w:rPr>
+    </w:lvl>
+    <w:lvl w:ilvl="3" w:tentative="1">
+      <w:start w:val="1"/>
+      <w:numFmt w:val="bullet"/>
+      <w:lvlText w:val=""/>
+      <w:lvlJc w:val="left"/>
+      <w:pPr>
+        <w:tabs>
+          <w:tab w:val="num" w:pos="2880"/>
+        </w:tabs>
+        <w:ind w:left="2880" w:hanging="360"/>
+      </w:pPr>
+      <w:rPr>
+        <w:rFonts w:ascii="Symbol" w:hAnsi="Symbol" w:hint="default"/>
+        <w:sz w:val="20"/>
+      </w:rPr>
+    </w:lvl>
+    <w:lvl w:ilvl="4" w:tentative="1">
+      <w:start w:val="1"/>
+      <w:numFmt w:val="bullet"/>
+      <w:lvlText w:val=""/>
+      <w:lvlJc w:val="left"/>
+      <w:pPr>
+        <w:tabs>
+          <w:tab w:val="num" w:pos="3600"/>
+        </w:tabs>
+        <w:ind w:left="3600" w:hanging="360"/>
+      </w:pPr>
+      <w:rPr>
+        <w:rFonts w:ascii="Symbol" w:hAnsi="Symbol" w:hint="default"/>
+        <w:sz w:val="20"/>
+      </w:rPr>
+    </w:lvl>
+    <w:lvl w:ilvl="5" w:tentative="1">
+      <w:start w:val="1"/>
+      <w:numFmt w:val="bullet"/>
+      <w:lvlText w:val=""/>
+      <w:lvlJc w:val="left"/>
+      <w:pPr>
+        <w:tabs>
+          <w:tab w:val="num" w:pos="4320"/>
+        </w:tabs>
+        <w:ind w:left="4320" w:hanging="360"/>
+      </w:pPr>
+      <w:rPr>
+        <w:rFonts w:ascii="Symbol" w:hAnsi="Symbol" w:hint="default"/>
+        <w:sz w:val="20"/>
+      </w:rPr>
+    </w:lvl>
+    <w:lvl w:ilvl="6" w:tentative="1">
+      <w:start w:val="1"/>
+      <w:numFmt w:val="bullet"/>
+      <w:lvlText w:val=""/>
+      <w:lvlJc w:val="left"/>
+      <w:pPr>
+        <w:tabs>
+          <w:tab w:val="num" w:pos="5040"/>
+        </w:tabs>
+        <w:ind w:left="5040" w:hanging="360"/>
+      </w:pPr>
+      <w:rPr>
+        <w:rFonts w:ascii="Symbol" w:hAnsi="Symbol" w:hint="default"/>
+        <w:sz w:val="20"/>
+      </w:rPr>
+    </w:lvl>
+    <w:lvl w:ilvl="7" w:tentative="1">
+      <w:start w:val="1"/>
+      <w:numFmt w:val="bullet"/>
+      <w:lvlText w:val=""/>
+      <w:lvlJc w:val="left"/>
+      <w:pPr>
+        <w:tabs>
+          <w:tab w:val="num" w:pos="5760"/>
+        </w:tabs>
+        <w:ind w:left="5760" w:hanging="360"/>
+      </w:pPr>
+      <w:rPr>
+        <w:rFonts w:ascii="Symbol" w:hAnsi="Symbol" w:hint="default"/>
+        <w:sz w:val="20"/>
+      </w:rPr>
+    </w:lvl>
+    <w:lvl w:ilvl="8" w:tentative="1">
+      <w:start w:val="1"/>
+      <w:numFmt w:val="bullet"/>
+      <w:lvlText w:val=""/>
+      <w:lvlJc w:val="left"/>
+      <w:pPr>
+        <w:tabs>
+          <w:tab w:val="num" w:pos="6480"/>
+        </w:tabs>
+        <w:ind w:left="6480" w:hanging="360"/>
+      </w:pPr>
+      <w:rPr>
+        <w:rFonts w:ascii="Symbol" w:hAnsi="Symbol" w:hint="default"/>
+        <w:sz w:val="20"/>
+      </w:rPr>
+    </w:lvl>
+  </w:abstractNum>
+  <w:abstractNum w:abstractNumId="15" w15:restartNumberingAfterBreak="0">
+    <w:nsid w:val="498402BA"/>
+    <w:multiLevelType w:val="multilevel"/>
+    <w:tmpl w:val="9954C14A"/>
+    <w:lvl w:ilvl="0">
+      <w:start w:val="1"/>
+      <w:numFmt w:val="bullet"/>
+      <w:lvlText w:val=""/>
+      <w:lvlJc w:val="left"/>
+      <w:pPr>
+        <w:tabs>
+          <w:tab w:val="num" w:pos="720"/>
+        </w:tabs>
+        <w:ind w:left="720" w:hanging="360"/>
+      </w:pPr>
+      <w:rPr>
+        <w:rFonts w:ascii="Symbol" w:hAnsi="Symbol" w:hint="default"/>
+        <w:sz w:val="20"/>
+      </w:rPr>
+    </w:lvl>
+    <w:lvl w:ilvl="1" w:tentative="1">
+      <w:start w:val="1"/>
+      <w:numFmt w:val="bullet"/>
+      <w:lvlText w:val=""/>
+      <w:lvlJc w:val="left"/>
+      <w:pPr>
+        <w:tabs>
+          <w:tab w:val="num" w:pos="1440"/>
+        </w:tabs>
+        <w:ind w:left="1440" w:hanging="360"/>
+      </w:pPr>
+      <w:rPr>
+        <w:rFonts w:ascii="Symbol" w:hAnsi="Symbol" w:hint="default"/>
+        <w:sz w:val="20"/>
+      </w:rPr>
+    </w:lvl>
+    <w:lvl w:ilvl="2" w:tentative="1">
+      <w:start w:val="1"/>
+      <w:numFmt w:val="bullet"/>
+      <w:lvlText w:val=""/>
+      <w:lvlJc w:val="left"/>
+      <w:pPr>
+        <w:tabs>
+          <w:tab w:val="num" w:pos="2160"/>
+        </w:tabs>
+        <w:ind w:left="2160" w:hanging="360"/>
+      </w:pPr>
+      <w:rPr>
+        <w:rFonts w:ascii="Symbol" w:hAnsi="Symbol" w:hint="default"/>
+        <w:sz w:val="20"/>
+      </w:rPr>
+    </w:lvl>
+    <w:lvl w:ilvl="3" w:tentative="1">
+      <w:start w:val="1"/>
+      <w:numFmt w:val="bullet"/>
+      <w:lvlText w:val=""/>
+      <w:lvlJc w:val="left"/>
+      <w:pPr>
+        <w:tabs>
+          <w:tab w:val="num" w:pos="2880"/>
+        </w:tabs>
+        <w:ind w:left="2880" w:hanging="360"/>
+      </w:pPr>
+      <w:rPr>
+        <w:rFonts w:ascii="Symbol" w:hAnsi="Symbol" w:hint="default"/>
+        <w:sz w:val="20"/>
+      </w:rPr>
+    </w:lvl>
+    <w:lvl w:ilvl="4" w:tentative="1">
+      <w:start w:val="1"/>
+      <w:numFmt w:val="bullet"/>
+      <w:lvlText w:val=""/>
+      <w:lvlJc w:val="left"/>
+      <w:pPr>
+        <w:tabs>
+          <w:tab w:val="num" w:pos="3600"/>
+        </w:tabs>
+        <w:ind w:left="3600" w:hanging="360"/>
+      </w:pPr>
+      <w:rPr>
+        <w:rFonts w:ascii="Symbol" w:hAnsi="Symbol" w:hint="default"/>
+        <w:sz w:val="20"/>
+      </w:rPr>
+    </w:lvl>
+    <w:lvl w:ilvl="5" w:tentative="1">
+      <w:start w:val="1"/>
+      <w:numFmt w:val="bullet"/>
+      <w:lvlText w:val=""/>
+      <w:lvlJc w:val="left"/>
+      <w:pPr>
+        <w:tabs>
+          <w:tab w:val="num" w:pos="4320"/>
+        </w:tabs>
+        <w:ind w:left="4320" w:hanging="360"/>
+      </w:pPr>
+      <w:rPr>
+        <w:rFonts w:ascii="Symbol" w:hAnsi="Symbol" w:hint="default"/>
+        <w:sz w:val="20"/>
+      </w:rPr>
+    </w:lvl>
+    <w:lvl w:ilvl="6" w:tentative="1">
+      <w:start w:val="1"/>
+      <w:numFmt w:val="bullet"/>
+      <w:lvlText w:val=""/>
+      <w:lvlJc w:val="left"/>
+      <w:pPr>
+        <w:tabs>
+          <w:tab w:val="num" w:pos="5040"/>
+        </w:tabs>
+        <w:ind w:left="5040" w:hanging="360"/>
+      </w:pPr>
+      <w:rPr>
+        <w:rFonts w:ascii="Symbol" w:hAnsi="Symbol" w:hint="default"/>
+        <w:sz w:val="20"/>
+      </w:rPr>
+    </w:lvl>
+    <w:lvl w:ilvl="7" w:tentative="1">
+      <w:start w:val="1"/>
+      <w:numFmt w:val="bullet"/>
+      <w:lvlText w:val=""/>
+      <w:lvlJc w:val="left"/>
+      <w:pPr>
+        <w:tabs>
+          <w:tab w:val="num" w:pos="5760"/>
+        </w:tabs>
+        <w:ind w:left="5760" w:hanging="360"/>
+      </w:pPr>
+      <w:rPr>
+        <w:rFonts w:ascii="Symbol" w:hAnsi="Symbol" w:hint="default"/>
+        <w:sz w:val="20"/>
+      </w:rPr>
+    </w:lvl>
+    <w:lvl w:ilvl="8" w:tentative="1">
+      <w:start w:val="1"/>
+      <w:numFmt w:val="bullet"/>
+      <w:lvlText w:val=""/>
+      <w:lvlJc w:val="left"/>
+      <w:pPr>
+        <w:tabs>
+          <w:tab w:val="num" w:pos="6480"/>
+        </w:tabs>
+        <w:ind w:left="6480" w:hanging="360"/>
+      </w:pPr>
+      <w:rPr>
+        <w:rFonts w:ascii="Symbol" w:hAnsi="Symbol" w:hint="default"/>
+        <w:sz w:val="20"/>
+      </w:rPr>
+    </w:lvl>
+  </w:abstractNum>
+  <w:abstractNum w:abstractNumId="16" w15:restartNumberingAfterBreak="0">
+    <w:nsid w:val="50FA5929"/>
+    <w:multiLevelType w:val="multilevel"/>
+    <w:tmpl w:val="890024AA"/>
+    <w:lvl w:ilvl="0">
+      <w:start w:val="1"/>
+      <w:numFmt w:val="bullet"/>
+      <w:lvlText w:val=""/>
+      <w:lvlJc w:val="left"/>
+      <w:pPr>
+        <w:tabs>
+          <w:tab w:val="num" w:pos="720"/>
+        </w:tabs>
+        <w:ind w:left="720" w:hanging="360"/>
+      </w:pPr>
+      <w:rPr>
+        <w:rFonts w:ascii="Symbol" w:hAnsi="Symbol" w:hint="default"/>
+        <w:sz w:val="20"/>
+      </w:rPr>
+    </w:lvl>
+    <w:lvl w:ilvl="1" w:tentative="1">
+      <w:start w:val="1"/>
+      <w:numFmt w:val="bullet"/>
+      <w:lvlText w:val=""/>
+      <w:lvlJc w:val="left"/>
+      <w:pPr>
+        <w:tabs>
+          <w:tab w:val="num" w:pos="1440"/>
+        </w:tabs>
+        <w:ind w:left="1440" w:hanging="360"/>
+      </w:pPr>
+      <w:rPr>
+        <w:rFonts w:ascii="Symbol" w:hAnsi="Symbol" w:hint="default"/>
+        <w:sz w:val="20"/>
+      </w:rPr>
+    </w:lvl>
+    <w:lvl w:ilvl="2" w:tentative="1">
+      <w:start w:val="1"/>
+      <w:numFmt w:val="bullet"/>
+      <w:lvlText w:val=""/>
+      <w:lvlJc w:val="left"/>
+      <w:pPr>
+        <w:tabs>
+          <w:tab w:val="num" w:pos="2160"/>
+        </w:tabs>
+        <w:ind w:left="2160" w:hanging="360"/>
+      </w:pPr>
+      <w:rPr>
+        <w:rFonts w:ascii="Symbol" w:hAnsi="Symbol" w:hint="default"/>
+        <w:sz w:val="20"/>
+      </w:rPr>
+    </w:lvl>
+    <w:lvl w:ilvl="3" w:tentative="1">
+      <w:start w:val="1"/>
+      <w:numFmt w:val="bullet"/>
+      <w:lvlText w:val=""/>
+      <w:lvlJc w:val="left"/>
+      <w:pPr>
+        <w:tabs>
+          <w:tab w:val="num" w:pos="2880"/>
+        </w:tabs>
+        <w:ind w:left="2880" w:hanging="360"/>
+      </w:pPr>
+      <w:rPr>
+        <w:rFonts w:ascii="Symbol" w:hAnsi="Symbol" w:hint="default"/>
+        <w:sz w:val="20"/>
+      </w:rPr>
+    </w:lvl>
+    <w:lvl w:ilvl="4" w:tentative="1">
+      <w:start w:val="1"/>
+      <w:numFmt w:val="bullet"/>
+      <w:lvlText w:val=""/>
+      <w:lvlJc w:val="left"/>
+      <w:pPr>
+        <w:tabs>
+          <w:tab w:val="num" w:pos="3600"/>
+        </w:tabs>
+        <w:ind w:left="3600" w:hanging="360"/>
+      </w:pPr>
+      <w:rPr>
+        <w:rFonts w:ascii="Symbol" w:hAnsi="Symbol" w:hint="default"/>
+        <w:sz w:val="20"/>
+      </w:rPr>
+    </w:lvl>
+    <w:lvl w:ilvl="5" w:tentative="1">
+      <w:start w:val="1"/>
+      <w:numFmt w:val="bullet"/>
+      <w:lvlText w:val=""/>
+      <w:lvlJc w:val="left"/>
+      <w:pPr>
+        <w:tabs>
+          <w:tab w:val="num" w:pos="4320"/>
+        </w:tabs>
+        <w:ind w:left="4320" w:hanging="360"/>
+      </w:pPr>
+      <w:rPr>
+        <w:rFonts w:ascii="Symbol" w:hAnsi="Symbol" w:hint="default"/>
+        <w:sz w:val="20"/>
+      </w:rPr>
+    </w:lvl>
+    <w:lvl w:ilvl="6" w:tentative="1">
+      <w:start w:val="1"/>
+      <w:numFmt w:val="bullet"/>
+      <w:lvlText w:val=""/>
+      <w:lvlJc w:val="left"/>
+      <w:pPr>
+        <w:tabs>
+          <w:tab w:val="num" w:pos="5040"/>
+        </w:tabs>
+        <w:ind w:left="5040" w:hanging="360"/>
+      </w:pPr>
+      <w:rPr>
+        <w:rFonts w:ascii="Symbol" w:hAnsi="Symbol" w:hint="default"/>
+        <w:sz w:val="20"/>
+      </w:rPr>
+    </w:lvl>
+    <w:lvl w:ilvl="7" w:tentative="1">
+      <w:start w:val="1"/>
+      <w:numFmt w:val="bullet"/>
+      <w:lvlText w:val=""/>
+      <w:lvlJc w:val="left"/>
+      <w:pPr>
+        <w:tabs>
+          <w:tab w:val="num" w:pos="5760"/>
+        </w:tabs>
+        <w:ind w:left="5760" w:hanging="360"/>
+      </w:pPr>
+      <w:rPr>
+        <w:rFonts w:ascii="Symbol" w:hAnsi="Symbol" w:hint="default"/>
+        <w:sz w:val="20"/>
+      </w:rPr>
+    </w:lvl>
+    <w:lvl w:ilvl="8" w:tentative="1">
+      <w:start w:val="1"/>
+      <w:numFmt w:val="bullet"/>
+      <w:lvlText w:val=""/>
+      <w:lvlJc w:val="left"/>
+      <w:pPr>
+        <w:tabs>
+          <w:tab w:val="num" w:pos="6480"/>
+        </w:tabs>
+        <w:ind w:left="6480" w:hanging="360"/>
+      </w:pPr>
+      <w:rPr>
+        <w:rFonts w:ascii="Symbol" w:hAnsi="Symbol" w:hint="default"/>
+        <w:sz w:val="20"/>
+      </w:rPr>
+    </w:lvl>
+  </w:abstractNum>
+  <w:abstractNum w:abstractNumId="17" w15:restartNumberingAfterBreak="0">
+    <w:nsid w:val="6AA16124"/>
+    <w:multiLevelType w:val="multilevel"/>
+    <w:tmpl w:val="B6986AA8"/>
+    <w:lvl w:ilvl="0">
+      <w:start w:val="1"/>
+      <w:numFmt w:val="bullet"/>
+      <w:lvlText w:val=""/>
+      <w:lvlJc w:val="left"/>
+      <w:pPr>
+        <w:tabs>
+          <w:tab w:val="num" w:pos="720"/>
+        </w:tabs>
+        <w:ind w:left="720" w:hanging="360"/>
+      </w:pPr>
+      <w:rPr>
+        <w:rFonts w:ascii="Symbol" w:hAnsi="Symbol" w:hint="default"/>
+        <w:sz w:val="20"/>
+      </w:rPr>
+    </w:lvl>
+    <w:lvl w:ilvl="1">
+      <w:start w:val="1"/>
+      <w:numFmt w:val="bullet"/>
+      <w:lvlText w:val=""/>
+      <w:lvlJc w:val="left"/>
+      <w:pPr>
+        <w:tabs>
+          <w:tab w:val="num" w:pos="1440"/>
+        </w:tabs>
+        <w:ind w:left="1440" w:hanging="360"/>
+      </w:pPr>
+      <w:rPr>
+        <w:rFonts w:ascii="Symbol" w:hAnsi="Symbol" w:hint="default"/>
+        <w:sz w:val="20"/>
+      </w:rPr>
+    </w:lvl>
+    <w:lvl w:ilvl="2" w:tentative="1">
+      <w:start w:val="1"/>
+      <w:numFmt w:val="bullet"/>
+      <w:lvlText w:val=""/>
+      <w:lvlJc w:val="left"/>
+      <w:pPr>
+        <w:tabs>
+          <w:tab w:val="num" w:pos="2160"/>
+        </w:tabs>
+        <w:ind w:left="2160" w:hanging="360"/>
+      </w:pPr>
+      <w:rPr>
+        <w:rFonts w:ascii="Symbol" w:hAnsi="Symbol" w:hint="default"/>
+        <w:sz w:val="20"/>
+      </w:rPr>
+    </w:lvl>
+    <w:lvl w:ilvl="3" w:tentative="1">
+      <w:start w:val="1"/>
+      <w:numFmt w:val="bullet"/>
+      <w:lvlText w:val=""/>
+      <w:lvlJc w:val="left"/>
+      <w:pPr>
+        <w:tabs>
+          <w:tab w:val="num" w:pos="2880"/>
+        </w:tabs>
+        <w:ind w:left="2880" w:hanging="360"/>
+      </w:pPr>
+      <w:rPr>
+        <w:rFonts w:ascii="Symbol" w:hAnsi="Symbol" w:hint="default"/>
+        <w:sz w:val="20"/>
+      </w:rPr>
+    </w:lvl>
+    <w:lvl w:ilvl="4" w:tentative="1">
+      <w:start w:val="1"/>
+      <w:numFmt w:val="bullet"/>
+      <w:lvlText w:val=""/>
+      <w:lvlJc w:val="left"/>
+      <w:pPr>
+        <w:tabs>
+          <w:tab w:val="num" w:pos="3600"/>
+        </w:tabs>
+        <w:ind w:left="3600" w:hanging="360"/>
+      </w:pPr>
+      <w:rPr>
+        <w:rFonts w:ascii="Symbol" w:hAnsi="Symbol" w:hint="default"/>
+        <w:sz w:val="20"/>
+      </w:rPr>
+    </w:lvl>
+    <w:lvl w:ilvl="5" w:tentative="1">
+      <w:start w:val="1"/>
+      <w:numFmt w:val="bullet"/>
+      <w:lvlText w:val=""/>
+      <w:lvlJc w:val="left"/>
+      <w:pPr>
+        <w:tabs>
+          <w:tab w:val="num" w:pos="4320"/>
+        </w:tabs>
+        <w:ind w:left="4320" w:hanging="360"/>
+      </w:pPr>
+      <w:rPr>
+        <w:rFonts w:ascii="Symbol" w:hAnsi="Symbol" w:hint="default"/>
+        <w:sz w:val="20"/>
+      </w:rPr>
+    </w:lvl>
+    <w:lvl w:ilvl="6" w:tentative="1">
+      <w:start w:val="1"/>
+      <w:numFmt w:val="bullet"/>
+      <w:lvlText w:val=""/>
+      <w:lvlJc w:val="left"/>
+      <w:pPr>
+        <w:tabs>
+          <w:tab w:val="num" w:pos="5040"/>
+        </w:tabs>
+        <w:ind w:left="5040" w:hanging="360"/>
+      </w:pPr>
+      <w:rPr>
+        <w:rFonts w:ascii="Symbol" w:hAnsi="Symbol" w:hint="default"/>
+        <w:sz w:val="20"/>
+      </w:rPr>
+    </w:lvl>
+    <w:lvl w:ilvl="7" w:tentative="1">
+      <w:start w:val="1"/>
+      <w:numFmt w:val="bullet"/>
+      <w:lvlText w:val=""/>
+      <w:lvlJc w:val="left"/>
+      <w:pPr>
+        <w:tabs>
+          <w:tab w:val="num" w:pos="5760"/>
+        </w:tabs>
+        <w:ind w:left="5760" w:hanging="360"/>
+      </w:pPr>
+      <w:rPr>
+        <w:rFonts w:ascii="Symbol" w:hAnsi="Symbol" w:hint="default"/>
+        <w:sz w:val="20"/>
+      </w:rPr>
+    </w:lvl>
+    <w:lvl w:ilvl="8" w:tentative="1">
+      <w:start w:val="1"/>
+      <w:numFmt w:val="bullet"/>
+      <w:lvlText w:val=""/>
+      <w:lvlJc w:val="left"/>
+      <w:pPr>
+        <w:tabs>
+          <w:tab w:val="num" w:pos="6480"/>
+        </w:tabs>
+        <w:ind w:left="6480" w:hanging="360"/>
+      </w:pPr>
+      <w:rPr>
+        <w:rFonts w:ascii="Symbol" w:hAnsi="Symbol" w:hint="default"/>
+        <w:sz w:val="20"/>
+      </w:rPr>
+    </w:lvl>
+  </w:abstractNum>
+  <w:abstractNum w:abstractNumId="18" w15:restartNumberingAfterBreak="0">
+    <w:nsid w:val="6B6A0A30"/>
+    <w:multiLevelType w:val="multilevel"/>
+    <w:tmpl w:val="1D1063D4"/>
+    <w:lvl w:ilvl="0">
+      <w:start w:val="1"/>
+      <w:numFmt w:val="bullet"/>
+      <w:lvlText w:val=""/>
+      <w:lvlJc w:val="left"/>
+      <w:pPr>
+        <w:tabs>
+          <w:tab w:val="num" w:pos="720"/>
+        </w:tabs>
+        <w:ind w:left="720" w:hanging="360"/>
+      </w:pPr>
+      <w:rPr>
+        <w:rFonts w:ascii="Symbol" w:hAnsi="Symbol" w:hint="default"/>
+        <w:sz w:val="20"/>
+      </w:rPr>
+    </w:lvl>
+    <w:lvl w:ilvl="1">
+      <w:start w:val="1"/>
+      <w:numFmt w:val="bullet"/>
+      <w:lvlText w:val=""/>
+      <w:lvlJc w:val="left"/>
+      <w:pPr>
+        <w:tabs>
+          <w:tab w:val="num" w:pos="1440"/>
+        </w:tabs>
+        <w:ind w:left="1440" w:hanging="360"/>
+      </w:pPr>
+      <w:rPr>
+        <w:rFonts w:ascii="Symbol" w:hAnsi="Symbol" w:hint="default"/>
+        <w:sz w:val="20"/>
+      </w:rPr>
+    </w:lvl>
+    <w:lvl w:ilvl="2" w:tentative="1">
+      <w:start w:val="1"/>
+      <w:numFmt w:val="bullet"/>
+      <w:lvlText w:val=""/>
+      <w:lvlJc w:val="left"/>
+      <w:pPr>
+        <w:tabs>
+          <w:tab w:val="num" w:pos="2160"/>
+        </w:tabs>
+        <w:ind w:left="2160" w:hanging="360"/>
+      </w:pPr>
+      <w:rPr>
+        <w:rFonts w:ascii="Symbol" w:hAnsi="Symbol" w:hint="default"/>
+        <w:sz w:val="20"/>
+      </w:rPr>
+    </w:lvl>
+    <w:lvl w:ilvl="3" w:tentative="1">
+      <w:start w:val="1"/>
+      <w:numFmt w:val="bullet"/>
+      <w:lvlText w:val=""/>
+      <w:lvlJc w:val="left"/>
+      <w:pPr>
+        <w:tabs>
+          <w:tab w:val="num" w:pos="2880"/>
+        </w:tabs>
+        <w:ind w:left="2880" w:hanging="360"/>
+      </w:pPr>
+      <w:rPr>
+        <w:rFonts w:ascii="Symbol" w:hAnsi="Symbol" w:hint="default"/>
+        <w:sz w:val="20"/>
+      </w:rPr>
+    </w:lvl>
+    <w:lvl w:ilvl="4" w:tentative="1">
+      <w:start w:val="1"/>
+      <w:numFmt w:val="bullet"/>
+      <w:lvlText w:val=""/>
+      <w:lvlJc w:val="left"/>
+      <w:pPr>
+        <w:tabs>
+          <w:tab w:val="num" w:pos="3600"/>
+        </w:tabs>
+        <w:ind w:left="3600" w:hanging="360"/>
+      </w:pPr>
+      <w:rPr>
+        <w:rFonts w:ascii="Symbol" w:hAnsi="Symbol" w:hint="default"/>
+        <w:sz w:val="20"/>
+      </w:rPr>
+    </w:lvl>
+    <w:lvl w:ilvl="5" w:tentative="1">
+      <w:start w:val="1"/>
+      <w:numFmt w:val="bullet"/>
+      <w:lvlText w:val=""/>
+      <w:lvlJc w:val="left"/>
+      <w:pPr>
+        <w:tabs>
+          <w:tab w:val="num" w:pos="4320"/>
+        </w:tabs>
+        <w:ind w:left="4320" w:hanging="360"/>
+      </w:pPr>
+      <w:rPr>
+        <w:rFonts w:ascii="Symbol" w:hAnsi="Symbol" w:hint="default"/>
+        <w:sz w:val="20"/>
+      </w:rPr>
+    </w:lvl>
+    <w:lvl w:ilvl="6" w:tentative="1">
+      <w:start w:val="1"/>
+      <w:numFmt w:val="bullet"/>
+      <w:lvlText w:val=""/>
+      <w:lvlJc w:val="left"/>
+      <w:pPr>
+        <w:tabs>
+          <w:tab w:val="num" w:pos="5040"/>
+        </w:tabs>
+        <w:ind w:left="5040" w:hanging="360"/>
+      </w:pPr>
+      <w:rPr>
+        <w:rFonts w:ascii="Symbol" w:hAnsi="Symbol" w:hint="default"/>
+        <w:sz w:val="20"/>
+      </w:rPr>
+    </w:lvl>
+    <w:lvl w:ilvl="7" w:tentative="1">
+      <w:start w:val="1"/>
+      <w:numFmt w:val="bullet"/>
+      <w:lvlText w:val=""/>
+      <w:lvlJc w:val="left"/>
+      <w:pPr>
+        <w:tabs>
+          <w:tab w:val="num" w:pos="5760"/>
+        </w:tabs>
+        <w:ind w:left="5760" w:hanging="360"/>
+      </w:pPr>
+      <w:rPr>
+        <w:rFonts w:ascii="Symbol" w:hAnsi="Symbol" w:hint="default"/>
+        <w:sz w:val="20"/>
+      </w:rPr>
+    </w:lvl>
+    <w:lvl w:ilvl="8" w:tentative="1">
+      <w:start w:val="1"/>
+      <w:numFmt w:val="bullet"/>
+      <w:lvlText w:val=""/>
+      <w:lvlJc w:val="left"/>
+      <w:pPr>
+        <w:tabs>
+          <w:tab w:val="num" w:pos="6480"/>
+        </w:tabs>
+        <w:ind w:left="6480" w:hanging="360"/>
+      </w:pPr>
+      <w:rPr>
+        <w:rFonts w:ascii="Symbol" w:hAnsi="Symbol" w:hint="default"/>
+        <w:sz w:val="20"/>
+      </w:rPr>
+    </w:lvl>
+  </w:abstractNum>
+  <w:abstractNum w:abstractNumId="19" w15:restartNumberingAfterBreak="0">
+    <w:nsid w:val="6EE34A25"/>
+    <w:multiLevelType w:val="multilevel"/>
+    <w:tmpl w:val="8880F9D4"/>
+    <w:lvl w:ilvl="0">
+      <w:start w:val="1"/>
+      <w:numFmt w:val="bullet"/>
+      <w:lvlText w:val=""/>
+      <w:lvlJc w:val="left"/>
+      <w:pPr>
+        <w:tabs>
+          <w:tab w:val="num" w:pos="720"/>
+        </w:tabs>
+        <w:ind w:left="720" w:hanging="360"/>
+      </w:pPr>
+      <w:rPr>
+        <w:rFonts w:ascii="Symbol" w:hAnsi="Symbol" w:hint="default"/>
+        <w:sz w:val="20"/>
+      </w:rPr>
+    </w:lvl>
+    <w:lvl w:ilvl="1" w:tentative="1">
+      <w:start w:val="1"/>
+      <w:numFmt w:val="bullet"/>
+      <w:lvlText w:val=""/>
+      <w:lvlJc w:val="left"/>
+      <w:pPr>
+        <w:tabs>
+          <w:tab w:val="num" w:pos="1440"/>
+        </w:tabs>
+        <w:ind w:left="1440" w:hanging="360"/>
+      </w:pPr>
+      <w:rPr>
+        <w:rFonts w:ascii="Symbol" w:hAnsi="Symbol" w:hint="default"/>
+        <w:sz w:val="20"/>
+      </w:rPr>
+    </w:lvl>
+    <w:lvl w:ilvl="2" w:tentative="1">
+      <w:start w:val="1"/>
+      <w:numFmt w:val="bullet"/>
+      <w:lvlText w:val=""/>
+      <w:lvlJc w:val="left"/>
+      <w:pPr>
+        <w:tabs>
+          <w:tab w:val="num" w:pos="2160"/>
+        </w:tabs>
+        <w:ind w:left="2160" w:hanging="360"/>
+      </w:pPr>
+      <w:rPr>
+        <w:rFonts w:ascii="Symbol" w:hAnsi="Symbol" w:hint="default"/>
+        <w:sz w:val="20"/>
+      </w:rPr>
+    </w:lvl>
+    <w:lvl w:ilvl="3" w:tentative="1">
+      <w:start w:val="1"/>
+      <w:numFmt w:val="bullet"/>
+      <w:lvlText w:val=""/>
+      <w:lvlJc w:val="left"/>
+      <w:pPr>
+        <w:tabs>
+          <w:tab w:val="num" w:pos="2880"/>
+        </w:tabs>
+        <w:ind w:left="2880" w:hanging="360"/>
+      </w:pPr>
+      <w:rPr>
+        <w:rFonts w:ascii="Symbol" w:hAnsi="Symbol" w:hint="default"/>
+        <w:sz w:val="20"/>
+      </w:rPr>
+    </w:lvl>
+    <w:lvl w:ilvl="4" w:tentative="1">
+      <w:start w:val="1"/>
+      <w:numFmt w:val="bullet"/>
+      <w:lvlText w:val=""/>
+      <w:lvlJc w:val="left"/>
+      <w:pPr>
+        <w:tabs>
+          <w:tab w:val="num" w:pos="3600"/>
+        </w:tabs>
+        <w:ind w:left="3600" w:hanging="360"/>
+      </w:pPr>
+      <w:rPr>
+        <w:rFonts w:ascii="Symbol" w:hAnsi="Symbol" w:hint="default"/>
+        <w:sz w:val="20"/>
+      </w:rPr>
+    </w:lvl>
+    <w:lvl w:ilvl="5" w:tentative="1">
+      <w:start w:val="1"/>
+      <w:numFmt w:val="bullet"/>
+      <w:lvlText w:val=""/>
+      <w:lvlJc w:val="left"/>
+      <w:pPr>
+        <w:tabs>
+          <w:tab w:val="num" w:pos="4320"/>
+        </w:tabs>
+        <w:ind w:left="4320" w:hanging="360"/>
+      </w:pPr>
+      <w:rPr>
+        <w:rFonts w:ascii="Symbol" w:hAnsi="Symbol" w:hint="default"/>
+        <w:sz w:val="20"/>
+      </w:rPr>
+    </w:lvl>
+    <w:lvl w:ilvl="6" w:tentative="1">
+      <w:start w:val="1"/>
+      <w:numFmt w:val="bullet"/>
+      <w:lvlText w:val=""/>
+      <w:lvlJc w:val="left"/>
+      <w:pPr>
+        <w:tabs>
+          <w:tab w:val="num" w:pos="5040"/>
+        </w:tabs>
+        <w:ind w:left="5040" w:hanging="360"/>
+      </w:pPr>
+      <w:rPr>
+        <w:rFonts w:ascii="Symbol" w:hAnsi="Symbol" w:hint="default"/>
+        <w:sz w:val="20"/>
+      </w:rPr>
+    </w:lvl>
+    <w:lvl w:ilvl="7" w:tentative="1">
+      <w:start w:val="1"/>
+      <w:numFmt w:val="bullet"/>
+      <w:lvlText w:val=""/>
+      <w:lvlJc w:val="left"/>
+      <w:pPr>
+        <w:tabs>
+          <w:tab w:val="num" w:pos="5760"/>
+        </w:tabs>
+        <w:ind w:left="5760" w:hanging="360"/>
+      </w:pPr>
+      <w:rPr>
+        <w:rFonts w:ascii="Symbol" w:hAnsi="Symbol" w:hint="default"/>
+        <w:sz w:val="20"/>
+      </w:rPr>
+    </w:lvl>
+    <w:lvl w:ilvl="8" w:tentative="1">
+      <w:start w:val="1"/>
+      <w:numFmt w:val="bullet"/>
+      <w:lvlText w:val=""/>
+      <w:lvlJc w:val="left"/>
+      <w:pPr>
+        <w:tabs>
+          <w:tab w:val="num" w:pos="6480"/>
+        </w:tabs>
+        <w:ind w:left="6480" w:hanging="360"/>
+      </w:pPr>
+      <w:rPr>
+        <w:rFonts w:ascii="Symbol" w:hAnsi="Symbol" w:hint="default"/>
+        <w:sz w:val="20"/>
+      </w:rPr>
+    </w:lvl>
+  </w:abstractNum>
+  <w:abstractNum w:abstractNumId="20" w15:restartNumberingAfterBreak="0">
+    <w:nsid w:val="6F1301B5"/>
+    <w:multiLevelType w:val="multilevel"/>
+    <w:tmpl w:val="7B920FB2"/>
+    <w:lvl w:ilvl="0">
+      <w:start w:val="1"/>
+      <w:numFmt w:val="decimal"/>
+      <w:lvlText w:val="%1."/>
+      <w:lvlJc w:val="left"/>
+      <w:pPr>
+        <w:tabs>
+          <w:tab w:val="num" w:pos="720"/>
+        </w:tabs>
+        <w:ind w:left="720" w:hanging="360"/>
+      </w:pPr>
+    </w:lvl>
+    <w:lvl w:ilvl="1">
+      <w:start w:val="1"/>
+      <w:numFmt w:val="bullet"/>
+      <w:lvlText w:val=""/>
+      <w:lvlJc w:val="left"/>
+      <w:pPr>
+        <w:tabs>
+          <w:tab w:val="num" w:pos="1440"/>
+        </w:tabs>
+        <w:ind w:left="1440" w:hanging="360"/>
+      </w:pPr>
+      <w:rPr>
+        <w:rFonts w:ascii="Symbol" w:hAnsi="Symbol" w:hint="default"/>
+        <w:sz w:val="20"/>
+      </w:rPr>
+    </w:lvl>
+    <w:lvl w:ilvl="2" w:tentative="1">
+      <w:start w:val="1"/>
+      <w:numFmt w:val="decimal"/>
+      <w:lvlText w:val="%3."/>
+      <w:lvlJc w:val="left"/>
+      <w:pPr>
+        <w:tabs>
+          <w:tab w:val="num" w:pos="2160"/>
+        </w:tabs>
+        <w:ind w:left="2160" w:hanging="360"/>
+      </w:pPr>
+    </w:lvl>
+    <w:lvl w:ilvl="3" w:tentative="1">
+      <w:start w:val="1"/>
+      <w:numFmt w:val="decimal"/>
+      <w:lvlText w:val="%4."/>
+      <w:lvlJc w:val="left"/>
+      <w:pPr>
+        <w:tabs>
+          <w:tab w:val="num" w:pos="2880"/>
+        </w:tabs>
+        <w:ind w:left="2880" w:hanging="360"/>
+      </w:pPr>
+    </w:lvl>
+    <w:lvl w:ilvl="4" w:tentative="1">
+      <w:start w:val="1"/>
+      <w:numFmt w:val="decimal"/>
+      <w:lvlText w:val="%5."/>
+      <w:lvlJc w:val="left"/>
+      <w:pPr>
+        <w:tabs>
+          <w:tab w:val="num" w:pos="3600"/>
+        </w:tabs>
+        <w:ind w:left="3600" w:hanging="360"/>
+      </w:pPr>
+    </w:lvl>
+    <w:lvl w:ilvl="5" w:tentative="1">
+      <w:start w:val="1"/>
+      <w:numFmt w:val="decimal"/>
+      <w:lvlText w:val="%6."/>
+      <w:lvlJc w:val="left"/>
+      <w:pPr>
+        <w:tabs>
+          <w:tab w:val="num" w:pos="4320"/>
+        </w:tabs>
+        <w:ind w:left="4320" w:hanging="360"/>
+      </w:pPr>
+    </w:lvl>
+    <w:lvl w:ilvl="6" w:tentative="1">
+      <w:start w:val="1"/>
+      <w:numFmt w:val="decimal"/>
+      <w:lvlText w:val="%7."/>
+      <w:lvlJc w:val="left"/>
+      <w:pPr>
+        <w:tabs>
+          <w:tab w:val="num" w:pos="5040"/>
+        </w:tabs>
+        <w:ind w:left="5040" w:hanging="360"/>
+      </w:pPr>
+    </w:lvl>
+    <w:lvl w:ilvl="7" w:tentative="1">
+      <w:start w:val="1"/>
+      <w:numFmt w:val="decimal"/>
+      <w:lvlText w:val="%8."/>
+      <w:lvlJc w:val="left"/>
+      <w:pPr>
+        <w:tabs>
+          <w:tab w:val="num" w:pos="5760"/>
+        </w:tabs>
+        <w:ind w:left="5760" w:hanging="360"/>
+      </w:pPr>
+    </w:lvl>
+    <w:lvl w:ilvl="8" w:tentative="1">
+      <w:start w:val="1"/>
+      <w:numFmt w:val="decimal"/>
+      <w:lvlText w:val="%9."/>
+      <w:lvlJc w:val="left"/>
+      <w:pPr>
+        <w:tabs>
+          <w:tab w:val="num" w:pos="6480"/>
+        </w:tabs>
+        <w:ind w:left="6480" w:hanging="360"/>
+      </w:pPr>
+    </w:lvl>
+  </w:abstractNum>
+  <w:abstractNum w:abstractNumId="21" w15:restartNumberingAfterBreak="0">
+    <w:nsid w:val="70C5052F"/>
+    <w:multiLevelType w:val="multilevel"/>
+    <w:tmpl w:val="220C9DFE"/>
+    <w:lvl w:ilvl="0">
+      <w:start w:val="1"/>
+      <w:numFmt w:val="bullet"/>
+      <w:lvlText w:val=""/>
+      <w:lvlJc w:val="left"/>
+      <w:pPr>
+        <w:tabs>
+          <w:tab w:val="num" w:pos="720"/>
+        </w:tabs>
+        <w:ind w:left="720" w:hanging="360"/>
+      </w:pPr>
+      <w:rPr>
+        <w:rFonts w:ascii="Symbol" w:hAnsi="Symbol" w:hint="default"/>
+        <w:sz w:val="20"/>
+      </w:rPr>
+    </w:lvl>
+    <w:lvl w:ilvl="1" w:tentative="1">
+      <w:start w:val="1"/>
+      <w:numFmt w:val="bullet"/>
+      <w:lvlText w:val=""/>
+      <w:lvlJc w:val="left"/>
+      <w:pPr>
+        <w:tabs>
+          <w:tab w:val="num" w:pos="1440"/>
+        </w:tabs>
+        <w:ind w:left="1440" w:hanging="360"/>
+      </w:pPr>
+      <w:rPr>
+        <w:rFonts w:ascii="Symbol" w:hAnsi="Symbol" w:hint="default"/>
+        <w:sz w:val="20"/>
+      </w:rPr>
+    </w:lvl>
+    <w:lvl w:ilvl="2" w:tentative="1">
+      <w:start w:val="1"/>
+      <w:numFmt w:val="bullet"/>
+      <w:lvlText w:val=""/>
+      <w:lvlJc w:val="left"/>
+      <w:pPr>
+        <w:tabs>
+          <w:tab w:val="num" w:pos="2160"/>
+        </w:tabs>
+        <w:ind w:left="2160" w:hanging="360"/>
+      </w:pPr>
+      <w:rPr>
+        <w:rFonts w:ascii="Symbol" w:hAnsi="Symbol" w:hint="default"/>
+        <w:sz w:val="20"/>
+      </w:rPr>
+    </w:lvl>
+    <w:lvl w:ilvl="3" w:tentative="1">
+      <w:start w:val="1"/>
+      <w:numFmt w:val="bullet"/>
+      <w:lvlText w:val=""/>
+      <w:lvlJc w:val="left"/>
+      <w:pPr>
+        <w:tabs>
+          <w:tab w:val="num" w:pos="2880"/>
+        </w:tabs>
+        <w:ind w:left="2880" w:hanging="360"/>
+      </w:pPr>
+      <w:rPr>
+        <w:rFonts w:ascii="Symbol" w:hAnsi="Symbol" w:hint="default"/>
+        <w:sz w:val="20"/>
+      </w:rPr>
+    </w:lvl>
+    <w:lvl w:ilvl="4" w:tentative="1">
+      <w:start w:val="1"/>
+      <w:numFmt w:val="bullet"/>
+      <w:lvlText w:val=""/>
+      <w:lvlJc w:val="left"/>
+      <w:pPr>
+        <w:tabs>
+          <w:tab w:val="num" w:pos="3600"/>
+        </w:tabs>
+        <w:ind w:left="3600" w:hanging="360"/>
+      </w:pPr>
+      <w:rPr>
+        <w:rFonts w:ascii="Symbol" w:hAnsi="Symbol" w:hint="default"/>
+        <w:sz w:val="20"/>
+      </w:rPr>
+    </w:lvl>
+    <w:lvl w:ilvl="5" w:tentative="1">
+      <w:start w:val="1"/>
+      <w:numFmt w:val="bullet"/>
+      <w:lvlText w:val=""/>
+      <w:lvlJc w:val="left"/>
+      <w:pPr>
+        <w:tabs>
+          <w:tab w:val="num" w:pos="4320"/>
+        </w:tabs>
+        <w:ind w:left="4320" w:hanging="360"/>
+      </w:pPr>
+      <w:rPr>
+        <w:rFonts w:ascii="Symbol" w:hAnsi="Symbol" w:hint="default"/>
+        <w:sz w:val="20"/>
+      </w:rPr>
+    </w:lvl>
+    <w:lvl w:ilvl="6" w:tentative="1">
+      <w:start w:val="1"/>
+      <w:numFmt w:val="bullet"/>
+      <w:lvlText w:val=""/>
+      <w:lvlJc w:val="left"/>
+      <w:pPr>
+        <w:tabs>
+          <w:tab w:val="num" w:pos="5040"/>
+        </w:tabs>
+        <w:ind w:left="5040" w:hanging="360"/>
+      </w:pPr>
+      <w:rPr>
+        <w:rFonts w:ascii="Symbol" w:hAnsi="Symbol" w:hint="default"/>
+        <w:sz w:val="20"/>
+      </w:rPr>
+    </w:lvl>
+    <w:lvl w:ilvl="7" w:tentative="1">
+      <w:start w:val="1"/>
+      <w:numFmt w:val="bullet"/>
+      <w:lvlText w:val=""/>
+      <w:lvlJc w:val="left"/>
+      <w:pPr>
+        <w:tabs>
+          <w:tab w:val="num" w:pos="5760"/>
+        </w:tabs>
+        <w:ind w:left="5760" w:hanging="360"/>
+      </w:pPr>
+      <w:rPr>
+        <w:rFonts w:ascii="Symbol" w:hAnsi="Symbol" w:hint="default"/>
+        <w:sz w:val="20"/>
+      </w:rPr>
+    </w:lvl>
+    <w:lvl w:ilvl="8" w:tentative="1">
+      <w:start w:val="1"/>
+      <w:numFmt w:val="bullet"/>
+      <w:lvlText w:val=""/>
+      <w:lvlJc w:val="left"/>
+      <w:pPr>
+        <w:tabs>
+          <w:tab w:val="num" w:pos="6480"/>
+        </w:tabs>
+        <w:ind w:left="6480" w:hanging="360"/>
+      </w:pPr>
+      <w:rPr>
+        <w:rFonts w:ascii="Symbol" w:hAnsi="Symbol" w:hint="default"/>
+        <w:sz w:val="20"/>
+      </w:rPr>
+    </w:lvl>
+  </w:abstractNum>
+  <w:abstractNum w:abstractNumId="22" w15:restartNumberingAfterBreak="0">
+    <w:nsid w:val="75865BA1"/>
+    <w:multiLevelType w:val="multilevel"/>
+    <w:tmpl w:val="12DE4A04"/>
+    <w:lvl w:ilvl="0">
+      <w:start w:val="1"/>
+      <w:numFmt w:val="decimal"/>
+      <w:lvlText w:val="%1."/>
+      <w:lvlJc w:val="left"/>
+      <w:pPr>
+        <w:tabs>
+          <w:tab w:val="num" w:pos="720"/>
+        </w:tabs>
+        <w:ind w:left="720" w:hanging="360"/>
+      </w:pPr>
+    </w:lvl>
+    <w:lvl w:ilvl="1">
+      <w:start w:val="1"/>
+      <w:numFmt w:val="bullet"/>
+      <w:lvlText w:val=""/>
+      <w:lvlJc w:val="left"/>
+      <w:pPr>
+        <w:tabs>
+          <w:tab w:val="num" w:pos="1440"/>
+        </w:tabs>
+        <w:ind w:left="1440" w:hanging="360"/>
+      </w:pPr>
+      <w:rPr>
+        <w:rFonts w:ascii="Symbol" w:hAnsi="Symbol" w:hint="default"/>
+        <w:sz w:val="20"/>
+      </w:rPr>
+    </w:lvl>
+    <w:lvl w:ilvl="2" w:tentative="1">
+      <w:start w:val="1"/>
+      <w:numFmt w:val="decimal"/>
+      <w:lvlText w:val="%3."/>
+      <w:lvlJc w:val="left"/>
+      <w:pPr>
+        <w:tabs>
+          <w:tab w:val="num" w:pos="2160"/>
+        </w:tabs>
+        <w:ind w:left="2160" w:hanging="360"/>
+      </w:pPr>
+    </w:lvl>
+    <w:lvl w:ilvl="3" w:tentative="1">
+      <w:start w:val="1"/>
+      <w:numFmt w:val="decimal"/>
+      <w:lvlText w:val="%4."/>
+      <w:lvlJc w:val="left"/>
+      <w:pPr>
+        <w:tabs>
+          <w:tab w:val="num" w:pos="2880"/>
+        </w:tabs>
+        <w:ind w:left="2880" w:hanging="360"/>
+      </w:pPr>
+    </w:lvl>
+    <w:lvl w:ilvl="4" w:tentative="1">
+      <w:start w:val="1"/>
+      <w:numFmt w:val="decimal"/>
+      <w:lvlText w:val="%5."/>
+      <w:lvlJc w:val="left"/>
+      <w:pPr>
+        <w:tabs>
+          <w:tab w:val="num" w:pos="3600"/>
+        </w:tabs>
+        <w:ind w:left="3600" w:hanging="360"/>
+      </w:pPr>
+    </w:lvl>
+    <w:lvl w:ilvl="5" w:tentative="1">
+      <w:start w:val="1"/>
+      <w:numFmt w:val="decimal"/>
+      <w:lvlText w:val="%6."/>
+      <w:lvlJc w:val="left"/>
+      <w:pPr>
+        <w:tabs>
+          <w:tab w:val="num" w:pos="4320"/>
+        </w:tabs>
+        <w:ind w:left="4320" w:hanging="360"/>
+      </w:pPr>
+    </w:lvl>
+    <w:lvl w:ilvl="6" w:tentative="1">
+      <w:start w:val="1"/>
+      <w:numFmt w:val="decimal"/>
+      <w:lvlText w:val="%7."/>
+      <w:lvlJc w:val="left"/>
+      <w:pPr>
+        <w:tabs>
+          <w:tab w:val="num" w:pos="5040"/>
+        </w:tabs>
+        <w:ind w:left="5040" w:hanging="360"/>
+      </w:pPr>
+    </w:lvl>
+    <w:lvl w:ilvl="7" w:tentative="1">
+      <w:start w:val="1"/>
+      <w:numFmt w:val="decimal"/>
+      <w:lvlText w:val="%8."/>
+      <w:lvlJc w:val="left"/>
+      <w:pPr>
+        <w:tabs>
+          <w:tab w:val="num" w:pos="5760"/>
+        </w:tabs>
+        <w:ind w:left="5760" w:hanging="360"/>
+      </w:pPr>
+    </w:lvl>
+    <w:lvl w:ilvl="8" w:tentative="1">
+      <w:start w:val="1"/>
+      <w:numFmt w:val="decimal"/>
+      <w:lvlText w:val="%9."/>
+      <w:lvlJc w:val="left"/>
+      <w:pPr>
+        <w:tabs>
+          <w:tab w:val="num" w:pos="6480"/>
+        </w:tabs>
+        <w:ind w:left="6480" w:hanging="360"/>
+      </w:pPr>
+    </w:lvl>
+  </w:abstractNum>
+  <w:num w:numId="1" w16cid:durableId="2111049361">
+    <w:abstractNumId w:val="19"/>
+  </w:num>
+  <w:num w:numId="2" w16cid:durableId="937525022">
+    <w:abstractNumId w:val="1"/>
+  </w:num>
+  <w:num w:numId="3" w16cid:durableId="1458377617">
+    <w:abstractNumId w:val="2"/>
+  </w:num>
+  <w:num w:numId="4" w16cid:durableId="1426069458">
+    <w:abstractNumId w:val="15"/>
+  </w:num>
+  <w:num w:numId="5" w16cid:durableId="9335256">
+    <w:abstractNumId w:val="3"/>
+  </w:num>
+  <w:num w:numId="6" w16cid:durableId="1716348889">
+    <w:abstractNumId w:val="4"/>
+  </w:num>
+  <w:num w:numId="7" w16cid:durableId="537084444">
+    <w:abstractNumId w:val="10"/>
+  </w:num>
+  <w:num w:numId="8" w16cid:durableId="948390305">
+    <w:abstractNumId w:val="20"/>
+  </w:num>
+  <w:num w:numId="9" w16cid:durableId="476917687">
+    <w:abstractNumId w:val="17"/>
+  </w:num>
+  <w:num w:numId="10" w16cid:durableId="1603338274">
+    <w:abstractNumId w:val="11"/>
+  </w:num>
+  <w:num w:numId="11" w16cid:durableId="1246632">
+    <w:abstractNumId w:val="16"/>
+  </w:num>
+  <w:num w:numId="12" w16cid:durableId="1739277652">
+    <w:abstractNumId w:val="9"/>
+  </w:num>
+  <w:num w:numId="13" w16cid:durableId="1174032873">
+    <w:abstractNumId w:val="21"/>
+  </w:num>
+  <w:num w:numId="14" w16cid:durableId="1168716023">
+    <w:abstractNumId w:val="5"/>
+  </w:num>
+  <w:num w:numId="15" w16cid:durableId="1685091010">
+    <w:abstractNumId w:val="22"/>
+  </w:num>
+  <w:num w:numId="16" w16cid:durableId="1377201395">
+    <w:abstractNumId w:val="14"/>
+  </w:num>
+  <w:num w:numId="17" w16cid:durableId="169570207">
+    <w:abstractNumId w:val="0"/>
+  </w:num>
+  <w:num w:numId="18" w16cid:durableId="757408791">
+    <w:abstractNumId w:val="18"/>
+  </w:num>
+  <w:num w:numId="19" w16cid:durableId="589000596">
+    <w:abstractNumId w:val="13"/>
+  </w:num>
+  <w:num w:numId="20" w16cid:durableId="1068848601">
+    <w:abstractNumId w:val="12"/>
+  </w:num>
+  <w:num w:numId="21" w16cid:durableId="192575236">
+    <w:abstractNumId w:val="7"/>
+  </w:num>
+  <w:num w:numId="22" w16cid:durableId="879317228">
+    <w:abstractNumId w:val="6"/>
+  </w:num>
+  <w:num w:numId="23" w16cid:durableId="1727532018">
+    <w:abstractNumId w:val="8"/>
+  </w:num>
+</w:numbering>
 </file>
 
 <file path=word/styles.xml><?xml version="1.0" encoding="utf-8"?>
